--- a/notes/Breakdown of AES Technology.docx
+++ b/notes/Breakdown of AES Technology.docx
@@ -74,9 +74,34 @@
     </w:p>
     <w:p>
       <w:r>
+        <w:br w:type="page"/>
+      </w:r>
+    </w:p>
+    <w:p>
+      <w:r>
+        <w:lastRenderedPageBreak/>
         <w:t>BERT</w:t>
       </w:r>
-    </w:p>
+      <w:r>
+        <w:t xml:space="preserve"> (Bidirectional Encoder Representations from Transformers)</w:t>
+      </w:r>
+    </w:p>
+    <w:p>
+      <w:r>
+        <w:t>Advantages:</w:t>
+      </w:r>
+    </w:p>
+    <w:p>
+      <w:r>
+        <w:t xml:space="preserve">[4] BERT captures intricate text relationships through bidirectional analysis, comprehends context in a bidirectional manner, captures relationships between words in a sentence, outstanding performance in sentiment analysis, BERT is employed to evaluate essays by understanding the context of sentences and paragraphs, allowing it to assess more subjective aspects like coherence, tone and style. </w:t>
+      </w:r>
+    </w:p>
+    <w:p>
+      <w:r>
+        <w:br w:type="page"/>
+      </w:r>
+    </w:p>
+    <w:p/>
     <w:p/>
     <w:sectPr>
       <w:pgSz w:w="11906" w:h="16838"/>

--- a/notes/Breakdown of AES Technology.docx
+++ b/notes/Breakdown of AES Technology.docx
@@ -4,12 +4,201 @@
   <w:body>
     <w:p>
       <w:r>
+        <w:rPr>
+          <w:b/>
+          <w:bCs/>
+        </w:rPr>
+        <w:t xml:space="preserve">Types of scoring: </w:t>
+      </w:r>
+      <w:r>
+        <w:t xml:space="preserve"> Holistic and Analytical</w:t>
+      </w:r>
+    </w:p>
+    <w:p>
+      <w:r>
+        <w:rPr>
+          <w:b/>
+          <w:bCs/>
+        </w:rPr>
         <w:t>Holistic scoring</w:t>
       </w:r>
-    </w:p>
-    <w:p>
-      <w:r>
-        <w:t>Features (what features are extracted)</w:t>
+      <w:r>
+        <w:t xml:space="preserve"> – the process of assigning a single overall score to an essay based on its overall quality rather than scoring each writing trait separately. </w:t>
+      </w:r>
+    </w:p>
+    <w:p>
+      <w:r>
+        <w:rPr>
+          <w:b/>
+          <w:bCs/>
+        </w:rPr>
+        <w:t xml:space="preserve">Analytical scoring - </w:t>
+      </w:r>
+      <w:r>
+        <w:t>scoring each writing trait separately</w:t>
+      </w:r>
+    </w:p>
+    <w:p>
+      <w:r>
+        <w:t>Advantages and Disadvantages of each type</w:t>
+      </w:r>
+    </w:p>
+    <w:p>
+      <w:r>
+        <w:rPr>
+          <w:b/>
+          <w:bCs/>
+        </w:rPr>
+        <w:t>Features</w:t>
+      </w:r>
+      <w:r>
+        <w:t xml:space="preserve"> </w:t>
+      </w:r>
+      <w:r>
+        <w:t>– a feature is a measurable property extracted from the essay that a machine can use. Example – word count (measures essay length), Average sentence length (measures writing complexity), grammar error count (measures grammatical accuracy), type-token ratio (measures vocabulary diversity), number of paragraphs (measures organisation), spelling error count (measures organization). These are inputs to the model.</w:t>
+      </w:r>
+    </w:p>
+    <w:p>
+      <w:r>
+        <w:rPr>
+          <w:highlight w:val="yellow"/>
+        </w:rPr>
+        <w:t>Relationship: Essay -&gt; Features extracted –&gt; predict trait score -&gt; predict holistic score</w:t>
+      </w:r>
+    </w:p>
+    <w:p>
+      <w:r>
+        <w:rPr>
+          <w:b/>
+          <w:bCs/>
+        </w:rPr>
+        <w:t>Note</w:t>
+      </w:r>
+      <w:r>
+        <w:t xml:space="preserve">: Researcher usually engineer features that approximate the qualities human raters care about. Many researchers create their own rubrics (have some sample primary and secondary schools </w:t>
+      </w:r>
+      <w:r>
+        <w:t>provide their rubrics). They extract features for each trait, predict trait scores, combine trait scores int o a final holistic score, compare the result with human ASAP score. Original ASAP dataset for example does not provide these individual trait scores.  A typical break down would be:</w:t>
+      </w:r>
+    </w:p>
+    <w:p>
+      <w:pPr>
+        <w:pStyle w:val="ListParagraph"/>
+        <w:numPr>
+          <w:ilvl w:val="0"/>
+          <w:numId w:val="1"/>
+        </w:numPr>
+      </w:pPr>
+      <w:r>
+        <w:t>Content – prompt relevance, semantic similarity</w:t>
+      </w:r>
+    </w:p>
+    <w:p>
+      <w:pPr>
+        <w:pStyle w:val="ListParagraph"/>
+        <w:numPr>
+          <w:ilvl w:val="0"/>
+          <w:numId w:val="1"/>
+        </w:numPr>
+      </w:pPr>
+      <w:r>
+        <w:t>Organization – paragraph structure, transitions</w:t>
+      </w:r>
+    </w:p>
+    <w:p>
+      <w:pPr>
+        <w:pStyle w:val="ListParagraph"/>
+        <w:numPr>
+          <w:ilvl w:val="0"/>
+          <w:numId w:val="1"/>
+        </w:numPr>
+      </w:pPr>
+      <w:r>
+        <w:t>Grammar – grammar errors</w:t>
+      </w:r>
+    </w:p>
+    <w:p>
+      <w:pPr>
+        <w:pStyle w:val="ListParagraph"/>
+        <w:numPr>
+          <w:ilvl w:val="0"/>
+          <w:numId w:val="1"/>
+        </w:numPr>
+      </w:pPr>
+      <w:r>
+        <w:t>Vocabulary - lexical diversity, advanced words</w:t>
+      </w:r>
+    </w:p>
+    <w:p>
+      <w:pPr>
+        <w:pStyle w:val="ListParagraph"/>
+        <w:numPr>
+          <w:ilvl w:val="0"/>
+          <w:numId w:val="1"/>
+        </w:numPr>
+      </w:pPr>
+      <w:r>
+        <w:t>Mechanics – spelling and punctuation</w:t>
+      </w:r>
+    </w:p>
+    <w:p>
+      <w:pPr>
+        <w:pStyle w:val="ListParagraph"/>
+        <w:numPr>
+          <w:ilvl w:val="0"/>
+          <w:numId w:val="1"/>
+        </w:numPr>
+      </w:pPr>
+      <w:r>
+        <w:t>Fluency – readability, sentence variation</w:t>
+      </w:r>
+    </w:p>
+    <w:p>
+      <w:r>
+        <w:rPr>
+          <w:b/>
+          <w:bCs/>
+        </w:rPr>
+        <w:t xml:space="preserve">Traits: </w:t>
+      </w:r>
+      <w:r>
+        <w:t xml:space="preserve">a trait is a scoring dimension or aspect of writing quality that humans care about. E.g. Content, Organization, Grammar, Vocabulary, Mechanics, Coherence. </w:t>
+      </w:r>
+    </w:p>
+    <w:p>
+      <w:pPr>
+        <w:rPr>
+          <w:b/>
+          <w:bCs/>
+        </w:rPr>
+      </w:pPr>
+      <w:r>
+        <w:rPr>
+          <w:b/>
+          <w:bCs/>
+        </w:rPr>
+        <w:t>How traits relate to features?</w:t>
+      </w:r>
+    </w:p>
+    <w:p>
+      <w:r>
+        <w:t xml:space="preserve">Features are used to quantify or estimate traits. These traits selected for an essay evaluation influence the features that are engineered or extracted, since those features provide evidence that allows the system to assess each trait. </w:t>
+      </w:r>
+    </w:p>
+    <w:p>
+      <w:r>
+        <w:br w:type="page"/>
+      </w:r>
+    </w:p>
+    <w:p>
+      <w:r>
+        <w:lastRenderedPageBreak/>
+        <w:t xml:space="preserve">Conceptualisation: </w:t>
+      </w:r>
+    </w:p>
+    <w:p>
+      <w:r>
+        <w:t>Trait (what we want to assess) -&gt; Features (evidence of that trait) -&gt; trait score -&gt; holistic score</w:t>
       </w:r>
     </w:p>
     <w:p>
@@ -58,13 +247,8 @@
       </w:r>
     </w:p>
     <w:p>
-      <w:proofErr w:type="gramStart"/>
-      <w:r>
-        <w:t>CNN(</w:t>
-      </w:r>
-      <w:proofErr w:type="gramEnd"/>
-      <w:r>
-        <w:t>Convolutional Neural Networks)</w:t>
+      <w:r>
+        <w:t>CNN(Convolutional Neural Networks)</w:t>
       </w:r>
     </w:p>
     <w:p>
@@ -73,6 +257,9 @@
       </w:r>
     </w:p>
     <w:p>
+      <w:r>
+        <w:t>Datasets used for AES</w:t>
+      </w:r>
       <w:r>
         <w:br w:type="page"/>
       </w:r>
@@ -111,6 +298,127 @@
     </w:sectPr>
   </w:body>
 </w:document>
+</file>
+
+<file path=word/numbering.xml><?xml version="1.0" encoding="utf-8"?>
+<w:numbering xmlns:wpc="http://schemas.microsoft.com/office/word/2010/wordprocessingCanvas" xmlns:cx="http://schemas.microsoft.com/office/drawing/2014/chartex" xmlns:cx1="http://schemas.microsoft.com/office/drawing/2015/9/8/chartex" xmlns:cx2="http://schemas.microsoft.com/office/drawing/2015/10/21/chartex" xmlns:cx3="http://schemas.microsoft.com/office/drawing/2016/5/9/chartex" xmlns:cx4="http://schemas.microsoft.com/office/drawing/2016/5/10/chartex" xmlns:cx5="http://schemas.microsoft.com/office/drawing/2016/5/11/chartex" xmlns:cx6="http://schemas.microsoft.com/office/drawing/2016/5/12/chartex" xmlns:cx7="http://schemas.microsoft.com/office/drawing/2016/5/13/chartex" xmlns:cx8="http://schemas.microsoft.com/office/drawing/2016/5/14/chartex" xmlns:mc="http://schemas.openxmlformats.org/markup-compatibility/2006" xmlns:aink="http://schemas.microsoft.com/office/drawing/2016/ink" xmlns:am3d="http://schemas.microsoft.com/office/drawing/2017/model3d" xmlns:o="urn:schemas-microsoft-com:office:office" xmlns:oel="http://schemas.microsoft.com/office/2019/extlst" xmlns:r="http://schemas.openxmlformats.org/officeDocument/2006/relationships" xmlns:m="http://schemas.openxmlformats.org/officeDocument/2006/math" xmlns:v="urn:schemas-microsoft-com:vml" xmlns:wp14="http://schemas.microsoft.com/office/word/2010/wordprocessingDrawing" xmlns:wp="http://schemas.openxmlformats.org/drawingml/2006/wordprocessingDrawing" xmlns:w10="urn:schemas-microsoft-com:office:word" xmlns:w="http://schemas.openxmlformats.org/wordprocessingml/2006/main" xmlns:w14="http://schemas.microsoft.com/office/word/2010/wordml" xmlns:w15="http://schemas.microsoft.com/office/word/2012/wordml" xmlns:w16cex="http://schemas.microsoft.com/office/word/2018/wordml/cex" xmlns:w16cid="http://schemas.microsoft.com/office/word/2016/wordml/cid" xmlns:w16="http://schemas.microsoft.com/office/word/2018/wordml" xmlns:w16du="http://schemas.microsoft.com/office/word/2023/wordml/word16du" xmlns:w16sdtdh="http://schemas.microsoft.com/office/word/2020/wordml/sdtdatahash" xmlns:w16sdtfl="http://schemas.microsoft.com/office/word/2024/wordml/sdtformatlock" xmlns:w16se="http://schemas.microsoft.com/office/word/2015/wordml/symex" xmlns:wpg="http://schemas.microsoft.com/office/word/2010/wordprocessingGroup" xmlns:wpi="http://schemas.microsoft.com/office/word/2010/wordprocessingInk" xmlns:wne="http://schemas.microsoft.com/office/word/2006/wordml" xmlns:wps="http://schemas.microsoft.com/office/word/2010/wordprocessingShape" mc:Ignorable="w14 w15 w16se w16cid w16 w16cex w16sdtdh w16sdtfl w16du wp14">
+  <w:abstractNum w:abstractNumId="0" w15:restartNumberingAfterBreak="0">
+    <w:nsid w:val="2BEC2E56"/>
+    <w:multiLevelType w:val="hybridMultilevel"/>
+    <w:tmpl w:val="A278598A"/>
+    <w:lvl w:ilvl="0" w:tplc="08090001">
+      <w:start w:val="1"/>
+      <w:numFmt w:val="bullet"/>
+      <w:lvlText w:val=""/>
+      <w:lvlJc w:val="left"/>
+      <w:pPr>
+        <w:ind w:left="780" w:hanging="360"/>
+      </w:pPr>
+      <w:rPr>
+        <w:rFonts w:ascii="Symbol" w:hAnsi="Symbol" w:hint="default"/>
+      </w:rPr>
+    </w:lvl>
+    <w:lvl w:ilvl="1" w:tplc="08090003" w:tentative="1">
+      <w:start w:val="1"/>
+      <w:numFmt w:val="bullet"/>
+      <w:lvlText w:val="o"/>
+      <w:lvlJc w:val="left"/>
+      <w:pPr>
+        <w:ind w:left="1500" w:hanging="360"/>
+      </w:pPr>
+      <w:rPr>
+        <w:rFonts w:ascii="Courier New" w:hAnsi="Courier New" w:cs="Courier New" w:hint="default"/>
+      </w:rPr>
+    </w:lvl>
+    <w:lvl w:ilvl="2" w:tplc="08090005" w:tentative="1">
+      <w:start w:val="1"/>
+      <w:numFmt w:val="bullet"/>
+      <w:lvlText w:val=""/>
+      <w:lvlJc w:val="left"/>
+      <w:pPr>
+        <w:ind w:left="2220" w:hanging="360"/>
+      </w:pPr>
+      <w:rPr>
+        <w:rFonts w:ascii="Wingdings" w:hAnsi="Wingdings" w:hint="default"/>
+      </w:rPr>
+    </w:lvl>
+    <w:lvl w:ilvl="3" w:tplc="08090001" w:tentative="1">
+      <w:start w:val="1"/>
+      <w:numFmt w:val="bullet"/>
+      <w:lvlText w:val=""/>
+      <w:lvlJc w:val="left"/>
+      <w:pPr>
+        <w:ind w:left="2940" w:hanging="360"/>
+      </w:pPr>
+      <w:rPr>
+        <w:rFonts w:ascii="Symbol" w:hAnsi="Symbol" w:hint="default"/>
+      </w:rPr>
+    </w:lvl>
+    <w:lvl w:ilvl="4" w:tplc="08090003" w:tentative="1">
+      <w:start w:val="1"/>
+      <w:numFmt w:val="bullet"/>
+      <w:lvlText w:val="o"/>
+      <w:lvlJc w:val="left"/>
+      <w:pPr>
+        <w:ind w:left="3660" w:hanging="360"/>
+      </w:pPr>
+      <w:rPr>
+        <w:rFonts w:ascii="Courier New" w:hAnsi="Courier New" w:cs="Courier New" w:hint="default"/>
+      </w:rPr>
+    </w:lvl>
+    <w:lvl w:ilvl="5" w:tplc="08090005" w:tentative="1">
+      <w:start w:val="1"/>
+      <w:numFmt w:val="bullet"/>
+      <w:lvlText w:val=""/>
+      <w:lvlJc w:val="left"/>
+      <w:pPr>
+        <w:ind w:left="4380" w:hanging="360"/>
+      </w:pPr>
+      <w:rPr>
+        <w:rFonts w:ascii="Wingdings" w:hAnsi="Wingdings" w:hint="default"/>
+      </w:rPr>
+    </w:lvl>
+    <w:lvl w:ilvl="6" w:tplc="08090001" w:tentative="1">
+      <w:start w:val="1"/>
+      <w:numFmt w:val="bullet"/>
+      <w:lvlText w:val=""/>
+      <w:lvlJc w:val="left"/>
+      <w:pPr>
+        <w:ind w:left="5100" w:hanging="360"/>
+      </w:pPr>
+      <w:rPr>
+        <w:rFonts w:ascii="Symbol" w:hAnsi="Symbol" w:hint="default"/>
+      </w:rPr>
+    </w:lvl>
+    <w:lvl w:ilvl="7" w:tplc="08090003" w:tentative="1">
+      <w:start w:val="1"/>
+      <w:numFmt w:val="bullet"/>
+      <w:lvlText w:val="o"/>
+      <w:lvlJc w:val="left"/>
+      <w:pPr>
+        <w:ind w:left="5820" w:hanging="360"/>
+      </w:pPr>
+      <w:rPr>
+        <w:rFonts w:ascii="Courier New" w:hAnsi="Courier New" w:cs="Courier New" w:hint="default"/>
+      </w:rPr>
+    </w:lvl>
+    <w:lvl w:ilvl="8" w:tplc="08090005" w:tentative="1">
+      <w:start w:val="1"/>
+      <w:numFmt w:val="bullet"/>
+      <w:lvlText w:val=""/>
+      <w:lvlJc w:val="left"/>
+      <w:pPr>
+        <w:ind w:left="6540" w:hanging="360"/>
+      </w:pPr>
+      <w:rPr>
+        <w:rFonts w:ascii="Wingdings" w:hAnsi="Wingdings" w:hint="default"/>
+      </w:rPr>
+    </w:lvl>
+  </w:abstractNum>
+  <w:num w:numId="1" w16cid:durableId="1107702781">
+    <w:abstractNumId w:val="0"/>
+  </w:num>
+</w:numbering>
 </file>
 
 <file path=word/styles.xml><?xml version="1.0" encoding="utf-8"?>

--- a/notes/Breakdown of AES Technology.docx
+++ b/notes/Breakdown of AES Technology.docx
@@ -202,17 +202,3583 @@
       </w:r>
     </w:p>
     <w:p>
-      <w:r>
-        <w:t xml:space="preserve">What are extraction methods? </w:t>
-      </w:r>
-    </w:p>
-    <w:p>
-      <w:r>
-        <w:t>What are word and sentence embedding methods?</w:t>
-      </w:r>
-    </w:p>
-    <w:p>
-      <w:r>
+      <w:pPr>
+        <w:rPr>
+          <w:b/>
+          <w:bCs/>
+        </w:rPr>
+      </w:pPr>
+      <w:r>
+        <w:rPr>
+          <w:b/>
+          <w:bCs/>
+        </w:rPr>
+        <w:t xml:space="preserve">What </w:t>
+      </w:r>
+      <w:r>
+        <w:rPr>
+          <w:b/>
+          <w:bCs/>
+        </w:rPr>
+        <w:t>is feature extraction</w:t>
+      </w:r>
+      <w:r>
+        <w:rPr>
+          <w:b/>
+          <w:bCs/>
+        </w:rPr>
+        <w:t xml:space="preserve">? </w:t>
+      </w:r>
+    </w:p>
+    <w:p>
+      <w:r>
+        <w:t xml:space="preserve">Feature extraction is the process of converting an essay’s raw text into measurable values that a machine-learning model can use. </w:t>
+      </w:r>
+    </w:p>
+    <w:p>
+      <w:pPr>
+        <w:rPr>
+          <w:b/>
+          <w:bCs/>
+        </w:rPr>
+      </w:pPr>
+      <w:r>
+        <w:rPr>
+          <w:b/>
+          <w:bCs/>
+        </w:rPr>
+        <w:t>What is being extracted?</w:t>
+      </w:r>
+    </w:p>
+    <w:p>
+      <w:r>
+        <w:t xml:space="preserve">The system extracts </w:t>
+      </w:r>
+      <w:r>
+        <w:rPr>
+          <w:b/>
+          <w:bCs/>
+        </w:rPr>
+        <w:t>characteristics of the essay</w:t>
+      </w:r>
+      <w:r>
+        <w:t xml:space="preserve"> that may relate to writing quality. These characteristics are often called </w:t>
+      </w:r>
+      <w:r>
+        <w:rPr>
+          <w:b/>
+          <w:bCs/>
+        </w:rPr>
+        <w:t>features</w:t>
+      </w:r>
+      <w:r>
+        <w:t xml:space="preserve">. Example: </w:t>
+      </w:r>
+    </w:p>
+    <w:tbl>
+      <w:tblPr>
+        <w:tblStyle w:val="GridTable4-Accent1"/>
+        <w:tblW w:w="0" w:type="auto"/>
+        <w:tblLook w:val="04A0" w:firstRow="1" w:lastRow="0" w:firstColumn="1" w:lastColumn="0" w:noHBand="0" w:noVBand="1"/>
+      </w:tblPr>
+      <w:tblGrid>
+        <w:gridCol w:w="2772"/>
+        <w:gridCol w:w="5148"/>
+      </w:tblGrid>
+      <w:tr>
+        <w:trPr>
+          <w:cnfStyle w:val="100000000000" w:firstRow="1" w:lastRow="0" w:firstColumn="0" w:lastColumn="0" w:oddVBand="0" w:evenVBand="0" w:oddHBand="0" w:evenHBand="0" w:firstRowFirstColumn="0" w:firstRowLastColumn="0" w:lastRowFirstColumn="0" w:lastRowLastColumn="0"/>
+        </w:trPr>
+        <w:tc>
+          <w:tcPr>
+            <w:cnfStyle w:val="001000000000" w:firstRow="0" w:lastRow="0" w:firstColumn="1" w:lastColumn="0" w:oddVBand="0" w:evenVBand="0" w:oddHBand="0" w:evenHBand="0" w:firstRowFirstColumn="0" w:firstRowLastColumn="0" w:lastRowFirstColumn="0" w:lastRowLastColumn="0"/>
+            <w:tcW w:w="0" w:type="auto"/>
+            <w:hideMark/>
+          </w:tcPr>
+          <w:p>
+            <w:pPr>
+              <w:spacing w:after="160" w:line="278" w:lineRule="auto"/>
+              <w:rPr>
+                <w:lang w:val="en-GB"/>
+              </w:rPr>
+            </w:pPr>
+            <w:r>
+              <w:rPr>
+                <w:lang w:val="en-GB"/>
+              </w:rPr>
+              <w:t>Trait of Writing</w:t>
+            </w:r>
+          </w:p>
+        </w:tc>
+        <w:tc>
+          <w:tcPr>
+            <w:tcW w:w="0" w:type="auto"/>
+            <w:hideMark/>
+          </w:tcPr>
+          <w:p>
+            <w:pPr>
+              <w:spacing w:after="160" w:line="278" w:lineRule="auto"/>
+              <w:cnfStyle w:val="100000000000" w:firstRow="1" w:lastRow="0" w:firstColumn="0" w:lastColumn="0" w:oddVBand="0" w:evenVBand="0" w:oddHBand="0" w:evenHBand="0" w:firstRowFirstColumn="0" w:firstRowLastColumn="0" w:lastRowFirstColumn="0" w:lastRowLastColumn="0"/>
+              <w:rPr>
+                <w:lang w:val="en-GB"/>
+              </w:rPr>
+            </w:pPr>
+            <w:r>
+              <w:rPr>
+                <w:lang w:val="en-GB"/>
+              </w:rPr>
+              <w:t>Possible Feature</w:t>
+            </w:r>
+          </w:p>
+        </w:tc>
+      </w:tr>
+      <w:tr>
+        <w:trPr>
+          <w:cnfStyle w:val="000000100000" w:firstRow="0" w:lastRow="0" w:firstColumn="0" w:lastColumn="0" w:oddVBand="0" w:evenVBand="0" w:oddHBand="1" w:evenHBand="0" w:firstRowFirstColumn="0" w:firstRowLastColumn="0" w:lastRowFirstColumn="0" w:lastRowLastColumn="0"/>
+        </w:trPr>
+        <w:tc>
+          <w:tcPr>
+            <w:cnfStyle w:val="001000000000" w:firstRow="0" w:lastRow="0" w:firstColumn="1" w:lastColumn="0" w:oddVBand="0" w:evenVBand="0" w:oddHBand="0" w:evenHBand="0" w:firstRowFirstColumn="0" w:firstRowLastColumn="0" w:lastRowFirstColumn="0" w:lastRowLastColumn="0"/>
+            <w:tcW w:w="0" w:type="auto"/>
+            <w:hideMark/>
+          </w:tcPr>
+          <w:p>
+            <w:pPr>
+              <w:spacing w:after="160" w:line="278" w:lineRule="auto"/>
+              <w:rPr>
+                <w:lang w:val="en-GB"/>
+              </w:rPr>
+            </w:pPr>
+            <w:r>
+              <w:rPr>
+                <w:lang w:val="en-GB"/>
+              </w:rPr>
+              <w:t>Essay length</w:t>
+            </w:r>
+          </w:p>
+        </w:tc>
+        <w:tc>
+          <w:tcPr>
+            <w:tcW w:w="0" w:type="auto"/>
+            <w:hideMark/>
+          </w:tcPr>
+          <w:p>
+            <w:pPr>
+              <w:spacing w:after="160" w:line="278" w:lineRule="auto"/>
+              <w:cnfStyle w:val="000000100000" w:firstRow="0" w:lastRow="0" w:firstColumn="0" w:lastColumn="0" w:oddVBand="0" w:evenVBand="0" w:oddHBand="1" w:evenHBand="0" w:firstRowFirstColumn="0" w:firstRowLastColumn="0" w:lastRowFirstColumn="0" w:lastRowLastColumn="0"/>
+              <w:rPr>
+                <w:lang w:val="en-GB"/>
+              </w:rPr>
+            </w:pPr>
+            <w:r>
+              <w:rPr>
+                <w:lang w:val="en-GB"/>
+              </w:rPr>
+              <w:t>Number of words</w:t>
+            </w:r>
+          </w:p>
+        </w:tc>
+      </w:tr>
+      <w:tr>
+        <w:tc>
+          <w:tcPr>
+            <w:cnfStyle w:val="001000000000" w:firstRow="0" w:lastRow="0" w:firstColumn="1" w:lastColumn="0" w:oddVBand="0" w:evenVBand="0" w:oddHBand="0" w:evenHBand="0" w:firstRowFirstColumn="0" w:firstRowLastColumn="0" w:lastRowFirstColumn="0" w:lastRowLastColumn="0"/>
+            <w:tcW w:w="0" w:type="auto"/>
+            <w:hideMark/>
+          </w:tcPr>
+          <w:p>
+            <w:pPr>
+              <w:spacing w:after="160" w:line="278" w:lineRule="auto"/>
+              <w:rPr>
+                <w:lang w:val="en-GB"/>
+              </w:rPr>
+            </w:pPr>
+            <w:r>
+              <w:rPr>
+                <w:lang w:val="en-GB"/>
+              </w:rPr>
+              <w:t>Vocabulary sophistication</w:t>
+            </w:r>
+          </w:p>
+        </w:tc>
+        <w:tc>
+          <w:tcPr>
+            <w:tcW w:w="0" w:type="auto"/>
+            <w:hideMark/>
+          </w:tcPr>
+          <w:p>
+            <w:pPr>
+              <w:spacing w:after="160" w:line="278" w:lineRule="auto"/>
+              <w:cnfStyle w:val="000000000000" w:firstRow="0" w:lastRow="0" w:firstColumn="0" w:lastColumn="0" w:oddVBand="0" w:evenVBand="0" w:oddHBand="0" w:evenHBand="0" w:firstRowFirstColumn="0" w:firstRowLastColumn="0" w:lastRowFirstColumn="0" w:lastRowLastColumn="0"/>
+              <w:rPr>
+                <w:lang w:val="en-GB"/>
+              </w:rPr>
+            </w:pPr>
+            <w:r>
+              <w:rPr>
+                <w:lang w:val="en-GB"/>
+              </w:rPr>
+              <w:t>Average word length</w:t>
+            </w:r>
+          </w:p>
+        </w:tc>
+      </w:tr>
+      <w:tr>
+        <w:trPr>
+          <w:cnfStyle w:val="000000100000" w:firstRow="0" w:lastRow="0" w:firstColumn="0" w:lastColumn="0" w:oddVBand="0" w:evenVBand="0" w:oddHBand="1" w:evenHBand="0" w:firstRowFirstColumn="0" w:firstRowLastColumn="0" w:lastRowFirstColumn="0" w:lastRowLastColumn="0"/>
+        </w:trPr>
+        <w:tc>
+          <w:tcPr>
+            <w:cnfStyle w:val="001000000000" w:firstRow="0" w:lastRow="0" w:firstColumn="1" w:lastColumn="0" w:oddVBand="0" w:evenVBand="0" w:oddHBand="0" w:evenHBand="0" w:firstRowFirstColumn="0" w:firstRowLastColumn="0" w:lastRowFirstColumn="0" w:lastRowLastColumn="0"/>
+            <w:tcW w:w="0" w:type="auto"/>
+            <w:hideMark/>
+          </w:tcPr>
+          <w:p>
+            <w:pPr>
+              <w:spacing w:after="160" w:line="278" w:lineRule="auto"/>
+              <w:rPr>
+                <w:lang w:val="en-GB"/>
+              </w:rPr>
+            </w:pPr>
+            <w:r>
+              <w:rPr>
+                <w:lang w:val="en-GB"/>
+              </w:rPr>
+              <w:t>Grammar quality</w:t>
+            </w:r>
+          </w:p>
+        </w:tc>
+        <w:tc>
+          <w:tcPr>
+            <w:tcW w:w="0" w:type="auto"/>
+            <w:hideMark/>
+          </w:tcPr>
+          <w:p>
+            <w:pPr>
+              <w:spacing w:after="160" w:line="278" w:lineRule="auto"/>
+              <w:cnfStyle w:val="000000100000" w:firstRow="0" w:lastRow="0" w:firstColumn="0" w:lastColumn="0" w:oddVBand="0" w:evenVBand="0" w:oddHBand="1" w:evenHBand="0" w:firstRowFirstColumn="0" w:firstRowLastColumn="0" w:lastRowFirstColumn="0" w:lastRowLastColumn="0"/>
+              <w:rPr>
+                <w:lang w:val="en-GB"/>
+              </w:rPr>
+            </w:pPr>
+            <w:r>
+              <w:rPr>
+                <w:lang w:val="en-GB"/>
+              </w:rPr>
+              <w:t>Number of grammar errors</w:t>
+            </w:r>
+          </w:p>
+        </w:tc>
+      </w:tr>
+      <w:tr>
+        <w:tc>
+          <w:tcPr>
+            <w:cnfStyle w:val="001000000000" w:firstRow="0" w:lastRow="0" w:firstColumn="1" w:lastColumn="0" w:oddVBand="0" w:evenVBand="0" w:oddHBand="0" w:evenHBand="0" w:firstRowFirstColumn="0" w:firstRowLastColumn="0" w:lastRowFirstColumn="0" w:lastRowLastColumn="0"/>
+            <w:tcW w:w="0" w:type="auto"/>
+            <w:hideMark/>
+          </w:tcPr>
+          <w:p>
+            <w:pPr>
+              <w:spacing w:after="160" w:line="278" w:lineRule="auto"/>
+              <w:rPr>
+                <w:lang w:val="en-GB"/>
+              </w:rPr>
+            </w:pPr>
+            <w:r>
+              <w:rPr>
+                <w:lang w:val="en-GB"/>
+              </w:rPr>
+              <w:t>Sentence variety</w:t>
+            </w:r>
+          </w:p>
+        </w:tc>
+        <w:tc>
+          <w:tcPr>
+            <w:tcW w:w="0" w:type="auto"/>
+            <w:hideMark/>
+          </w:tcPr>
+          <w:p>
+            <w:pPr>
+              <w:spacing w:after="160" w:line="278" w:lineRule="auto"/>
+              <w:cnfStyle w:val="000000000000" w:firstRow="0" w:lastRow="0" w:firstColumn="0" w:lastColumn="0" w:oddVBand="0" w:evenVBand="0" w:oddHBand="0" w:evenHBand="0" w:firstRowFirstColumn="0" w:firstRowLastColumn="0" w:lastRowFirstColumn="0" w:lastRowLastColumn="0"/>
+              <w:rPr>
+                <w:lang w:val="en-GB"/>
+              </w:rPr>
+            </w:pPr>
+            <w:r>
+              <w:rPr>
+                <w:lang w:val="en-GB"/>
+              </w:rPr>
+              <w:t>Average sentence length, sentence length variance</w:t>
+            </w:r>
+          </w:p>
+        </w:tc>
+      </w:tr>
+      <w:tr>
+        <w:trPr>
+          <w:cnfStyle w:val="000000100000" w:firstRow="0" w:lastRow="0" w:firstColumn="0" w:lastColumn="0" w:oddVBand="0" w:evenVBand="0" w:oddHBand="1" w:evenHBand="0" w:firstRowFirstColumn="0" w:firstRowLastColumn="0" w:lastRowFirstColumn="0" w:lastRowLastColumn="0"/>
+        </w:trPr>
+        <w:tc>
+          <w:tcPr>
+            <w:cnfStyle w:val="001000000000" w:firstRow="0" w:lastRow="0" w:firstColumn="1" w:lastColumn="0" w:oddVBand="0" w:evenVBand="0" w:oddHBand="0" w:evenHBand="0" w:firstRowFirstColumn="0" w:firstRowLastColumn="0" w:lastRowFirstColumn="0" w:lastRowLastColumn="0"/>
+            <w:tcW w:w="0" w:type="auto"/>
+            <w:hideMark/>
+          </w:tcPr>
+          <w:p>
+            <w:pPr>
+              <w:spacing w:after="160" w:line="278" w:lineRule="auto"/>
+              <w:rPr>
+                <w:lang w:val="en-GB"/>
+              </w:rPr>
+            </w:pPr>
+            <w:r>
+              <w:rPr>
+                <w:lang w:val="en-GB"/>
+              </w:rPr>
+              <w:t>Organization</w:t>
+            </w:r>
+          </w:p>
+        </w:tc>
+        <w:tc>
+          <w:tcPr>
+            <w:tcW w:w="0" w:type="auto"/>
+            <w:hideMark/>
+          </w:tcPr>
+          <w:p>
+            <w:pPr>
+              <w:spacing w:after="160" w:line="278" w:lineRule="auto"/>
+              <w:cnfStyle w:val="000000100000" w:firstRow="0" w:lastRow="0" w:firstColumn="0" w:lastColumn="0" w:oddVBand="0" w:evenVBand="0" w:oddHBand="1" w:evenHBand="0" w:firstRowFirstColumn="0" w:firstRowLastColumn="0" w:lastRowFirstColumn="0" w:lastRowLastColumn="0"/>
+              <w:rPr>
+                <w:lang w:val="en-GB"/>
+              </w:rPr>
+            </w:pPr>
+            <w:r>
+              <w:rPr>
+                <w:lang w:val="en-GB"/>
+              </w:rPr>
+              <w:t>Number of paragraphs</w:t>
+            </w:r>
+          </w:p>
+        </w:tc>
+      </w:tr>
+      <w:tr>
+        <w:tc>
+          <w:tcPr>
+            <w:cnfStyle w:val="001000000000" w:firstRow="0" w:lastRow="0" w:firstColumn="1" w:lastColumn="0" w:oddVBand="0" w:evenVBand="0" w:oddHBand="0" w:evenHBand="0" w:firstRowFirstColumn="0" w:firstRowLastColumn="0" w:lastRowFirstColumn="0" w:lastRowLastColumn="0"/>
+            <w:tcW w:w="0" w:type="auto"/>
+            <w:hideMark/>
+          </w:tcPr>
+          <w:p>
+            <w:pPr>
+              <w:spacing w:after="160" w:line="278" w:lineRule="auto"/>
+              <w:rPr>
+                <w:lang w:val="en-GB"/>
+              </w:rPr>
+            </w:pPr>
+            <w:r>
+              <w:rPr>
+                <w:lang w:val="en-GB"/>
+              </w:rPr>
+              <w:t>Coherence</w:t>
+            </w:r>
+          </w:p>
+        </w:tc>
+        <w:tc>
+          <w:tcPr>
+            <w:tcW w:w="0" w:type="auto"/>
+            <w:hideMark/>
+          </w:tcPr>
+          <w:p>
+            <w:pPr>
+              <w:spacing w:after="160" w:line="278" w:lineRule="auto"/>
+              <w:cnfStyle w:val="000000000000" w:firstRow="0" w:lastRow="0" w:firstColumn="0" w:lastColumn="0" w:oddVBand="0" w:evenVBand="0" w:oddHBand="0" w:evenHBand="0" w:firstRowFirstColumn="0" w:firstRowLastColumn="0" w:lastRowFirstColumn="0" w:lastRowLastColumn="0"/>
+              <w:rPr>
+                <w:lang w:val="en-GB"/>
+              </w:rPr>
+            </w:pPr>
+            <w:r>
+              <w:rPr>
+                <w:lang w:val="en-GB"/>
+              </w:rPr>
+              <w:t>Semantic similarity between adjacent sentences</w:t>
+            </w:r>
+          </w:p>
+        </w:tc>
+      </w:tr>
+      <w:tr>
+        <w:trPr>
+          <w:cnfStyle w:val="000000100000" w:firstRow="0" w:lastRow="0" w:firstColumn="0" w:lastColumn="0" w:oddVBand="0" w:evenVBand="0" w:oddHBand="1" w:evenHBand="0" w:firstRowFirstColumn="0" w:firstRowLastColumn="0" w:lastRowFirstColumn="0" w:lastRowLastColumn="0"/>
+        </w:trPr>
+        <w:tc>
+          <w:tcPr>
+            <w:cnfStyle w:val="001000000000" w:firstRow="0" w:lastRow="0" w:firstColumn="1" w:lastColumn="0" w:oddVBand="0" w:evenVBand="0" w:oddHBand="0" w:evenHBand="0" w:firstRowFirstColumn="0" w:firstRowLastColumn="0" w:lastRowFirstColumn="0" w:lastRowLastColumn="0"/>
+            <w:tcW w:w="0" w:type="auto"/>
+            <w:hideMark/>
+          </w:tcPr>
+          <w:p>
+            <w:pPr>
+              <w:spacing w:after="160" w:line="278" w:lineRule="auto"/>
+              <w:rPr>
+                <w:lang w:val="en-GB"/>
+              </w:rPr>
+            </w:pPr>
+            <w:r>
+              <w:rPr>
+                <w:lang w:val="en-GB"/>
+              </w:rPr>
+              <w:t>Relevance to prompt</w:t>
+            </w:r>
+          </w:p>
+        </w:tc>
+        <w:tc>
+          <w:tcPr>
+            <w:tcW w:w="0" w:type="auto"/>
+            <w:hideMark/>
+          </w:tcPr>
+          <w:p>
+            <w:pPr>
+              <w:spacing w:after="160" w:line="278" w:lineRule="auto"/>
+              <w:cnfStyle w:val="000000100000" w:firstRow="0" w:lastRow="0" w:firstColumn="0" w:lastColumn="0" w:oddVBand="0" w:evenVBand="0" w:oddHBand="1" w:evenHBand="0" w:firstRowFirstColumn="0" w:firstRowLastColumn="0" w:lastRowFirstColumn="0" w:lastRowLastColumn="0"/>
+              <w:rPr>
+                <w:lang w:val="en-GB"/>
+              </w:rPr>
+            </w:pPr>
+            <w:r>
+              <w:rPr>
+                <w:lang w:val="en-GB"/>
+              </w:rPr>
+              <w:t>Similarity between essay and prompt</w:t>
+            </w:r>
+          </w:p>
+        </w:tc>
+      </w:tr>
+      <w:tr>
+        <w:tc>
+          <w:tcPr>
+            <w:cnfStyle w:val="001000000000" w:firstRow="0" w:lastRow="0" w:firstColumn="1" w:lastColumn="0" w:oddVBand="0" w:evenVBand="0" w:oddHBand="0" w:evenHBand="0" w:firstRowFirstColumn="0" w:firstRowLastColumn="0" w:lastRowFirstColumn="0" w:lastRowLastColumn="0"/>
+            <w:tcW w:w="0" w:type="auto"/>
+            <w:hideMark/>
+          </w:tcPr>
+          <w:p>
+            <w:pPr>
+              <w:spacing w:after="160" w:line="278" w:lineRule="auto"/>
+              <w:rPr>
+                <w:lang w:val="en-GB"/>
+              </w:rPr>
+            </w:pPr>
+            <w:r>
+              <w:rPr>
+                <w:lang w:val="en-GB"/>
+              </w:rPr>
+              <w:t>Lexical diversity</w:t>
+            </w:r>
+          </w:p>
+        </w:tc>
+        <w:tc>
+          <w:tcPr>
+            <w:tcW w:w="0" w:type="auto"/>
+            <w:hideMark/>
+          </w:tcPr>
+          <w:p>
+            <w:pPr>
+              <w:spacing w:after="160" w:line="278" w:lineRule="auto"/>
+              <w:cnfStyle w:val="000000000000" w:firstRow="0" w:lastRow="0" w:firstColumn="0" w:lastColumn="0" w:oddVBand="0" w:evenVBand="0" w:oddHBand="0" w:evenHBand="0" w:firstRowFirstColumn="0" w:firstRowLastColumn="0" w:lastRowFirstColumn="0" w:lastRowLastColumn="0"/>
+              <w:rPr>
+                <w:lang w:val="en-GB"/>
+              </w:rPr>
+            </w:pPr>
+            <w:r>
+              <w:rPr>
+                <w:lang w:val="en-GB"/>
+              </w:rPr>
+              <w:t>Type-token ratio</w:t>
+            </w:r>
+          </w:p>
+        </w:tc>
+      </w:tr>
+      <w:tr>
+        <w:trPr>
+          <w:cnfStyle w:val="000000100000" w:firstRow="0" w:lastRow="0" w:firstColumn="0" w:lastColumn="0" w:oddVBand="0" w:evenVBand="0" w:oddHBand="1" w:evenHBand="0" w:firstRowFirstColumn="0" w:firstRowLastColumn="0" w:lastRowFirstColumn="0" w:lastRowLastColumn="0"/>
+        </w:trPr>
+        <w:tc>
+          <w:tcPr>
+            <w:cnfStyle w:val="001000000000" w:firstRow="0" w:lastRow="0" w:firstColumn="1" w:lastColumn="0" w:oddVBand="0" w:evenVBand="0" w:oddHBand="0" w:evenHBand="0" w:firstRowFirstColumn="0" w:firstRowLastColumn="0" w:lastRowFirstColumn="0" w:lastRowLastColumn="0"/>
+            <w:tcW w:w="0" w:type="auto"/>
+            <w:hideMark/>
+          </w:tcPr>
+          <w:p>
+            <w:pPr>
+              <w:spacing w:after="160" w:line="278" w:lineRule="auto"/>
+              <w:rPr>
+                <w:lang w:val="en-GB"/>
+              </w:rPr>
+            </w:pPr>
+            <w:r>
+              <w:rPr>
+                <w:lang w:val="en-GB"/>
+              </w:rPr>
+              <w:t>Readability</w:t>
+            </w:r>
+          </w:p>
+        </w:tc>
+        <w:tc>
+          <w:tcPr>
+            <w:tcW w:w="0" w:type="auto"/>
+            <w:hideMark/>
+          </w:tcPr>
+          <w:p>
+            <w:pPr>
+              <w:spacing w:after="160" w:line="278" w:lineRule="auto"/>
+              <w:cnfStyle w:val="000000100000" w:firstRow="0" w:lastRow="0" w:firstColumn="0" w:lastColumn="0" w:oddVBand="0" w:evenVBand="0" w:oddHBand="1" w:evenHBand="0" w:firstRowFirstColumn="0" w:firstRowLastColumn="0" w:lastRowFirstColumn="0" w:lastRowLastColumn="0"/>
+              <w:rPr>
+                <w:lang w:val="en-GB"/>
+              </w:rPr>
+            </w:pPr>
+            <w:r>
+              <w:rPr>
+                <w:lang w:val="en-GB"/>
+              </w:rPr>
+              <w:t>Flesch Reading Ease score</w:t>
+            </w:r>
+          </w:p>
+        </w:tc>
+      </w:tr>
+    </w:tbl>
+    <w:p/>
+    <w:p>
+      <w:r>
+        <w:rPr>
+          <w:b/>
+          <w:bCs/>
+        </w:rPr>
+        <w:t>Note</w:t>
+      </w:r>
+      <w:r>
+        <w:t xml:space="preserve">: </w:t>
+      </w:r>
+      <w:r>
+        <w:rPr>
+          <w:b/>
+          <w:bCs/>
+        </w:rPr>
+        <w:t>the trait</w:t>
+      </w:r>
+      <w:r>
+        <w:t xml:space="preserve"> is the </w:t>
+      </w:r>
+      <w:r>
+        <w:rPr>
+          <w:b/>
+          <w:bCs/>
+        </w:rPr>
+        <w:t>concept being measur</w:t>
+      </w:r>
+      <w:r>
+        <w:rPr>
+          <w:b/>
+          <w:bCs/>
+        </w:rPr>
+        <w:t>e</w:t>
+      </w:r>
+      <w:r>
+        <w:rPr>
+          <w:b/>
+          <w:bCs/>
+        </w:rPr>
+        <w:t>d</w:t>
+      </w:r>
+      <w:r>
+        <w:t xml:space="preserve"> and the </w:t>
+      </w:r>
+      <w:r>
+        <w:rPr>
+          <w:b/>
+          <w:bCs/>
+        </w:rPr>
+        <w:t xml:space="preserve">feature </w:t>
+      </w:r>
+      <w:r>
+        <w:t xml:space="preserve">is the numerical </w:t>
+      </w:r>
+      <w:r>
+        <w:rPr>
+          <w:b/>
+          <w:bCs/>
+        </w:rPr>
+        <w:t>representation of the trait</w:t>
+      </w:r>
+      <w:r>
+        <w:t xml:space="preserve">. </w:t>
+      </w:r>
+    </w:p>
+    <w:p>
+      <w:r>
+        <w:br w:type="page"/>
+      </w:r>
+    </w:p>
+    <w:p>
+      <w:r>
+        <w:rPr>
+          <w:b/>
+          <w:bCs/>
+        </w:rPr>
+        <w:lastRenderedPageBreak/>
+        <w:t>Extraction Methods</w:t>
+      </w:r>
+      <w:r>
+        <w:t>:</w:t>
+      </w:r>
+    </w:p>
+    <w:p>
+      <w:pPr>
+        <w:pStyle w:val="ListParagraph"/>
+        <w:numPr>
+          <w:ilvl w:val="0"/>
+          <w:numId w:val="2"/>
+        </w:numPr>
+      </w:pPr>
+      <w:r>
+        <w:rPr>
+          <w:b/>
+          <w:bCs/>
+        </w:rPr>
+        <w:t>Surface Feature Extraction</w:t>
+      </w:r>
+      <w:r>
+        <w:t xml:space="preserve"> – simple counts</w:t>
+      </w:r>
+    </w:p>
+    <w:p>
+      <w:pPr>
+        <w:pStyle w:val="ListParagraph"/>
+      </w:pPr>
+    </w:p>
+    <w:p>
+      <w:pPr>
+        <w:pStyle w:val="ListParagraph"/>
+      </w:pPr>
+      <w:r>
+        <w:rPr>
+          <w:b/>
+          <w:bCs/>
+        </w:rPr>
+        <w:t>Example</w:t>
+      </w:r>
+      <w:r>
+        <w:t xml:space="preserve">: Dogs are loyal animals. They help humans. </w:t>
+      </w:r>
+    </w:p>
+    <w:p>
+      <w:pPr>
+        <w:pStyle w:val="ListParagraph"/>
+      </w:pPr>
+      <w:r>
+        <w:t>Words = 7, sentences = 2, characters = 37, paragraphs = 1</w:t>
+      </w:r>
+    </w:p>
+    <w:p>
+      <w:pPr>
+        <w:pStyle w:val="ListParagraph"/>
+      </w:pPr>
+    </w:p>
+    <w:p>
+      <w:pPr>
+        <w:pStyle w:val="ListParagraph"/>
+      </w:pPr>
+      <w:r>
+        <w:rPr>
+          <w:b/>
+          <w:bCs/>
+        </w:rPr>
+        <w:t>Extraction process</w:t>
+      </w:r>
+      <w:r>
+        <w:t>:</w:t>
+      </w:r>
+    </w:p>
+    <w:p>
+      <w:pPr>
+        <w:pStyle w:val="ListParagraph"/>
+        <w:numPr>
+          <w:ilvl w:val="0"/>
+          <w:numId w:val="3"/>
+        </w:numPr>
+      </w:pPr>
+      <w:r>
+        <w:t>Tokenize text into words – divide text into smaller units, like sentences into words</w:t>
+      </w:r>
+    </w:p>
+    <w:p>
+      <w:pPr>
+        <w:pStyle w:val="ListParagraph"/>
+        <w:numPr>
+          <w:ilvl w:val="0"/>
+          <w:numId w:val="3"/>
+        </w:numPr>
+      </w:pPr>
+      <w:r>
+        <w:t>Count items</w:t>
+      </w:r>
+    </w:p>
+    <w:p>
+      <w:pPr>
+        <w:pStyle w:val="ListParagraph"/>
+        <w:numPr>
+          <w:ilvl w:val="0"/>
+          <w:numId w:val="2"/>
+        </w:numPr>
+      </w:pPr>
+      <w:r>
+        <w:rPr>
+          <w:b/>
+          <w:bCs/>
+        </w:rPr>
+        <w:t>Lexical Feature Extraction</w:t>
+      </w:r>
+      <w:r>
+        <w:t xml:space="preserve"> – lexical features relate to vocabulary</w:t>
+      </w:r>
+    </w:p>
+    <w:p>
+      <w:pPr>
+        <w:pStyle w:val="ListParagraph"/>
+      </w:pPr>
+    </w:p>
+    <w:p>
+      <w:pPr>
+        <w:pStyle w:val="ListParagraph"/>
+      </w:pPr>
+      <w:r>
+        <w:rPr>
+          <w:b/>
+          <w:bCs/>
+        </w:rPr>
+        <w:t>Example</w:t>
+      </w:r>
+      <w:r>
+        <w:t xml:space="preserve">: The magnificent architecture captivated tourists. </w:t>
+      </w:r>
+    </w:p>
+    <w:p>
+      <w:pPr>
+        <w:pStyle w:val="ListParagraph"/>
+      </w:pPr>
+      <w:r>
+        <w:rPr>
+          <w:b/>
+          <w:bCs/>
+        </w:rPr>
+        <w:t>Extraction</w:t>
+      </w:r>
+      <w:r>
+        <w:t>:</w:t>
+      </w:r>
+    </w:p>
+    <w:p>
+      <w:pPr>
+        <w:pStyle w:val="ListParagraph"/>
+        <w:numPr>
+          <w:ilvl w:val="0"/>
+          <w:numId w:val="4"/>
+        </w:numPr>
+      </w:pPr>
+      <w:r>
+        <w:t>Average word length</w:t>
+      </w:r>
+    </w:p>
+    <w:p>
+      <w:pPr>
+        <w:pStyle w:val="ListParagraph"/>
+        <w:numPr>
+          <w:ilvl w:val="0"/>
+          <w:numId w:val="4"/>
+        </w:numPr>
+      </w:pPr>
+      <w:r>
+        <w:t>Number of unique words</w:t>
+      </w:r>
+    </w:p>
+    <w:p>
+      <w:pPr>
+        <w:pStyle w:val="ListParagraph"/>
+        <w:numPr>
+          <w:ilvl w:val="0"/>
+          <w:numId w:val="4"/>
+        </w:numPr>
+      </w:pPr>
+      <w:r>
+        <w:t>Rare word frequency</w:t>
+      </w:r>
+    </w:p>
+    <w:p>
+      <w:pPr>
+        <w:pStyle w:val="ListParagraph"/>
+        <w:numPr>
+          <w:ilvl w:val="0"/>
+          <w:numId w:val="4"/>
+        </w:numPr>
+      </w:pPr>
+      <w:r>
+        <w:t>Lexical diversity</w:t>
+      </w:r>
+    </w:p>
+    <w:p>
+      <w:pPr>
+        <w:ind w:left="720"/>
+      </w:pPr>
+      <w:r>
+        <w:rPr>
+          <w:b/>
+          <w:bCs/>
+        </w:rPr>
+        <w:t>Common metric</w:t>
+      </w:r>
+      <w:r>
+        <w:t xml:space="preserve"> – Type-Token Ratio (TTR); TTR= unique words/total words</w:t>
+      </w:r>
+    </w:p>
+    <w:p>
+      <w:pPr>
+        <w:ind w:left="720"/>
+      </w:pPr>
+      <w:r>
+        <w:rPr>
+          <w:b/>
+          <w:bCs/>
+        </w:rPr>
+        <w:t>Suppose</w:t>
+      </w:r>
+      <w:r>
+        <w:t>: Total words = 100, Unique words = 80, then TTR = 0.8 (higher value indicates more varied vocabulary)</w:t>
+      </w:r>
+    </w:p>
+    <w:p>
+      <w:pPr>
+        <w:pStyle w:val="ListParagraph"/>
+        <w:numPr>
+          <w:ilvl w:val="0"/>
+          <w:numId w:val="2"/>
+        </w:numPr>
+      </w:pPr>
+      <w:r>
+        <w:rPr>
+          <w:b/>
+          <w:bCs/>
+        </w:rPr>
+        <w:t>Syntactic Feature Extraction</w:t>
+      </w:r>
+      <w:r>
+        <w:t xml:space="preserve"> – describe sentence structure</w:t>
+      </w:r>
+    </w:p>
+    <w:p>
+      <w:pPr>
+        <w:pStyle w:val="ListParagraph"/>
+      </w:pPr>
+    </w:p>
+    <w:p>
+      <w:pPr>
+        <w:pStyle w:val="ListParagraph"/>
+      </w:pPr>
+      <w:r>
+        <w:rPr>
+          <w:b/>
+          <w:bCs/>
+        </w:rPr>
+        <w:t>Example:</w:t>
+      </w:r>
+      <w:r>
+        <w:t xml:space="preserve"> The student who studied diligently passed the examination</w:t>
+      </w:r>
+    </w:p>
+    <w:p>
+      <w:pPr>
+        <w:pStyle w:val="ListParagraph"/>
+      </w:pPr>
+      <w:r>
+        <w:t>A parser analyses the grammar tree.</w:t>
+      </w:r>
+    </w:p>
+    <w:p>
+      <w:pPr>
+        <w:pStyle w:val="ListParagraph"/>
+      </w:pPr>
+    </w:p>
+    <w:p>
+      <w:pPr>
+        <w:pStyle w:val="ListParagraph"/>
+      </w:pPr>
+      <w:r>
+        <w:t>The system may extract:</w:t>
+      </w:r>
+    </w:p>
+    <w:p>
+      <w:pPr>
+        <w:pStyle w:val="ListParagraph"/>
+        <w:numPr>
+          <w:ilvl w:val="0"/>
+          <w:numId w:val="5"/>
+        </w:numPr>
+      </w:pPr>
+      <w:r>
+        <w:t>Number of clauses</w:t>
+      </w:r>
+      <w:r>
+        <w:t xml:space="preserve"> (a group of words that contains a subject and verb)</w:t>
+      </w:r>
+    </w:p>
+    <w:p>
+      <w:pPr>
+        <w:pStyle w:val="ListParagraph"/>
+        <w:numPr>
+          <w:ilvl w:val="1"/>
+          <w:numId w:val="5"/>
+        </w:numPr>
+      </w:pPr>
+      <w:r>
+        <w:t>Independent clause – can stand alone e.g. “the student studied”</w:t>
+      </w:r>
+    </w:p>
+    <w:p>
+      <w:pPr>
+        <w:pStyle w:val="ListParagraph"/>
+        <w:numPr>
+          <w:ilvl w:val="1"/>
+          <w:numId w:val="5"/>
+        </w:numPr>
+      </w:pPr>
+      <w:r>
+        <w:t>Dependent clause – can’t stand alone e.g. “because the student studied”</w:t>
+      </w:r>
+    </w:p>
+    <w:p>
+      <w:pPr>
+        <w:pStyle w:val="ListParagraph"/>
+        <w:numPr>
+          <w:ilvl w:val="0"/>
+          <w:numId w:val="5"/>
+        </w:numPr>
+      </w:pPr>
+      <w:r>
+        <w:t>Parse tree depth(explain)</w:t>
+      </w:r>
+    </w:p>
+    <w:p>
+      <w:pPr>
+        <w:pStyle w:val="ListParagraph"/>
+        <w:numPr>
+          <w:ilvl w:val="0"/>
+          <w:numId w:val="5"/>
+        </w:numPr>
+      </w:pPr>
+      <w:r>
+        <w:t>Average sentence length</w:t>
+      </w:r>
+    </w:p>
+    <w:p>
+      <w:pPr>
+        <w:pStyle w:val="ListParagraph"/>
+        <w:numPr>
+          <w:ilvl w:val="0"/>
+          <w:numId w:val="5"/>
+        </w:numPr>
+      </w:pPr>
+      <w:r>
+        <w:t xml:space="preserve">Number of subordinate clauses </w:t>
+      </w:r>
+      <w:r>
+        <w:t>(</w:t>
+      </w:r>
+      <w:r>
+        <w:t>subordinate</w:t>
+      </w:r>
+      <w:r>
+        <w:t xml:space="preserve"> clause = dependent clause)</w:t>
+      </w:r>
+    </w:p>
+    <w:p>
+      <w:pPr>
+        <w:ind w:left="720"/>
+      </w:pPr>
+      <w:r>
+        <w:t xml:space="preserve">Toos commonly used: </w:t>
+      </w:r>
+    </w:p>
+    <w:p>
+      <w:pPr>
+        <w:pStyle w:val="ListParagraph"/>
+        <w:numPr>
+          <w:ilvl w:val="0"/>
+          <w:numId w:val="6"/>
+        </w:numPr>
+      </w:pPr>
+      <w:r>
+        <w:t>NLTK</w:t>
+      </w:r>
+    </w:p>
+    <w:p>
+      <w:pPr>
+        <w:pStyle w:val="ListParagraph"/>
+        <w:numPr>
+          <w:ilvl w:val="0"/>
+          <w:numId w:val="6"/>
+        </w:numPr>
+      </w:pPr>
+      <w:r>
+        <w:t>spaCy</w:t>
+      </w:r>
+    </w:p>
+    <w:p>
+      <w:pPr>
+        <w:pStyle w:val="ListParagraph"/>
+        <w:numPr>
+          <w:ilvl w:val="0"/>
+          <w:numId w:val="6"/>
+        </w:numPr>
+      </w:pPr>
+      <w:r>
+        <w:lastRenderedPageBreak/>
+        <w:t>Stanford Parser</w:t>
+      </w:r>
+    </w:p>
+    <w:p>
+      <w:pPr>
+        <w:ind w:left="720"/>
+      </w:pPr>
+      <w:r>
+        <w:t xml:space="preserve">The parser identifies relationships </w:t>
+      </w:r>
+      <w:r>
+        <w:t>such as</w:t>
+      </w:r>
+      <w:r>
+        <w:t xml:space="preserve"> subject -&gt; verb -&gt; object and computes stats from them. </w:t>
+      </w:r>
+    </w:p>
+    <w:p>
+      <w:pPr>
+        <w:pStyle w:val="ListParagraph"/>
+        <w:numPr>
+          <w:ilvl w:val="0"/>
+          <w:numId w:val="2"/>
+        </w:numPr>
+      </w:pPr>
+      <w:r>
+        <w:rPr>
+          <w:b/>
+          <w:bCs/>
+        </w:rPr>
+        <w:t>Grammar and Error Extraction</w:t>
+      </w:r>
+      <w:r>
+        <w:t xml:space="preserve"> – The system identifies writing mistakes</w:t>
+      </w:r>
+    </w:p>
+    <w:p>
+      <w:pPr>
+        <w:pStyle w:val="ListParagraph"/>
+        <w:rPr>
+          <w:b/>
+          <w:bCs/>
+        </w:rPr>
+      </w:pPr>
+    </w:p>
+    <w:p>
+      <w:pPr>
+        <w:pStyle w:val="ListParagraph"/>
+      </w:pPr>
+      <w:r>
+        <w:rPr>
+          <w:b/>
+          <w:bCs/>
+        </w:rPr>
+        <w:t>Example</w:t>
+      </w:r>
+      <w:r>
+        <w:t xml:space="preserve">: He </w:t>
+      </w:r>
+      <w:proofErr w:type="gramStart"/>
+      <w:r>
+        <w:t>go</w:t>
+      </w:r>
+      <w:proofErr w:type="gramEnd"/>
+      <w:r>
+        <w:t xml:space="preserve"> to school yesterday. </w:t>
+      </w:r>
+    </w:p>
+    <w:p>
+      <w:pPr>
+        <w:pStyle w:val="ListParagraph"/>
+      </w:pPr>
+      <w:r>
+        <w:rPr>
+          <w:b/>
+          <w:bCs/>
+        </w:rPr>
+        <w:t>Extraction</w:t>
+      </w:r>
+      <w:r>
+        <w:t xml:space="preserve">: </w:t>
+      </w:r>
+    </w:p>
+    <w:p>
+      <w:pPr>
+        <w:pStyle w:val="ListParagraph"/>
+        <w:numPr>
+          <w:ilvl w:val="0"/>
+          <w:numId w:val="7"/>
+        </w:numPr>
+      </w:pPr>
+      <w:r>
+        <w:t>Grammar_errors = 1</w:t>
+      </w:r>
+    </w:p>
+    <w:p>
+      <w:pPr>
+        <w:ind w:left="720"/>
+      </w:pPr>
+      <w:r>
+        <w:rPr>
+          <w:b/>
+          <w:bCs/>
+        </w:rPr>
+        <w:t>Features</w:t>
+      </w:r>
+      <w:r>
+        <w:t>: (a grammar checker or NLP model can detect these)</w:t>
+      </w:r>
+    </w:p>
+    <w:p>
+      <w:pPr>
+        <w:pStyle w:val="ListParagraph"/>
+        <w:numPr>
+          <w:ilvl w:val="0"/>
+          <w:numId w:val="7"/>
+        </w:numPr>
+      </w:pPr>
+      <w:r>
+        <w:t>Grammar errors</w:t>
+      </w:r>
+    </w:p>
+    <w:p>
+      <w:pPr>
+        <w:pStyle w:val="ListParagraph"/>
+        <w:numPr>
+          <w:ilvl w:val="0"/>
+          <w:numId w:val="7"/>
+        </w:numPr>
+      </w:pPr>
+      <w:r>
+        <w:t>Spelling errors</w:t>
+      </w:r>
+    </w:p>
+    <w:p>
+      <w:pPr>
+        <w:pStyle w:val="ListParagraph"/>
+        <w:numPr>
+          <w:ilvl w:val="0"/>
+          <w:numId w:val="7"/>
+        </w:numPr>
+      </w:pPr>
+      <w:r>
+        <w:t>Punctuation errors</w:t>
+      </w:r>
+    </w:p>
+    <w:p>
+      <w:pPr>
+        <w:pStyle w:val="ListParagraph"/>
+        <w:ind w:left="1440"/>
+      </w:pPr>
+    </w:p>
+    <w:p>
+      <w:pPr>
+        <w:pStyle w:val="ListParagraph"/>
+        <w:numPr>
+          <w:ilvl w:val="0"/>
+          <w:numId w:val="2"/>
+        </w:numPr>
+      </w:pPr>
+      <w:r>
+        <w:rPr>
+          <w:b/>
+          <w:bCs/>
+        </w:rPr>
+        <w:t>Readability Feature Extraction</w:t>
+      </w:r>
+      <w:r>
+        <w:t xml:space="preserve"> – measures how difficult the text is to read. </w:t>
+      </w:r>
+    </w:p>
+    <w:p>
+      <w:pPr>
+        <w:ind w:left="720"/>
+      </w:pPr>
+      <w:r>
+        <w:rPr>
+          <w:b/>
+          <w:bCs/>
+        </w:rPr>
+        <w:t>Common formulas include</w:t>
+      </w:r>
+      <w:r>
+        <w:t xml:space="preserve">: </w:t>
+      </w:r>
+    </w:p>
+    <w:p>
+      <w:pPr>
+        <w:pStyle w:val="ListParagraph"/>
+        <w:numPr>
+          <w:ilvl w:val="0"/>
+          <w:numId w:val="8"/>
+        </w:numPr>
+      </w:pPr>
+      <w:r>
+        <w:t>Flesch Reading Ease</w:t>
+      </w:r>
+    </w:p>
+    <w:p>
+      <w:pPr>
+        <w:pStyle w:val="ListParagraph"/>
+        <w:numPr>
+          <w:ilvl w:val="0"/>
+          <w:numId w:val="8"/>
+        </w:numPr>
+      </w:pPr>
+      <w:r>
+        <w:t>Flesch-Kincaid Grade Level</w:t>
+      </w:r>
+    </w:p>
+    <w:p>
+      <w:pPr>
+        <w:pStyle w:val="ListParagraph"/>
+        <w:numPr>
+          <w:ilvl w:val="0"/>
+          <w:numId w:val="8"/>
+        </w:numPr>
+      </w:pPr>
+      <w:r>
+        <w:t>Gunning Fog Index</w:t>
+      </w:r>
+    </w:p>
+    <w:p>
+      <w:pPr>
+        <w:ind w:left="720"/>
+      </w:pPr>
+      <w:r>
+        <w:rPr>
+          <w:b/>
+          <w:bCs/>
+        </w:rPr>
+        <w:t>Example</w:t>
+      </w:r>
+      <w:r>
+        <w:t xml:space="preserve">: </w:t>
+      </w:r>
+    </w:p>
+    <w:p>
+      <w:pPr>
+        <w:ind w:left="720"/>
+      </w:pPr>
+      <w:r>
+        <w:t>206.835 – 1.015 (words/sentences) – 84.6 (syllables/words)</w:t>
+      </w:r>
+    </w:p>
+    <w:p>
+      <w:pPr>
+        <w:ind w:left="720"/>
+      </w:pPr>
+      <w:r>
+        <w:rPr>
+          <w:b/>
+          <w:bCs/>
+        </w:rPr>
+        <w:t>The system extracts</w:t>
+      </w:r>
+      <w:r>
+        <w:t xml:space="preserve">: </w:t>
+      </w:r>
+    </w:p>
+    <w:p>
+      <w:pPr>
+        <w:pStyle w:val="ListParagraph"/>
+        <w:numPr>
+          <w:ilvl w:val="0"/>
+          <w:numId w:val="9"/>
+        </w:numPr>
+      </w:pPr>
+      <w:r>
+        <w:t>Number of words</w:t>
+      </w:r>
+    </w:p>
+    <w:p>
+      <w:pPr>
+        <w:pStyle w:val="ListParagraph"/>
+        <w:numPr>
+          <w:ilvl w:val="0"/>
+          <w:numId w:val="9"/>
+        </w:numPr>
+      </w:pPr>
+      <w:r>
+        <w:t>Number of sentences</w:t>
+      </w:r>
+    </w:p>
+    <w:p>
+      <w:pPr>
+        <w:pStyle w:val="ListParagraph"/>
+        <w:numPr>
+          <w:ilvl w:val="0"/>
+          <w:numId w:val="9"/>
+        </w:numPr>
+      </w:pPr>
+      <w:r>
+        <w:t xml:space="preserve">Number of syllables and then computes a readability score. </w:t>
+      </w:r>
+    </w:p>
+    <w:p>
+      <w:pPr>
+        <w:pStyle w:val="ListParagraph"/>
+        <w:ind w:left="1440"/>
+      </w:pPr>
+    </w:p>
+    <w:p>
+      <w:pPr>
+        <w:pStyle w:val="ListParagraph"/>
+        <w:numPr>
+          <w:ilvl w:val="0"/>
+          <w:numId w:val="2"/>
+        </w:numPr>
+      </w:pPr>
+      <w:r>
+        <w:rPr>
+          <w:b/>
+          <w:bCs/>
+        </w:rPr>
+        <w:t>Semantic Feature Extraction</w:t>
+      </w:r>
+      <w:r>
+        <w:t xml:space="preserve"> – The system tries to determine what the essay is saying (meaning). </w:t>
+      </w:r>
+    </w:p>
+    <w:p>
+      <w:pPr>
+        <w:pStyle w:val="ListParagraph"/>
+      </w:pPr>
+    </w:p>
+    <w:p>
+      <w:pPr>
+        <w:pStyle w:val="ListParagraph"/>
+      </w:pPr>
+      <w:r>
+        <w:rPr>
+          <w:b/>
+          <w:bCs/>
+        </w:rPr>
+        <w:t>Prompt</w:t>
+      </w:r>
+      <w:r>
+        <w:t xml:space="preserve">: Discuss the benefits of renewable energy. </w:t>
+      </w:r>
+    </w:p>
+    <w:p>
+      <w:pPr>
+        <w:pStyle w:val="ListParagraph"/>
+      </w:pPr>
+      <w:r>
+        <w:rPr>
+          <w:b/>
+          <w:bCs/>
+        </w:rPr>
+        <w:t>Example A</w:t>
+      </w:r>
+      <w:r>
+        <w:t xml:space="preserve">: Renewable energy reduces pollution dependence on fossil fuels. </w:t>
+      </w:r>
+    </w:p>
+    <w:p>
+      <w:pPr>
+        <w:pStyle w:val="ListParagraph"/>
+      </w:pPr>
+      <w:r>
+        <w:rPr>
+          <w:b/>
+          <w:bCs/>
+        </w:rPr>
+        <w:t>Example B</w:t>
+      </w:r>
+      <w:r>
+        <w:t xml:space="preserve">: I like pizza because it tastes good. </w:t>
+      </w:r>
+    </w:p>
+    <w:p>
+      <w:pPr>
+        <w:pStyle w:val="ListParagraph"/>
+      </w:pPr>
+    </w:p>
+    <w:p>
+      <w:pPr>
+        <w:pStyle w:val="ListParagraph"/>
+      </w:pPr>
+      <w:r>
+        <w:t xml:space="preserve">The system extracts semantic features </w:t>
+      </w:r>
+      <w:proofErr w:type="gramStart"/>
+      <w:r>
+        <w:t>measuring:</w:t>
+      </w:r>
+      <w:proofErr w:type="gramEnd"/>
+      <w:r>
+        <w:t xml:space="preserve"> </w:t>
+      </w:r>
+      <w:r>
+        <w:t xml:space="preserve">using techniques like word and sentence embeddings and so on. </w:t>
+      </w:r>
+    </w:p>
+    <w:p>
+      <w:pPr>
+        <w:pStyle w:val="ListParagraph"/>
+        <w:numPr>
+          <w:ilvl w:val="0"/>
+          <w:numId w:val="10"/>
+        </w:numPr>
+      </w:pPr>
+      <w:r>
+        <w:t>Topic relevance</w:t>
+      </w:r>
+    </w:p>
+    <w:p>
+      <w:pPr>
+        <w:pStyle w:val="ListParagraph"/>
+        <w:numPr>
+          <w:ilvl w:val="0"/>
+          <w:numId w:val="10"/>
+        </w:numPr>
+      </w:pPr>
+      <w:r>
+        <w:t>Similarity to high-scoring essays</w:t>
+      </w:r>
+    </w:p>
+    <w:p>
+      <w:pPr>
+        <w:pStyle w:val="ListParagraph"/>
+        <w:numPr>
+          <w:ilvl w:val="0"/>
+          <w:numId w:val="10"/>
+        </w:numPr>
+      </w:pPr>
+      <w:r>
+        <w:lastRenderedPageBreak/>
+        <w:t>Content coverage</w:t>
+      </w:r>
+    </w:p>
+    <w:p>
+      <w:pPr>
+        <w:pStyle w:val="ListParagraph"/>
+        <w:numPr>
+          <w:ilvl w:val="0"/>
+          <w:numId w:val="2"/>
+        </w:numPr>
+      </w:pPr>
+      <w:r>
+        <w:rPr>
+          <w:b/>
+          <w:bCs/>
+        </w:rPr>
+        <w:t>Bag-of-words Extraction</w:t>
+      </w:r>
+      <w:r>
+        <w:t xml:space="preserve"> – a traditional NLP technique</w:t>
+      </w:r>
+    </w:p>
+    <w:p>
+      <w:pPr>
+        <w:pStyle w:val="ListParagraph"/>
+      </w:pPr>
+    </w:p>
+    <w:p>
+      <w:pPr>
+        <w:pStyle w:val="ListParagraph"/>
+      </w:pPr>
+      <w:r>
+        <w:t>Vocabulary: [ ‘dog’, ‘cat’, ‘school’, ‘student’]</w:t>
+      </w:r>
+    </w:p>
+    <w:p>
+      <w:pPr>
+        <w:pStyle w:val="ListParagraph"/>
+      </w:pPr>
+      <w:r>
+        <w:t>Essay: dog dog student</w:t>
+      </w:r>
+    </w:p>
+    <w:p>
+      <w:pPr>
+        <w:pStyle w:val="ListParagraph"/>
+      </w:pPr>
+      <w:r>
+        <w:t>Feature vector: [2, 0, 0, 1] – 2 occurrences of dog, one of student</w:t>
+      </w:r>
+    </w:p>
+    <w:p>
+      <w:pPr>
+        <w:pStyle w:val="ListParagraph"/>
+      </w:pPr>
+      <w:r>
+        <w:t>The extraction method simply counts occurrences. (what is the point/objective of Bag of words)</w:t>
+      </w:r>
+    </w:p>
+    <w:p>
+      <w:pPr>
+        <w:pStyle w:val="ListParagraph"/>
+      </w:pPr>
+    </w:p>
+    <w:p>
+      <w:pPr>
+        <w:pStyle w:val="ListParagraph"/>
+        <w:numPr>
+          <w:ilvl w:val="0"/>
+          <w:numId w:val="2"/>
+        </w:numPr>
+      </w:pPr>
+      <w:r>
+        <w:rPr>
+          <w:b/>
+          <w:bCs/>
+        </w:rPr>
+        <w:t>TF-</w:t>
+      </w:r>
+      <w:r>
+        <w:rPr>
+          <w:b/>
+          <w:bCs/>
+        </w:rPr>
+        <w:t>IDF (</w:t>
+      </w:r>
+      <w:r>
+        <w:rPr>
+          <w:b/>
+          <w:bCs/>
+        </w:rPr>
+        <w:t xml:space="preserve">what does this stand </w:t>
+      </w:r>
+      <w:r>
+        <w:rPr>
+          <w:b/>
+          <w:bCs/>
+        </w:rPr>
+        <w:t>for) Extraction</w:t>
+      </w:r>
+      <w:r>
+        <w:t xml:space="preserve"> – An improvement over Bag-of-Words. Frequently occurring uninformative words receive less importance. </w:t>
+      </w:r>
+    </w:p>
+    <w:p>
+      <w:pPr>
+        <w:pStyle w:val="ListParagraph"/>
+      </w:pPr>
+    </w:p>
+    <w:p>
+      <w:pPr>
+        <w:pStyle w:val="ListParagraph"/>
+      </w:pPr>
+      <w:r>
+        <w:t xml:space="preserve">The extractor calculates a weight for every word. </w:t>
+      </w:r>
+    </w:p>
+    <w:p>
+      <w:pPr>
+        <w:pStyle w:val="ListParagraph"/>
+      </w:pPr>
+      <w:r>
+        <w:rPr>
+          <w:b/>
+          <w:bCs/>
+        </w:rPr>
+        <w:t>Conceptually</w:t>
+      </w:r>
+      <w:r>
+        <w:t xml:space="preserve">: </w:t>
+      </w:r>
+    </w:p>
+    <w:p>
+      <w:pPr>
+        <w:pStyle w:val="ListParagraph"/>
+        <w:numPr>
+          <w:ilvl w:val="0"/>
+          <w:numId w:val="11"/>
+        </w:numPr>
+      </w:pPr>
+      <w:r>
+        <w:t>Comon words (‘the’, ‘and’) -&gt; lower weight</w:t>
+      </w:r>
+    </w:p>
+    <w:p>
+      <w:pPr>
+        <w:pStyle w:val="ListParagraph"/>
+        <w:numPr>
+          <w:ilvl w:val="0"/>
+          <w:numId w:val="11"/>
+        </w:numPr>
+      </w:pPr>
+      <w:r>
+        <w:t>Important words -&gt; higher weight</w:t>
+      </w:r>
+    </w:p>
+    <w:p>
+      <w:pPr>
+        <w:ind w:left="720"/>
+      </w:pPr>
+      <w:r>
+        <w:rPr>
+          <w:b/>
+          <w:bCs/>
+        </w:rPr>
+        <w:t>Output</w:t>
+      </w:r>
+      <w:r>
+        <w:t>: (regenerate with the example vocab from 7)</w:t>
+      </w:r>
+    </w:p>
+    <w:p>
+      <w:pPr>
+        <w:pStyle w:val="ListParagraph"/>
+        <w:ind w:left="1440"/>
+      </w:pPr>
+    </w:p>
+    <w:p>
+      <w:pPr>
+        <w:pStyle w:val="ListParagraph"/>
+        <w:numPr>
+          <w:ilvl w:val="0"/>
+          <w:numId w:val="2"/>
+        </w:numPr>
+      </w:pPr>
+      <w:r>
+        <w:rPr>
+          <w:b/>
+          <w:bCs/>
+        </w:rPr>
+        <w:t>Word Embedding Extraction</w:t>
+      </w:r>
+      <w:r>
+        <w:t xml:space="preserve"> – Modern AES system often uses embeddings. Instead of counting words, the model converts words into dense vectors. </w:t>
+      </w:r>
+    </w:p>
+    <w:p>
+      <w:pPr>
+        <w:pStyle w:val="ListParagraph"/>
+      </w:pPr>
+    </w:p>
+    <w:p>
+      <w:pPr>
+        <w:pStyle w:val="ListParagraph"/>
+      </w:pPr>
+      <w:r>
+        <w:rPr>
+          <w:b/>
+          <w:bCs/>
+        </w:rPr>
+        <w:t>Note</w:t>
+      </w:r>
+      <w:r>
+        <w:t>:</w:t>
+      </w:r>
+      <w:r>
+        <w:t xml:space="preserve"> </w:t>
+      </w:r>
+      <w:r>
+        <w:rPr>
+          <w:b/>
+          <w:bCs/>
+        </w:rPr>
+        <w:t xml:space="preserve"> </w:t>
+      </w:r>
+      <w:r>
+        <w:t xml:space="preserve"> A dense vector is a high dimensional vector with all dimensions containing non-zero values. A Sparce Vector is multi-dimensional also, but most dimensions are zero-filled. </w:t>
+      </w:r>
+    </w:p>
+    <w:p>
+      <w:pPr>
+        <w:pStyle w:val="ListParagraph"/>
+      </w:pPr>
+      <w:r>
+        <w:rPr>
+          <w:b/>
+          <w:bCs/>
+        </w:rPr>
+        <w:t>Word embedding</w:t>
+      </w:r>
+      <w:r>
+        <w:t xml:space="preserve"> – a word or token represented as a dense vector. </w:t>
+      </w:r>
+    </w:p>
+    <w:p>
+      <w:pPr>
+        <w:pStyle w:val="ListParagraph"/>
+      </w:pPr>
+    </w:p>
+    <w:p>
+      <w:pPr>
+        <w:pStyle w:val="ListParagraph"/>
+      </w:pPr>
+      <w:r>
+        <w:rPr>
+          <w:b/>
+          <w:bCs/>
+        </w:rPr>
+        <w:t>Example:</w:t>
+      </w:r>
+      <w:r>
+        <w:t xml:space="preserve"> ‘king’ may become [0.42, -0.18, 0.91, ...] with hundred of dimensions. </w:t>
+      </w:r>
+    </w:p>
+    <w:p>
+      <w:pPr>
+        <w:pStyle w:val="ListParagraph"/>
+      </w:pPr>
+    </w:p>
+    <w:p>
+      <w:pPr>
+        <w:pStyle w:val="ListParagraph"/>
+      </w:pPr>
+      <w:r>
+        <w:rPr>
+          <w:b/>
+          <w:bCs/>
+        </w:rPr>
+        <w:t>Note:</w:t>
+      </w:r>
+      <w:r>
+        <w:t xml:space="preserve"> words with similar meanings have similar vectors. Example:</w:t>
+      </w:r>
+    </w:p>
+    <w:p>
+      <w:pPr>
+        <w:pStyle w:val="ListParagraph"/>
+      </w:pPr>
+      <w:r>
+        <w:t>King ~ queen</w:t>
+      </w:r>
+    </w:p>
+    <w:p>
+      <w:pPr>
+        <w:pStyle w:val="ListParagraph"/>
+      </w:pPr>
+      <w:r>
+        <w:t>Dog ~ puppy</w:t>
+      </w:r>
+    </w:p>
+    <w:p>
+      <w:pPr>
+        <w:pStyle w:val="ListParagraph"/>
+      </w:pPr>
+      <w:r>
+        <w:rPr>
+          <w:b/>
+          <w:bCs/>
+        </w:rPr>
+        <w:t>Note:</w:t>
+      </w:r>
+      <w:r>
+        <w:t xml:space="preserve"> The vectors are learned from very large text collections. </w:t>
+      </w:r>
+    </w:p>
+    <w:p>
+      <w:pPr>
+        <w:pStyle w:val="ListParagraph"/>
+      </w:pPr>
+      <w:r>
+        <w:t>Popular methods:</w:t>
+      </w:r>
+    </w:p>
+    <w:p>
+      <w:pPr>
+        <w:pStyle w:val="ListParagraph"/>
+        <w:numPr>
+          <w:ilvl w:val="0"/>
+          <w:numId w:val="12"/>
+        </w:numPr>
+      </w:pPr>
+      <w:r>
+        <w:t>Word2Vec</w:t>
+      </w:r>
+    </w:p>
+    <w:p>
+      <w:pPr>
+        <w:pStyle w:val="ListParagraph"/>
+        <w:numPr>
+          <w:ilvl w:val="0"/>
+          <w:numId w:val="12"/>
+        </w:numPr>
+      </w:pPr>
+      <w:r>
+        <w:t>GloVe</w:t>
+      </w:r>
+    </w:p>
+    <w:p>
+      <w:pPr>
+        <w:pStyle w:val="ListParagraph"/>
+        <w:numPr>
+          <w:ilvl w:val="0"/>
+          <w:numId w:val="12"/>
+        </w:numPr>
+      </w:pPr>
+      <w:r>
+        <w:t>FastText</w:t>
+      </w:r>
+    </w:p>
+    <w:p>
+      <w:pPr>
+        <w:pStyle w:val="ListParagraph"/>
+        <w:ind w:left="1440"/>
+      </w:pPr>
+    </w:p>
+    <w:p>
+      <w:pPr>
+        <w:pStyle w:val="ListParagraph"/>
+        <w:numPr>
+          <w:ilvl w:val="0"/>
+          <w:numId w:val="2"/>
+        </w:numPr>
+      </w:pPr>
+      <w:r>
+        <w:rPr>
+          <w:b/>
+          <w:bCs/>
+        </w:rPr>
+        <w:t>Deep Learning Feature Extraction</w:t>
+      </w:r>
+      <w:r>
+        <w:t xml:space="preserve"> – Modern AES systems often don’t manually engineer features. Instead, neural networks learn useful features automatically. </w:t>
+      </w:r>
+    </w:p>
+    <w:p>
+      <w:pPr>
+        <w:pStyle w:val="ListParagraph"/>
+      </w:pPr>
+      <w:r>
+        <w:rPr>
+          <w:b/>
+          <w:bCs/>
+        </w:rPr>
+        <w:t>Example models</w:t>
+      </w:r>
+      <w:r>
+        <w:t xml:space="preserve">: </w:t>
+      </w:r>
+    </w:p>
+    <w:p>
+      <w:pPr>
+        <w:pStyle w:val="ListParagraph"/>
+        <w:numPr>
+          <w:ilvl w:val="0"/>
+          <w:numId w:val="13"/>
+        </w:numPr>
+      </w:pPr>
+      <w:r>
+        <w:lastRenderedPageBreak/>
+        <w:t>LSTM</w:t>
+      </w:r>
+    </w:p>
+    <w:p>
+      <w:pPr>
+        <w:pStyle w:val="ListParagraph"/>
+        <w:numPr>
+          <w:ilvl w:val="0"/>
+          <w:numId w:val="13"/>
+        </w:numPr>
+      </w:pPr>
+      <w:r>
+        <w:t>GRU</w:t>
+      </w:r>
+    </w:p>
+    <w:p>
+      <w:pPr>
+        <w:pStyle w:val="ListParagraph"/>
+        <w:numPr>
+          <w:ilvl w:val="0"/>
+          <w:numId w:val="13"/>
+        </w:numPr>
+      </w:pPr>
+      <w:r>
+        <w:t>BERT</w:t>
+      </w:r>
+    </w:p>
+    <w:p>
+      <w:pPr>
+        <w:pStyle w:val="ListParagraph"/>
+        <w:numPr>
+          <w:ilvl w:val="0"/>
+          <w:numId w:val="13"/>
+        </w:numPr>
+      </w:pPr>
+      <w:r>
+        <w:t>RoBERTa</w:t>
+      </w:r>
+    </w:p>
+    <w:p>
+      <w:pPr>
+        <w:ind w:left="720"/>
+      </w:pPr>
+      <w:r>
+        <w:rPr>
+          <w:b/>
+          <w:bCs/>
+        </w:rPr>
+        <w:t>Process:</w:t>
+      </w:r>
+      <w:r>
+        <w:t xml:space="preserve"> Essay -&gt; Tokenizer -&gt; Word embeddings -&gt; Neural network -&gt; Learned features -&gt; Essay score; </w:t>
+      </w:r>
+      <w:proofErr w:type="gramStart"/>
+      <w:r>
+        <w:t>so</w:t>
+      </w:r>
+      <w:proofErr w:type="gramEnd"/>
+      <w:r>
+        <w:t xml:space="preserve"> feature extraction is largely performed by the neural network itself. </w:t>
+      </w:r>
+    </w:p>
+    <w:p>
+      <w:pPr>
+        <w:rPr>
+          <w:b/>
+          <w:bCs/>
+        </w:rPr>
+      </w:pPr>
+      <w:r>
+        <w:rPr>
+          <w:b/>
+          <w:bCs/>
+        </w:rPr>
+        <w:t>Summary</w:t>
+      </w:r>
+    </w:p>
+    <w:p/>
+    <w:tbl>
+      <w:tblPr>
+        <w:tblStyle w:val="GridTable4-Accent1"/>
+        <w:tblW w:w="0" w:type="auto"/>
+        <w:tblLook w:val="04A0" w:firstRow="1" w:lastRow="0" w:firstColumn="1" w:lastColumn="0" w:noHBand="0" w:noVBand="1"/>
+      </w:tblPr>
+      <w:tblGrid>
+        <w:gridCol w:w="2163"/>
+        <w:gridCol w:w="3052"/>
+        <w:gridCol w:w="3801"/>
+      </w:tblGrid>
+      <w:tr>
+        <w:trPr>
+          <w:cnfStyle w:val="100000000000" w:firstRow="1" w:lastRow="0" w:firstColumn="0" w:lastColumn="0" w:oddVBand="0" w:evenVBand="0" w:oddHBand="0" w:evenHBand="0" w:firstRowFirstColumn="0" w:firstRowLastColumn="0" w:lastRowFirstColumn="0" w:lastRowLastColumn="0"/>
+        </w:trPr>
+        <w:tc>
+          <w:tcPr>
+            <w:cnfStyle w:val="001000000000" w:firstRow="0" w:lastRow="0" w:firstColumn="1" w:lastColumn="0" w:oddVBand="0" w:evenVBand="0" w:oddHBand="0" w:evenHBand="0" w:firstRowFirstColumn="0" w:firstRowLastColumn="0" w:lastRowFirstColumn="0" w:lastRowLastColumn="0"/>
+            <w:tcW w:w="0" w:type="auto"/>
+            <w:hideMark/>
+          </w:tcPr>
+          <w:p>
+            <w:pPr>
+              <w:spacing w:after="160" w:line="278" w:lineRule="auto"/>
+              <w:rPr>
+                <w:lang w:val="en-GB"/>
+              </w:rPr>
+            </w:pPr>
+            <w:r>
+              <w:rPr>
+                <w:lang w:val="en-GB"/>
+              </w:rPr>
+              <w:t>Extraction Method</w:t>
+            </w:r>
+          </w:p>
+        </w:tc>
+        <w:tc>
+          <w:tcPr>
+            <w:tcW w:w="0" w:type="auto"/>
+            <w:hideMark/>
+          </w:tcPr>
+          <w:p>
+            <w:pPr>
+              <w:spacing w:after="160" w:line="278" w:lineRule="auto"/>
+              <w:cnfStyle w:val="100000000000" w:firstRow="1" w:lastRow="0" w:firstColumn="0" w:lastColumn="0" w:oddVBand="0" w:evenVBand="0" w:oddHBand="0" w:evenHBand="0" w:firstRowFirstColumn="0" w:firstRowLastColumn="0" w:lastRowFirstColumn="0" w:lastRowLastColumn="0"/>
+              <w:rPr>
+                <w:lang w:val="en-GB"/>
+              </w:rPr>
+            </w:pPr>
+            <w:r>
+              <w:rPr>
+                <w:lang w:val="en-GB"/>
+              </w:rPr>
+              <w:t>What Is Extracted?</w:t>
+            </w:r>
+          </w:p>
+        </w:tc>
+        <w:tc>
+          <w:tcPr>
+            <w:tcW w:w="0" w:type="auto"/>
+            <w:hideMark/>
+          </w:tcPr>
+          <w:p>
+            <w:pPr>
+              <w:spacing w:after="160" w:line="278" w:lineRule="auto"/>
+              <w:cnfStyle w:val="100000000000" w:firstRow="1" w:lastRow="0" w:firstColumn="0" w:lastColumn="0" w:oddVBand="0" w:evenVBand="0" w:oddHBand="0" w:evenHBand="0" w:firstRowFirstColumn="0" w:firstRowLastColumn="0" w:lastRowFirstColumn="0" w:lastRowLastColumn="0"/>
+              <w:rPr>
+                <w:lang w:val="en-GB"/>
+              </w:rPr>
+            </w:pPr>
+            <w:r>
+              <w:rPr>
+                <w:lang w:val="en-GB"/>
+              </w:rPr>
+              <w:t>How?</w:t>
+            </w:r>
+          </w:p>
+        </w:tc>
+      </w:tr>
+      <w:tr>
+        <w:trPr>
+          <w:cnfStyle w:val="000000100000" w:firstRow="0" w:lastRow="0" w:firstColumn="0" w:lastColumn="0" w:oddVBand="0" w:evenVBand="0" w:oddHBand="1" w:evenHBand="0" w:firstRowFirstColumn="0" w:firstRowLastColumn="0" w:lastRowFirstColumn="0" w:lastRowLastColumn="0"/>
+        </w:trPr>
+        <w:tc>
+          <w:tcPr>
+            <w:cnfStyle w:val="001000000000" w:firstRow="0" w:lastRow="0" w:firstColumn="1" w:lastColumn="0" w:oddVBand="0" w:evenVBand="0" w:oddHBand="0" w:evenHBand="0" w:firstRowFirstColumn="0" w:firstRowLastColumn="0" w:lastRowFirstColumn="0" w:lastRowLastColumn="0"/>
+            <w:tcW w:w="0" w:type="auto"/>
+            <w:hideMark/>
+          </w:tcPr>
+          <w:p>
+            <w:pPr>
+              <w:spacing w:after="160" w:line="278" w:lineRule="auto"/>
+              <w:rPr>
+                <w:lang w:val="en-GB"/>
+              </w:rPr>
+            </w:pPr>
+            <w:r>
+              <w:rPr>
+                <w:lang w:val="en-GB"/>
+              </w:rPr>
+              <w:t>Surface Features</w:t>
+            </w:r>
+          </w:p>
+        </w:tc>
+        <w:tc>
+          <w:tcPr>
+            <w:tcW w:w="0" w:type="auto"/>
+            <w:hideMark/>
+          </w:tcPr>
+          <w:p>
+            <w:pPr>
+              <w:spacing w:after="160" w:line="278" w:lineRule="auto"/>
+              <w:cnfStyle w:val="000000100000" w:firstRow="0" w:lastRow="0" w:firstColumn="0" w:lastColumn="0" w:oddVBand="0" w:evenVBand="0" w:oddHBand="1" w:evenHBand="0" w:firstRowFirstColumn="0" w:firstRowLastColumn="0" w:lastRowFirstColumn="0" w:lastRowLastColumn="0"/>
+              <w:rPr>
+                <w:lang w:val="en-GB"/>
+              </w:rPr>
+            </w:pPr>
+            <w:r>
+              <w:rPr>
+                <w:lang w:val="en-GB"/>
+              </w:rPr>
+              <w:t>Counts</w:t>
+            </w:r>
+          </w:p>
+        </w:tc>
+        <w:tc>
+          <w:tcPr>
+            <w:tcW w:w="0" w:type="auto"/>
+            <w:hideMark/>
+          </w:tcPr>
+          <w:p>
+            <w:pPr>
+              <w:spacing w:after="160" w:line="278" w:lineRule="auto"/>
+              <w:cnfStyle w:val="000000100000" w:firstRow="0" w:lastRow="0" w:firstColumn="0" w:lastColumn="0" w:oddVBand="0" w:evenVBand="0" w:oddHBand="1" w:evenHBand="0" w:firstRowFirstColumn="0" w:firstRowLastColumn="0" w:lastRowFirstColumn="0" w:lastRowLastColumn="0"/>
+              <w:rPr>
+                <w:lang w:val="en-GB"/>
+              </w:rPr>
+            </w:pPr>
+            <w:r>
+              <w:rPr>
+                <w:lang w:val="en-GB"/>
+              </w:rPr>
+              <w:t>Counting words, sentences, paragraphs</w:t>
+            </w:r>
+          </w:p>
+        </w:tc>
+      </w:tr>
+      <w:tr>
+        <w:tc>
+          <w:tcPr>
+            <w:cnfStyle w:val="001000000000" w:firstRow="0" w:lastRow="0" w:firstColumn="1" w:lastColumn="0" w:oddVBand="0" w:evenVBand="0" w:oddHBand="0" w:evenHBand="0" w:firstRowFirstColumn="0" w:firstRowLastColumn="0" w:lastRowFirstColumn="0" w:lastRowLastColumn="0"/>
+            <w:tcW w:w="0" w:type="auto"/>
+            <w:hideMark/>
+          </w:tcPr>
+          <w:p>
+            <w:pPr>
+              <w:spacing w:after="160" w:line="278" w:lineRule="auto"/>
+              <w:rPr>
+                <w:lang w:val="en-GB"/>
+              </w:rPr>
+            </w:pPr>
+            <w:r>
+              <w:rPr>
+                <w:lang w:val="en-GB"/>
+              </w:rPr>
+              <w:t>Lexical Features</w:t>
+            </w:r>
+          </w:p>
+        </w:tc>
+        <w:tc>
+          <w:tcPr>
+            <w:tcW w:w="0" w:type="auto"/>
+            <w:hideMark/>
+          </w:tcPr>
+          <w:p>
+            <w:pPr>
+              <w:spacing w:after="160" w:line="278" w:lineRule="auto"/>
+              <w:cnfStyle w:val="000000000000" w:firstRow="0" w:lastRow="0" w:firstColumn="0" w:lastColumn="0" w:oddVBand="0" w:evenVBand="0" w:oddHBand="0" w:evenHBand="0" w:firstRowFirstColumn="0" w:firstRowLastColumn="0" w:lastRowFirstColumn="0" w:lastRowLastColumn="0"/>
+              <w:rPr>
+                <w:lang w:val="en-GB"/>
+              </w:rPr>
+            </w:pPr>
+            <w:r>
+              <w:rPr>
+                <w:lang w:val="en-GB"/>
+              </w:rPr>
+              <w:t>Vocabulary measures</w:t>
+            </w:r>
+          </w:p>
+        </w:tc>
+        <w:tc>
+          <w:tcPr>
+            <w:tcW w:w="0" w:type="auto"/>
+            <w:hideMark/>
+          </w:tcPr>
+          <w:p>
+            <w:pPr>
+              <w:spacing w:after="160" w:line="278" w:lineRule="auto"/>
+              <w:cnfStyle w:val="000000000000" w:firstRow="0" w:lastRow="0" w:firstColumn="0" w:lastColumn="0" w:oddVBand="0" w:evenVBand="0" w:oddHBand="0" w:evenHBand="0" w:firstRowFirstColumn="0" w:firstRowLastColumn="0" w:lastRowFirstColumn="0" w:lastRowLastColumn="0"/>
+              <w:rPr>
+                <w:lang w:val="en-GB"/>
+              </w:rPr>
+            </w:pPr>
+            <w:r>
+              <w:rPr>
+                <w:lang w:val="en-GB"/>
+              </w:rPr>
+              <w:t>Tokenization and statistics</w:t>
+            </w:r>
+          </w:p>
+        </w:tc>
+      </w:tr>
+      <w:tr>
+        <w:trPr>
+          <w:cnfStyle w:val="000000100000" w:firstRow="0" w:lastRow="0" w:firstColumn="0" w:lastColumn="0" w:oddVBand="0" w:evenVBand="0" w:oddHBand="1" w:evenHBand="0" w:firstRowFirstColumn="0" w:firstRowLastColumn="0" w:lastRowFirstColumn="0" w:lastRowLastColumn="0"/>
+        </w:trPr>
+        <w:tc>
+          <w:tcPr>
+            <w:cnfStyle w:val="001000000000" w:firstRow="0" w:lastRow="0" w:firstColumn="1" w:lastColumn="0" w:oddVBand="0" w:evenVBand="0" w:oddHBand="0" w:evenHBand="0" w:firstRowFirstColumn="0" w:firstRowLastColumn="0" w:lastRowFirstColumn="0" w:lastRowLastColumn="0"/>
+            <w:tcW w:w="0" w:type="auto"/>
+            <w:hideMark/>
+          </w:tcPr>
+          <w:p>
+            <w:pPr>
+              <w:spacing w:after="160" w:line="278" w:lineRule="auto"/>
+              <w:rPr>
+                <w:lang w:val="en-GB"/>
+              </w:rPr>
+            </w:pPr>
+            <w:r>
+              <w:rPr>
+                <w:lang w:val="en-GB"/>
+              </w:rPr>
+              <w:t>Syntactic Features</w:t>
+            </w:r>
+          </w:p>
+        </w:tc>
+        <w:tc>
+          <w:tcPr>
+            <w:tcW w:w="0" w:type="auto"/>
+            <w:hideMark/>
+          </w:tcPr>
+          <w:p>
+            <w:pPr>
+              <w:spacing w:after="160" w:line="278" w:lineRule="auto"/>
+              <w:cnfStyle w:val="000000100000" w:firstRow="0" w:lastRow="0" w:firstColumn="0" w:lastColumn="0" w:oddVBand="0" w:evenVBand="0" w:oddHBand="1" w:evenHBand="0" w:firstRowFirstColumn="0" w:firstRowLastColumn="0" w:lastRowFirstColumn="0" w:lastRowLastColumn="0"/>
+              <w:rPr>
+                <w:lang w:val="en-GB"/>
+              </w:rPr>
+            </w:pPr>
+            <w:r>
+              <w:rPr>
+                <w:lang w:val="en-GB"/>
+              </w:rPr>
+              <w:t>Grammar structure</w:t>
+            </w:r>
+          </w:p>
+        </w:tc>
+        <w:tc>
+          <w:tcPr>
+            <w:tcW w:w="0" w:type="auto"/>
+            <w:hideMark/>
+          </w:tcPr>
+          <w:p>
+            <w:pPr>
+              <w:spacing w:after="160" w:line="278" w:lineRule="auto"/>
+              <w:cnfStyle w:val="000000100000" w:firstRow="0" w:lastRow="0" w:firstColumn="0" w:lastColumn="0" w:oddVBand="0" w:evenVBand="0" w:oddHBand="1" w:evenHBand="0" w:firstRowFirstColumn="0" w:firstRowLastColumn="0" w:lastRowFirstColumn="0" w:lastRowLastColumn="0"/>
+              <w:rPr>
+                <w:lang w:val="en-GB"/>
+              </w:rPr>
+            </w:pPr>
+            <w:r>
+              <w:rPr>
+                <w:lang w:val="en-GB"/>
+              </w:rPr>
+              <w:t>Parsing sentences</w:t>
+            </w:r>
+          </w:p>
+        </w:tc>
+      </w:tr>
+      <w:tr>
+        <w:tc>
+          <w:tcPr>
+            <w:cnfStyle w:val="001000000000" w:firstRow="0" w:lastRow="0" w:firstColumn="1" w:lastColumn="0" w:oddVBand="0" w:evenVBand="0" w:oddHBand="0" w:evenHBand="0" w:firstRowFirstColumn="0" w:firstRowLastColumn="0" w:lastRowFirstColumn="0" w:lastRowLastColumn="0"/>
+            <w:tcW w:w="0" w:type="auto"/>
+            <w:hideMark/>
+          </w:tcPr>
+          <w:p>
+            <w:pPr>
+              <w:spacing w:after="160" w:line="278" w:lineRule="auto"/>
+              <w:rPr>
+                <w:lang w:val="en-GB"/>
+              </w:rPr>
+            </w:pPr>
+            <w:r>
+              <w:rPr>
+                <w:lang w:val="en-GB"/>
+              </w:rPr>
+              <w:t>Error Features</w:t>
+            </w:r>
+          </w:p>
+        </w:tc>
+        <w:tc>
+          <w:tcPr>
+            <w:tcW w:w="0" w:type="auto"/>
+            <w:hideMark/>
+          </w:tcPr>
+          <w:p>
+            <w:pPr>
+              <w:spacing w:after="160" w:line="278" w:lineRule="auto"/>
+              <w:cnfStyle w:val="000000000000" w:firstRow="0" w:lastRow="0" w:firstColumn="0" w:lastColumn="0" w:oddVBand="0" w:evenVBand="0" w:oddHBand="0" w:evenHBand="0" w:firstRowFirstColumn="0" w:firstRowLastColumn="0" w:lastRowFirstColumn="0" w:lastRowLastColumn="0"/>
+              <w:rPr>
+                <w:lang w:val="en-GB"/>
+              </w:rPr>
+            </w:pPr>
+            <w:r>
+              <w:rPr>
+                <w:lang w:val="en-GB"/>
+              </w:rPr>
+              <w:t>Mistakes</w:t>
+            </w:r>
+          </w:p>
+        </w:tc>
+        <w:tc>
+          <w:tcPr>
+            <w:tcW w:w="0" w:type="auto"/>
+            <w:hideMark/>
+          </w:tcPr>
+          <w:p>
+            <w:pPr>
+              <w:spacing w:after="160" w:line="278" w:lineRule="auto"/>
+              <w:cnfStyle w:val="000000000000" w:firstRow="0" w:lastRow="0" w:firstColumn="0" w:lastColumn="0" w:oddVBand="0" w:evenVBand="0" w:oddHBand="0" w:evenHBand="0" w:firstRowFirstColumn="0" w:firstRowLastColumn="0" w:lastRowFirstColumn="0" w:lastRowLastColumn="0"/>
+              <w:rPr>
+                <w:lang w:val="en-GB"/>
+              </w:rPr>
+            </w:pPr>
+            <w:r>
+              <w:rPr>
+                <w:lang w:val="en-GB"/>
+              </w:rPr>
+              <w:t>Grammar/spell checking</w:t>
+            </w:r>
+          </w:p>
+        </w:tc>
+      </w:tr>
+      <w:tr>
+        <w:trPr>
+          <w:cnfStyle w:val="000000100000" w:firstRow="0" w:lastRow="0" w:firstColumn="0" w:lastColumn="0" w:oddVBand="0" w:evenVBand="0" w:oddHBand="1" w:evenHBand="0" w:firstRowFirstColumn="0" w:firstRowLastColumn="0" w:lastRowFirstColumn="0" w:lastRowLastColumn="0"/>
+        </w:trPr>
+        <w:tc>
+          <w:tcPr>
+            <w:cnfStyle w:val="001000000000" w:firstRow="0" w:lastRow="0" w:firstColumn="1" w:lastColumn="0" w:oddVBand="0" w:evenVBand="0" w:oddHBand="0" w:evenHBand="0" w:firstRowFirstColumn="0" w:firstRowLastColumn="0" w:lastRowFirstColumn="0" w:lastRowLastColumn="0"/>
+            <w:tcW w:w="0" w:type="auto"/>
+            <w:hideMark/>
+          </w:tcPr>
+          <w:p>
+            <w:pPr>
+              <w:spacing w:after="160" w:line="278" w:lineRule="auto"/>
+              <w:rPr>
+                <w:lang w:val="en-GB"/>
+              </w:rPr>
+            </w:pPr>
+            <w:r>
+              <w:rPr>
+                <w:lang w:val="en-GB"/>
+              </w:rPr>
+              <w:t>Readability Features</w:t>
+            </w:r>
+          </w:p>
+        </w:tc>
+        <w:tc>
+          <w:tcPr>
+            <w:tcW w:w="0" w:type="auto"/>
+            <w:hideMark/>
+          </w:tcPr>
+          <w:p>
+            <w:pPr>
+              <w:spacing w:after="160" w:line="278" w:lineRule="auto"/>
+              <w:cnfStyle w:val="000000100000" w:firstRow="0" w:lastRow="0" w:firstColumn="0" w:lastColumn="0" w:oddVBand="0" w:evenVBand="0" w:oddHBand="1" w:evenHBand="0" w:firstRowFirstColumn="0" w:firstRowLastColumn="0" w:lastRowFirstColumn="0" w:lastRowLastColumn="0"/>
+              <w:rPr>
+                <w:lang w:val="en-GB"/>
+              </w:rPr>
+            </w:pPr>
+            <w:r>
+              <w:rPr>
+                <w:lang w:val="en-GB"/>
+              </w:rPr>
+              <w:t>Reading difficulty</w:t>
+            </w:r>
+          </w:p>
+        </w:tc>
+        <w:tc>
+          <w:tcPr>
+            <w:tcW w:w="0" w:type="auto"/>
+            <w:hideMark/>
+          </w:tcPr>
+          <w:p>
+            <w:pPr>
+              <w:spacing w:after="160" w:line="278" w:lineRule="auto"/>
+              <w:cnfStyle w:val="000000100000" w:firstRow="0" w:lastRow="0" w:firstColumn="0" w:lastColumn="0" w:oddVBand="0" w:evenVBand="0" w:oddHBand="1" w:evenHBand="0" w:firstRowFirstColumn="0" w:firstRowLastColumn="0" w:lastRowFirstColumn="0" w:lastRowLastColumn="0"/>
+              <w:rPr>
+                <w:lang w:val="en-GB"/>
+              </w:rPr>
+            </w:pPr>
+            <w:r>
+              <w:rPr>
+                <w:lang w:val="en-GB"/>
+              </w:rPr>
+              <w:t>Readability formulas</w:t>
+            </w:r>
+          </w:p>
+        </w:tc>
+      </w:tr>
+      <w:tr>
+        <w:tc>
+          <w:tcPr>
+            <w:cnfStyle w:val="001000000000" w:firstRow="0" w:lastRow="0" w:firstColumn="1" w:lastColumn="0" w:oddVBand="0" w:evenVBand="0" w:oddHBand="0" w:evenHBand="0" w:firstRowFirstColumn="0" w:firstRowLastColumn="0" w:lastRowFirstColumn="0" w:lastRowLastColumn="0"/>
+            <w:tcW w:w="0" w:type="auto"/>
+            <w:hideMark/>
+          </w:tcPr>
+          <w:p>
+            <w:pPr>
+              <w:spacing w:after="160" w:line="278" w:lineRule="auto"/>
+              <w:rPr>
+                <w:lang w:val="en-GB"/>
+              </w:rPr>
+            </w:pPr>
+            <w:r>
+              <w:rPr>
+                <w:lang w:val="en-GB"/>
+              </w:rPr>
+              <w:t>Semantic Features</w:t>
+            </w:r>
+          </w:p>
+        </w:tc>
+        <w:tc>
+          <w:tcPr>
+            <w:tcW w:w="0" w:type="auto"/>
+            <w:hideMark/>
+          </w:tcPr>
+          <w:p>
+            <w:pPr>
+              <w:spacing w:after="160" w:line="278" w:lineRule="auto"/>
+              <w:cnfStyle w:val="000000000000" w:firstRow="0" w:lastRow="0" w:firstColumn="0" w:lastColumn="0" w:oddVBand="0" w:evenVBand="0" w:oddHBand="0" w:evenHBand="0" w:firstRowFirstColumn="0" w:firstRowLastColumn="0" w:lastRowFirstColumn="0" w:lastRowLastColumn="0"/>
+              <w:rPr>
+                <w:lang w:val="en-GB"/>
+              </w:rPr>
+            </w:pPr>
+            <w:r>
+              <w:rPr>
+                <w:lang w:val="en-GB"/>
+              </w:rPr>
+              <w:t>Meaning and relevance</w:t>
+            </w:r>
+          </w:p>
+        </w:tc>
+        <w:tc>
+          <w:tcPr>
+            <w:tcW w:w="0" w:type="auto"/>
+            <w:hideMark/>
+          </w:tcPr>
+          <w:p>
+            <w:pPr>
+              <w:spacing w:after="160" w:line="278" w:lineRule="auto"/>
+              <w:cnfStyle w:val="000000000000" w:firstRow="0" w:lastRow="0" w:firstColumn="0" w:lastColumn="0" w:oddVBand="0" w:evenVBand="0" w:oddHBand="0" w:evenHBand="0" w:firstRowFirstColumn="0" w:firstRowLastColumn="0" w:lastRowFirstColumn="0" w:lastRowLastColumn="0"/>
+              <w:rPr>
+                <w:lang w:val="en-GB"/>
+              </w:rPr>
+            </w:pPr>
+            <w:r>
+              <w:rPr>
+                <w:lang w:val="en-GB"/>
+              </w:rPr>
+              <w:t>Similarity and NLP models</w:t>
+            </w:r>
+          </w:p>
+        </w:tc>
+      </w:tr>
+      <w:tr>
+        <w:trPr>
+          <w:cnfStyle w:val="000000100000" w:firstRow="0" w:lastRow="0" w:firstColumn="0" w:lastColumn="0" w:oddVBand="0" w:evenVBand="0" w:oddHBand="1" w:evenHBand="0" w:firstRowFirstColumn="0" w:firstRowLastColumn="0" w:lastRowFirstColumn="0" w:lastRowLastColumn="0"/>
+        </w:trPr>
+        <w:tc>
+          <w:tcPr>
+            <w:cnfStyle w:val="001000000000" w:firstRow="0" w:lastRow="0" w:firstColumn="1" w:lastColumn="0" w:oddVBand="0" w:evenVBand="0" w:oddHBand="0" w:evenHBand="0" w:firstRowFirstColumn="0" w:firstRowLastColumn="0" w:lastRowFirstColumn="0" w:lastRowLastColumn="0"/>
+            <w:tcW w:w="0" w:type="auto"/>
+            <w:hideMark/>
+          </w:tcPr>
+          <w:p>
+            <w:pPr>
+              <w:spacing w:after="160" w:line="278" w:lineRule="auto"/>
+              <w:rPr>
+                <w:lang w:val="en-GB"/>
+              </w:rPr>
+            </w:pPr>
+            <w:r>
+              <w:rPr>
+                <w:lang w:val="en-GB"/>
+              </w:rPr>
+              <w:t>Bag-of-Words</w:t>
+            </w:r>
+          </w:p>
+        </w:tc>
+        <w:tc>
+          <w:tcPr>
+            <w:tcW w:w="0" w:type="auto"/>
+            <w:hideMark/>
+          </w:tcPr>
+          <w:p>
+            <w:pPr>
+              <w:spacing w:after="160" w:line="278" w:lineRule="auto"/>
+              <w:cnfStyle w:val="000000100000" w:firstRow="0" w:lastRow="0" w:firstColumn="0" w:lastColumn="0" w:oddVBand="0" w:evenVBand="0" w:oddHBand="1" w:evenHBand="0" w:firstRowFirstColumn="0" w:firstRowLastColumn="0" w:lastRowFirstColumn="0" w:lastRowLastColumn="0"/>
+              <w:rPr>
+                <w:lang w:val="en-GB"/>
+              </w:rPr>
+            </w:pPr>
+            <w:r>
+              <w:rPr>
+                <w:lang w:val="en-GB"/>
+              </w:rPr>
+              <w:t>Word frequencies</w:t>
+            </w:r>
+          </w:p>
+        </w:tc>
+        <w:tc>
+          <w:tcPr>
+            <w:tcW w:w="0" w:type="auto"/>
+            <w:hideMark/>
+          </w:tcPr>
+          <w:p>
+            <w:pPr>
+              <w:spacing w:after="160" w:line="278" w:lineRule="auto"/>
+              <w:cnfStyle w:val="000000100000" w:firstRow="0" w:lastRow="0" w:firstColumn="0" w:lastColumn="0" w:oddVBand="0" w:evenVBand="0" w:oddHBand="1" w:evenHBand="0" w:firstRowFirstColumn="0" w:firstRowLastColumn="0" w:lastRowFirstColumn="0" w:lastRowLastColumn="0"/>
+              <w:rPr>
+                <w:lang w:val="en-GB"/>
+              </w:rPr>
+            </w:pPr>
+            <w:r>
+              <w:rPr>
+                <w:lang w:val="en-GB"/>
+              </w:rPr>
+              <w:t>Count each vocabulary word</w:t>
+            </w:r>
+          </w:p>
+        </w:tc>
+      </w:tr>
+      <w:tr>
+        <w:tc>
+          <w:tcPr>
+            <w:cnfStyle w:val="001000000000" w:firstRow="0" w:lastRow="0" w:firstColumn="1" w:lastColumn="0" w:oddVBand="0" w:evenVBand="0" w:oddHBand="0" w:evenHBand="0" w:firstRowFirstColumn="0" w:firstRowLastColumn="0" w:lastRowFirstColumn="0" w:lastRowLastColumn="0"/>
+            <w:tcW w:w="0" w:type="auto"/>
+            <w:hideMark/>
+          </w:tcPr>
+          <w:p>
+            <w:pPr>
+              <w:spacing w:after="160" w:line="278" w:lineRule="auto"/>
+              <w:rPr>
+                <w:lang w:val="en-GB"/>
+              </w:rPr>
+            </w:pPr>
+            <w:r>
+              <w:rPr>
+                <w:lang w:val="en-GB"/>
+              </w:rPr>
+              <w:t>TF-IDF</w:t>
+            </w:r>
+          </w:p>
+        </w:tc>
+        <w:tc>
+          <w:tcPr>
+            <w:tcW w:w="0" w:type="auto"/>
+            <w:hideMark/>
+          </w:tcPr>
+          <w:p>
+            <w:pPr>
+              <w:spacing w:after="160" w:line="278" w:lineRule="auto"/>
+              <w:cnfStyle w:val="000000000000" w:firstRow="0" w:lastRow="0" w:firstColumn="0" w:lastColumn="0" w:oddVBand="0" w:evenVBand="0" w:oddHBand="0" w:evenHBand="0" w:firstRowFirstColumn="0" w:firstRowLastColumn="0" w:lastRowFirstColumn="0" w:lastRowLastColumn="0"/>
+              <w:rPr>
+                <w:lang w:val="en-GB"/>
+              </w:rPr>
+            </w:pPr>
+            <w:r>
+              <w:rPr>
+                <w:lang w:val="en-GB"/>
+              </w:rPr>
+              <w:t>Weighted word frequencies</w:t>
+            </w:r>
+          </w:p>
+        </w:tc>
+        <w:tc>
+          <w:tcPr>
+            <w:tcW w:w="0" w:type="auto"/>
+            <w:hideMark/>
+          </w:tcPr>
+          <w:p>
+            <w:pPr>
+              <w:spacing w:after="160" w:line="278" w:lineRule="auto"/>
+              <w:cnfStyle w:val="000000000000" w:firstRow="0" w:lastRow="0" w:firstColumn="0" w:lastColumn="0" w:oddVBand="0" w:evenVBand="0" w:oddHBand="0" w:evenHBand="0" w:firstRowFirstColumn="0" w:firstRowLastColumn="0" w:lastRowFirstColumn="0" w:lastRowLastColumn="0"/>
+              <w:rPr>
+                <w:lang w:val="en-GB"/>
+              </w:rPr>
+            </w:pPr>
+            <w:r>
+              <w:rPr>
+                <w:lang w:val="en-GB"/>
+              </w:rPr>
+              <w:t>Frequency + rarity calculation</w:t>
+            </w:r>
+          </w:p>
+        </w:tc>
+      </w:tr>
+      <w:tr>
+        <w:trPr>
+          <w:cnfStyle w:val="000000100000" w:firstRow="0" w:lastRow="0" w:firstColumn="0" w:lastColumn="0" w:oddVBand="0" w:evenVBand="0" w:oddHBand="1" w:evenHBand="0" w:firstRowFirstColumn="0" w:firstRowLastColumn="0" w:lastRowFirstColumn="0" w:lastRowLastColumn="0"/>
+        </w:trPr>
+        <w:tc>
+          <w:tcPr>
+            <w:cnfStyle w:val="001000000000" w:firstRow="0" w:lastRow="0" w:firstColumn="1" w:lastColumn="0" w:oddVBand="0" w:evenVBand="0" w:oddHBand="0" w:evenHBand="0" w:firstRowFirstColumn="0" w:firstRowLastColumn="0" w:lastRowFirstColumn="0" w:lastRowLastColumn="0"/>
+            <w:tcW w:w="0" w:type="auto"/>
+            <w:hideMark/>
+          </w:tcPr>
+          <w:p>
+            <w:pPr>
+              <w:spacing w:after="160" w:line="278" w:lineRule="auto"/>
+              <w:rPr>
+                <w:lang w:val="en-GB"/>
+              </w:rPr>
+            </w:pPr>
+            <w:r>
+              <w:rPr>
+                <w:lang w:val="en-GB"/>
+              </w:rPr>
+              <w:t>Embeddings</w:t>
+            </w:r>
+          </w:p>
+        </w:tc>
+        <w:tc>
+          <w:tcPr>
+            <w:tcW w:w="0" w:type="auto"/>
+            <w:hideMark/>
+          </w:tcPr>
+          <w:p>
+            <w:pPr>
+              <w:spacing w:after="160" w:line="278" w:lineRule="auto"/>
+              <w:cnfStyle w:val="000000100000" w:firstRow="0" w:lastRow="0" w:firstColumn="0" w:lastColumn="0" w:oddVBand="0" w:evenVBand="0" w:oddHBand="1" w:evenHBand="0" w:firstRowFirstColumn="0" w:firstRowLastColumn="0" w:lastRowFirstColumn="0" w:lastRowLastColumn="0"/>
+              <w:rPr>
+                <w:lang w:val="en-GB"/>
+              </w:rPr>
+            </w:pPr>
+            <w:r>
+              <w:rPr>
+                <w:lang w:val="en-GB"/>
+              </w:rPr>
+              <w:t>Semantic word vectors</w:t>
+            </w:r>
+          </w:p>
+        </w:tc>
+        <w:tc>
+          <w:tcPr>
+            <w:tcW w:w="0" w:type="auto"/>
+            <w:hideMark/>
+          </w:tcPr>
+          <w:p>
+            <w:pPr>
+              <w:spacing w:after="160" w:line="278" w:lineRule="auto"/>
+              <w:cnfStyle w:val="000000100000" w:firstRow="0" w:lastRow="0" w:firstColumn="0" w:lastColumn="0" w:oddVBand="0" w:evenVBand="0" w:oddHBand="1" w:evenHBand="0" w:firstRowFirstColumn="0" w:firstRowLastColumn="0" w:lastRowFirstColumn="0" w:lastRowLastColumn="0"/>
+              <w:rPr>
+                <w:lang w:val="en-GB"/>
+              </w:rPr>
+            </w:pPr>
+            <w:r>
+              <w:rPr>
+                <w:lang w:val="en-GB"/>
+              </w:rPr>
+              <w:t>Learned vector representations</w:t>
+            </w:r>
+          </w:p>
+        </w:tc>
+      </w:tr>
+      <w:tr>
+        <w:tc>
+          <w:tcPr>
+            <w:cnfStyle w:val="001000000000" w:firstRow="0" w:lastRow="0" w:firstColumn="1" w:lastColumn="0" w:oddVBand="0" w:evenVBand="0" w:oddHBand="0" w:evenHBand="0" w:firstRowFirstColumn="0" w:firstRowLastColumn="0" w:lastRowFirstColumn="0" w:lastRowLastColumn="0"/>
+            <w:tcW w:w="0" w:type="auto"/>
+            <w:hideMark/>
+          </w:tcPr>
+          <w:p>
+            <w:pPr>
+              <w:spacing w:after="160" w:line="278" w:lineRule="auto"/>
+              <w:rPr>
+                <w:lang w:val="en-GB"/>
+              </w:rPr>
+            </w:pPr>
+            <w:r>
+              <w:rPr>
+                <w:lang w:val="en-GB"/>
+              </w:rPr>
+              <w:t>Deep Learning</w:t>
+            </w:r>
+          </w:p>
+        </w:tc>
+        <w:tc>
+          <w:tcPr>
+            <w:tcW w:w="0" w:type="auto"/>
+            <w:hideMark/>
+          </w:tcPr>
+          <w:p>
+            <w:pPr>
+              <w:spacing w:after="160" w:line="278" w:lineRule="auto"/>
+              <w:cnfStyle w:val="000000000000" w:firstRow="0" w:lastRow="0" w:firstColumn="0" w:lastColumn="0" w:oddVBand="0" w:evenVBand="0" w:oddHBand="0" w:evenHBand="0" w:firstRowFirstColumn="0" w:firstRowLastColumn="0" w:lastRowFirstColumn="0" w:lastRowLastColumn="0"/>
+              <w:rPr>
+                <w:lang w:val="en-GB"/>
+              </w:rPr>
+            </w:pPr>
+            <w:r>
+              <w:rPr>
+                <w:lang w:val="en-GB"/>
+              </w:rPr>
+              <w:t>Automatically learned patterns</w:t>
+            </w:r>
+          </w:p>
+        </w:tc>
+        <w:tc>
+          <w:tcPr>
+            <w:tcW w:w="0" w:type="auto"/>
+            <w:hideMark/>
+          </w:tcPr>
+          <w:p>
+            <w:pPr>
+              <w:spacing w:after="160" w:line="278" w:lineRule="auto"/>
+              <w:cnfStyle w:val="000000000000" w:firstRow="0" w:lastRow="0" w:firstColumn="0" w:lastColumn="0" w:oddVBand="0" w:evenVBand="0" w:oddHBand="0" w:evenHBand="0" w:firstRowFirstColumn="0" w:firstRowLastColumn="0" w:lastRowFirstColumn="0" w:lastRowLastColumn="0"/>
+              <w:rPr>
+                <w:lang w:val="en-GB"/>
+              </w:rPr>
+            </w:pPr>
+            <w:r>
+              <w:rPr>
+                <w:lang w:val="en-GB"/>
+              </w:rPr>
+              <w:t>Neural networks</w:t>
+            </w:r>
+          </w:p>
+        </w:tc>
+      </w:tr>
+    </w:tbl>
+    <w:p/>
+    <w:p/>
+    <w:p>
+      <w:pPr>
+        <w:rPr>
+          <w:b/>
+          <w:bCs/>
+        </w:rPr>
+      </w:pPr>
+      <w:r>
+        <w:rPr>
+          <w:b/>
+          <w:bCs/>
+        </w:rPr>
+        <w:t>What are sentence embeddings?</w:t>
+      </w:r>
+    </w:p>
+    <w:p>
+      <w:r>
+        <w:t xml:space="preserve">A sentence embedding </w:t>
+      </w:r>
+      <w:r>
+        <w:rPr>
+          <w:b/>
+          <w:bCs/>
+        </w:rPr>
+        <w:t>maps a whole sentence into a single dense vector</w:t>
+      </w:r>
+      <w:r>
+        <w:t xml:space="preserve"> in a multi-dimensional space. </w:t>
+      </w:r>
+      <w:r>
+        <w:rPr>
+          <w:b/>
+          <w:bCs/>
+        </w:rPr>
+        <w:t>Instead of capturing the meaning of a single token, it captures semantic meaning, context, and intent of the sentence</w:t>
+      </w:r>
+    </w:p>
+    <w:p/>
+    <w:p>
+      <w:pPr>
+        <w:rPr>
+          <w:b/>
+          <w:bCs/>
+        </w:rPr>
+      </w:pPr>
+      <w:r>
+        <w:rPr>
+          <w:b/>
+          <w:bCs/>
+        </w:rPr>
+        <w:br w:type="page"/>
+      </w:r>
+    </w:p>
+    <w:p>
+      <w:pPr>
+        <w:rPr>
+          <w:b/>
+          <w:bCs/>
+        </w:rPr>
+      </w:pPr>
+      <w:r>
+        <w:rPr>
+          <w:b/>
+          <w:bCs/>
+        </w:rPr>
+        <w:lastRenderedPageBreak/>
+        <w:t xml:space="preserve">What </w:t>
+      </w:r>
+      <w:proofErr w:type="gramStart"/>
+      <w:r>
+        <w:rPr>
+          <w:b/>
+          <w:bCs/>
+        </w:rPr>
+        <w:t>are</w:t>
+      </w:r>
+      <w:proofErr w:type="gramEnd"/>
+      <w:r>
+        <w:rPr>
+          <w:b/>
+          <w:bCs/>
+        </w:rPr>
+        <w:t xml:space="preserve"> </w:t>
+      </w:r>
+      <w:r>
+        <w:rPr>
+          <w:b/>
+          <w:bCs/>
+        </w:rPr>
+        <w:t>sentence embedding methods?</w:t>
+      </w:r>
+    </w:p>
+    <w:p>
+      <w:pPr>
+        <w:pStyle w:val="ListParagraph"/>
+        <w:numPr>
+          <w:ilvl w:val="0"/>
+          <w:numId w:val="15"/>
+        </w:numPr>
+      </w:pPr>
+      <w:r>
+        <w:rPr>
+          <w:b/>
+          <w:bCs/>
+        </w:rPr>
+        <w:t>Pooling Word Embeddings</w:t>
+      </w:r>
+      <w:r>
+        <w:t xml:space="preserve"> – in older or computationally light weight AES architectures, sentence embeddings are created by combining individual word vectors. </w:t>
+      </w:r>
+    </w:p>
+    <w:p>
+      <w:pPr>
+        <w:pStyle w:val="ListParagraph"/>
+        <w:numPr>
+          <w:ilvl w:val="0"/>
+          <w:numId w:val="16"/>
+        </w:numPr>
+      </w:pPr>
+      <w:r>
+        <w:rPr>
+          <w:b/>
+          <w:bCs/>
+        </w:rPr>
+        <w:t>How it works:</w:t>
+      </w:r>
+      <w:r>
+        <w:t xml:space="preserve"> The system takes the dense vectors of every word in the sentence</w:t>
+      </w:r>
+    </w:p>
+    <w:p>
+      <w:pPr>
+        <w:pStyle w:val="ListParagraph"/>
+        <w:numPr>
+          <w:ilvl w:val="0"/>
+          <w:numId w:val="16"/>
+        </w:numPr>
+      </w:pPr>
+      <w:r>
+        <w:rPr>
+          <w:b/>
+          <w:bCs/>
+        </w:rPr>
+        <w:t>The math:</w:t>
+      </w:r>
+      <w:r>
+        <w:t xml:space="preserve"> It calculates the mathematical average (mean pooling) or finds the maximum values (max pooling) across those vectors. </w:t>
+      </w:r>
+    </w:p>
+    <w:p>
+      <w:pPr>
+        <w:pStyle w:val="ListParagraph"/>
+        <w:numPr>
+          <w:ilvl w:val="0"/>
+          <w:numId w:val="16"/>
+        </w:numPr>
+      </w:pPr>
+      <w:r>
+        <w:rPr>
+          <w:b/>
+          <w:bCs/>
+        </w:rPr>
+        <w:t>Limitation:</w:t>
+      </w:r>
+      <w:r>
+        <w:t xml:space="preserve"> It struggles with word order. “The teacher graded the student” and “The student graded the teacher” might end up with very similar embeddings. </w:t>
+      </w:r>
+    </w:p>
+    <w:p>
+      <w:pPr>
+        <w:pStyle w:val="ListParagraph"/>
+        <w:numPr>
+          <w:ilvl w:val="0"/>
+          <w:numId w:val="15"/>
+        </w:numPr>
+      </w:pPr>
+      <w:r>
+        <w:rPr>
+          <w:b/>
+          <w:bCs/>
+        </w:rPr>
+        <w:t>Specialized Sentence Encoders</w:t>
+      </w:r>
+      <w:r>
+        <w:t xml:space="preserve"> – Modern, high-performance AES systems often use models specifically trained to output sentence-level dense vectors (like Sentence-BERT or Universal Sentence Encoder).</w:t>
+      </w:r>
+    </w:p>
+    <w:p>
+      <w:pPr>
+        <w:pStyle w:val="ListParagraph"/>
+        <w:numPr>
+          <w:ilvl w:val="0"/>
+          <w:numId w:val="17"/>
+        </w:numPr>
+      </w:pPr>
+      <w:r>
+        <w:rPr>
+          <w:b/>
+          <w:bCs/>
+        </w:rPr>
+        <w:t>How it works:</w:t>
+      </w:r>
+      <w:r>
+        <w:t xml:space="preserve"> The entire sentence is fed into a neural network simultaneously.</w:t>
+      </w:r>
+    </w:p>
+    <w:p>
+      <w:pPr>
+        <w:pStyle w:val="ListParagraph"/>
+        <w:numPr>
+          <w:ilvl w:val="0"/>
+          <w:numId w:val="17"/>
+        </w:numPr>
+      </w:pPr>
+      <w:r>
+        <w:rPr>
+          <w:b/>
+          <w:bCs/>
+        </w:rPr>
+        <w:t>The math:</w:t>
+      </w:r>
+      <w:r>
+        <w:t xml:space="preserve"> the model uses self-attention mechanisms to weigh how words interact with each other. </w:t>
+      </w:r>
+    </w:p>
+    <w:p>
+      <w:pPr>
+        <w:pStyle w:val="ListParagraph"/>
+        <w:numPr>
+          <w:ilvl w:val="0"/>
+          <w:numId w:val="17"/>
+        </w:numPr>
+      </w:pPr>
+      <w:r>
+        <w:rPr>
+          <w:b/>
+          <w:bCs/>
+        </w:rPr>
+        <w:t>Benefit:</w:t>
+      </w:r>
+      <w:r>
+        <w:t xml:space="preserve"> It preserves context, word order, and syntax. It knows that ‘The prompt was hard” and “The prompt wasn’t easy” have nearly identical semantic meanings.  </w:t>
+      </w:r>
+    </w:p>
+    <w:p>
+      <w:pPr>
+        <w:pStyle w:val="ListParagraph"/>
+        <w:numPr>
+          <w:ilvl w:val="0"/>
+          <w:numId w:val="15"/>
+        </w:numPr>
+      </w:pPr>
+      <w:r>
+        <w:rPr>
+          <w:b/>
+          <w:bCs/>
+        </w:rPr>
+        <w:t>Contextual Large Language Models (LLMs)</w:t>
+      </w:r>
+      <w:r>
+        <w:t xml:space="preserve"> – State-of-the-art AES pipelines utilize deep LLMs (like GPT or RoBERTa variants) where sentence embeddings are just one layer of the scoring process. </w:t>
+      </w:r>
+    </w:p>
+    <w:p>
+      <w:pPr>
+        <w:pStyle w:val="ListParagraph"/>
+        <w:numPr>
+          <w:ilvl w:val="0"/>
+          <w:numId w:val="18"/>
+        </w:numPr>
+      </w:pPr>
+      <w:r>
+        <w:rPr>
+          <w:b/>
+          <w:bCs/>
+        </w:rPr>
+        <w:t>How it works:</w:t>
+      </w:r>
+      <w:r>
+        <w:t xml:space="preserve"> The system extracts the dense vector from a specific hidden layer or special [CLS] token after processing the sentence. </w:t>
+      </w:r>
+    </w:p>
+    <w:p>
+      <w:pPr>
+        <w:pStyle w:val="ListParagraph"/>
+        <w:numPr>
+          <w:ilvl w:val="0"/>
+          <w:numId w:val="18"/>
+        </w:numPr>
+      </w:pPr>
+      <w:r>
+        <w:rPr>
+          <w:b/>
+          <w:bCs/>
+        </w:rPr>
+        <w:t>Benefit:</w:t>
+      </w:r>
+      <w:r>
+        <w:t xml:space="preserve"> These embeddings capture deep, nuanced features like argument flow, coherence, and grammar quality, which are critical for grading essays. </w:t>
+      </w:r>
+    </w:p>
+    <w:p>
+      <w:pPr>
+        <w:pStyle w:val="ListParagraph"/>
+      </w:pPr>
+    </w:p>
+    <w:p>
+      <w:r>
+        <w:br w:type="page"/>
+      </w:r>
+    </w:p>
+    <w:p>
+      <w:pPr>
+        <w:rPr>
+          <w:b/>
+          <w:bCs/>
+        </w:rPr>
+      </w:pPr>
+      <w:r>
+        <w:rPr>
+          <w:b/>
+          <w:bCs/>
+        </w:rPr>
+        <w:lastRenderedPageBreak/>
+        <w:t>Traditional Feature Engineering</w:t>
+      </w:r>
+    </w:p>
+    <w:p>
+      <w:r>
+        <w:t xml:space="preserve">With manually engineered features, the designer knows exactly what each feature represents. For example: </w:t>
+      </w:r>
+    </w:p>
+    <w:p>
+      <w:pPr>
+        <w:pStyle w:val="ListParagraph"/>
+        <w:numPr>
+          <w:ilvl w:val="0"/>
+          <w:numId w:val="20"/>
+        </w:numPr>
+      </w:pPr>
+      <w:r>
+        <w:t>Feature 1 = Word Count</w:t>
+      </w:r>
+    </w:p>
+    <w:p>
+      <w:pPr>
+        <w:pStyle w:val="ListParagraph"/>
+        <w:numPr>
+          <w:ilvl w:val="0"/>
+          <w:numId w:val="20"/>
+        </w:numPr>
+      </w:pPr>
+      <w:r>
+        <w:t>Feature 2 = Average Sentence Length</w:t>
+      </w:r>
+    </w:p>
+    <w:p>
+      <w:pPr>
+        <w:pStyle w:val="ListParagraph"/>
+        <w:numPr>
+          <w:ilvl w:val="0"/>
+          <w:numId w:val="20"/>
+        </w:numPr>
+      </w:pPr>
+      <w:r>
+        <w:t>Feature 3 = Number of Grammar Errors</w:t>
+      </w:r>
+    </w:p>
+    <w:p>
+      <w:pPr>
+        <w:pStyle w:val="ListParagraph"/>
+        <w:numPr>
+          <w:ilvl w:val="0"/>
+          <w:numId w:val="20"/>
+        </w:numPr>
+      </w:pPr>
+      <w:r>
+        <w:t>Feature 4 = Type-Token Ratio</w:t>
+      </w:r>
+    </w:p>
+    <w:p>
+      <w:r>
+        <w:t xml:space="preserve">In this case, every dimension has a clear meaning. </w:t>
+      </w:r>
+    </w:p>
+    <w:p/>
+    <w:p>
+      <w:pPr>
+        <w:rPr>
+          <w:b/>
+          <w:bCs/>
+        </w:rPr>
+      </w:pPr>
+      <w:r>
+        <w:rPr>
+          <w:b/>
+          <w:bCs/>
+        </w:rPr>
+        <w:t xml:space="preserve">Word embeddings, (Word2Vec, GloVe, FastText) </w:t>
+      </w:r>
+    </w:p>
+    <w:p>
+      <w:r>
+        <w:t xml:space="preserve">The dimensions are learned automatically from data. </w:t>
+      </w:r>
+    </w:p>
+    <w:p>
+      <w:r>
+        <w:t xml:space="preserve">For example, the word: </w:t>
+      </w:r>
+      <w:r>
+        <w:rPr>
+          <w:b/>
+          <w:bCs/>
+        </w:rPr>
+        <w:t>‘teacher’</w:t>
+      </w:r>
+      <w:r>
+        <w:t xml:space="preserve"> might become: [0.32, -1.15, 0.87, 0.44, ...]. If the vector has 300 dimensions, the designer will not know exactly what dimension 125 means. </w:t>
+      </w:r>
+    </w:p>
+    <w:p>
+      <w:r>
+        <w:rPr>
+          <w:b/>
+          <w:bCs/>
+        </w:rPr>
+        <w:t>Note:</w:t>
+      </w:r>
+      <w:r>
+        <w:t xml:space="preserve"> the training algorithm discovers patterns that help place similar words near each other in vector space. </w:t>
+      </w:r>
+    </w:p>
+    <w:p>
+      <w:r>
+        <w:rPr>
+          <w:b/>
+          <w:bCs/>
+        </w:rPr>
+        <w:t>What do the dimensions represent?</w:t>
+      </w:r>
+      <w:r>
+        <w:t xml:space="preserve"> – Individual dimensions often encode mixtures of concepts e.g. Dimension 1 = 40% formality + 30% profession-relatedness + 20% education-relatedness + 10% something else. The model does not label dimensions, instead these concepts are distributed across many dimensions. This is called a </w:t>
+      </w:r>
+      <w:r>
+        <w:rPr>
+          <w:b/>
+          <w:bCs/>
+        </w:rPr>
+        <w:t>distributed representation</w:t>
+      </w:r>
+      <w:r>
+        <w:t xml:space="preserve">. </w:t>
+      </w:r>
+    </w:p>
+    <w:p>
+      <w:r>
+        <w:rPr>
+          <w:b/>
+          <w:bCs/>
+        </w:rPr>
+        <w:t>**</w:t>
+      </w:r>
+      <w:r>
+        <w:rPr>
+          <w:b/>
+          <w:bCs/>
+        </w:rPr>
+        <w:t>Note:</w:t>
+      </w:r>
+      <w:r>
+        <w:t xml:space="preserve"> with modern models like BERT, RoBERTa and GPT, interpretability becomes even harder. A token might be represented by 768 dimensions or more. The information is spread across many dimensions and layers. Researchers often describe these representations as </w:t>
+      </w:r>
+      <w:r>
+        <w:rPr>
+          <w:b/>
+          <w:bCs/>
+        </w:rPr>
+        <w:t>laten</w:t>
+      </w:r>
+      <w:r>
+        <w:rPr>
+          <w:b/>
+          <w:bCs/>
+        </w:rPr>
+        <w:t>t</w:t>
+      </w:r>
+      <w:r>
+        <w:rPr>
+          <w:b/>
+          <w:bCs/>
+        </w:rPr>
+        <w:t xml:space="preserve"> features</w:t>
+      </w:r>
+      <w:r>
+        <w:t xml:space="preserve">. </w:t>
+      </w:r>
+    </w:p>
+    <w:p>
+      <w:r>
+        <w:rPr>
+          <w:b/>
+          <w:bCs/>
+        </w:rPr>
+        <w:t>Note:</w:t>
+      </w:r>
+      <w:r>
+        <w:t xml:space="preserve"> In deep learning, individual neurons or dimensions are often not intended to have standalone meanings. The information is distributed across many neurons. For example, the concept ‘good essay organisation’ might not live in neuron 56 alone, it may be encoded through the combined activation pattern of dozens or hundreds of neurons. This is why researchers talk about </w:t>
+      </w:r>
+      <w:r>
+        <w:rPr>
+          <w:b/>
+          <w:bCs/>
+        </w:rPr>
+        <w:t>distributed representations</w:t>
+      </w:r>
+      <w:r>
+        <w:t xml:space="preserve"> rather than one-neuron-per-concept representations. The architecture determines how many values are produced (one per neuron). What those values end up representing is largely determined by training rather than by the designer. </w:t>
+      </w:r>
+      <w:r>
+        <w:br w:type="page"/>
+      </w:r>
+    </w:p>
+    <w:p>
+      <w:pPr>
+        <w:rPr>
+          <w:b/>
+          <w:bCs/>
+        </w:rPr>
+      </w:pPr>
+      <w:r>
+        <w:rPr>
+          <w:b/>
+          <w:bCs/>
+        </w:rPr>
+        <w:lastRenderedPageBreak/>
+        <w:t xml:space="preserve">Summary </w:t>
+      </w:r>
+    </w:p>
+    <w:tbl>
+      <w:tblPr>
+        <w:tblStyle w:val="GridTable4-Accent5"/>
+        <w:tblW w:w="0" w:type="auto"/>
+        <w:tblLook w:val="04A0" w:firstRow="1" w:lastRow="0" w:firstColumn="1" w:lastColumn="0" w:noHBand="0" w:noVBand="1"/>
+      </w:tblPr>
+      <w:tblGrid>
+        <w:gridCol w:w="3655"/>
+        <w:gridCol w:w="5361"/>
+      </w:tblGrid>
+      <w:tr>
+        <w:trPr>
+          <w:cnfStyle w:val="100000000000" w:firstRow="1" w:lastRow="0" w:firstColumn="0" w:lastColumn="0" w:oddVBand="0" w:evenVBand="0" w:oddHBand="0" w:evenHBand="0" w:firstRowFirstColumn="0" w:firstRowLastColumn="0" w:lastRowFirstColumn="0" w:lastRowLastColumn="0"/>
+        </w:trPr>
+        <w:tc>
+          <w:tcPr>
+            <w:cnfStyle w:val="001000000000" w:firstRow="0" w:lastRow="0" w:firstColumn="1" w:lastColumn="0" w:oddVBand="0" w:evenVBand="0" w:oddHBand="0" w:evenHBand="0" w:firstRowFirstColumn="0" w:firstRowLastColumn="0" w:lastRowFirstColumn="0" w:lastRowLastColumn="0"/>
+            <w:tcW w:w="0" w:type="auto"/>
+            <w:hideMark/>
+          </w:tcPr>
+          <w:p>
+            <w:pPr>
+              <w:spacing w:after="160" w:line="278" w:lineRule="auto"/>
+              <w:rPr>
+                <w:lang w:val="en-GB"/>
+              </w:rPr>
+            </w:pPr>
+            <w:r>
+              <w:rPr>
+                <w:lang w:val="en-GB"/>
+              </w:rPr>
+              <w:t>Approach</w:t>
+            </w:r>
+          </w:p>
+        </w:tc>
+        <w:tc>
+          <w:tcPr>
+            <w:tcW w:w="0" w:type="auto"/>
+            <w:hideMark/>
+          </w:tcPr>
+          <w:p>
+            <w:pPr>
+              <w:spacing w:after="160" w:line="278" w:lineRule="auto"/>
+              <w:cnfStyle w:val="100000000000" w:firstRow="1" w:lastRow="0" w:firstColumn="0" w:lastColumn="0" w:oddVBand="0" w:evenVBand="0" w:oddHBand="0" w:evenHBand="0" w:firstRowFirstColumn="0" w:firstRowLastColumn="0" w:lastRowFirstColumn="0" w:lastRowLastColumn="0"/>
+              <w:rPr>
+                <w:lang w:val="en-GB"/>
+              </w:rPr>
+            </w:pPr>
+            <w:r>
+              <w:rPr>
+                <w:lang w:val="en-GB"/>
+              </w:rPr>
+              <w:t>Does the designer know what each dimension means?</w:t>
+            </w:r>
+          </w:p>
+        </w:tc>
+      </w:tr>
+      <w:tr>
+        <w:trPr>
+          <w:cnfStyle w:val="000000100000" w:firstRow="0" w:lastRow="0" w:firstColumn="0" w:lastColumn="0" w:oddVBand="0" w:evenVBand="0" w:oddHBand="1" w:evenHBand="0" w:firstRowFirstColumn="0" w:firstRowLastColumn="0" w:lastRowFirstColumn="0" w:lastRowLastColumn="0"/>
+        </w:trPr>
+        <w:tc>
+          <w:tcPr>
+            <w:cnfStyle w:val="001000000000" w:firstRow="0" w:lastRow="0" w:firstColumn="1" w:lastColumn="0" w:oddVBand="0" w:evenVBand="0" w:oddHBand="0" w:evenHBand="0" w:firstRowFirstColumn="0" w:firstRowLastColumn="0" w:lastRowFirstColumn="0" w:lastRowLastColumn="0"/>
+            <w:tcW w:w="0" w:type="auto"/>
+            <w:hideMark/>
+          </w:tcPr>
+          <w:p>
+            <w:pPr>
+              <w:spacing w:after="160" w:line="278" w:lineRule="auto"/>
+              <w:rPr>
+                <w:lang w:val="en-GB"/>
+              </w:rPr>
+            </w:pPr>
+            <w:r>
+              <w:rPr>
+                <w:lang w:val="en-GB"/>
+              </w:rPr>
+              <w:t>Hand-crafted features</w:t>
+            </w:r>
+          </w:p>
+        </w:tc>
+        <w:tc>
+          <w:tcPr>
+            <w:tcW w:w="0" w:type="auto"/>
+            <w:hideMark/>
+          </w:tcPr>
+          <w:p>
+            <w:pPr>
+              <w:spacing w:after="160" w:line="278" w:lineRule="auto"/>
+              <w:cnfStyle w:val="000000100000" w:firstRow="0" w:lastRow="0" w:firstColumn="0" w:lastColumn="0" w:oddVBand="0" w:evenVBand="0" w:oddHBand="1" w:evenHBand="0" w:firstRowFirstColumn="0" w:firstRowLastColumn="0" w:lastRowFirstColumn="0" w:lastRowLastColumn="0"/>
+              <w:rPr>
+                <w:lang w:val="en-GB"/>
+              </w:rPr>
+            </w:pPr>
+            <w:r>
+              <w:rPr>
+                <w:lang w:val="en-GB"/>
+              </w:rPr>
+              <w:t>Yes</w:t>
+            </w:r>
+          </w:p>
+        </w:tc>
+      </w:tr>
+      <w:tr>
+        <w:tc>
+          <w:tcPr>
+            <w:cnfStyle w:val="001000000000" w:firstRow="0" w:lastRow="0" w:firstColumn="1" w:lastColumn="0" w:oddVBand="0" w:evenVBand="0" w:oddHBand="0" w:evenHBand="0" w:firstRowFirstColumn="0" w:firstRowLastColumn="0" w:lastRowFirstColumn="0" w:lastRowLastColumn="0"/>
+            <w:tcW w:w="0" w:type="auto"/>
+            <w:hideMark/>
+          </w:tcPr>
+          <w:p>
+            <w:pPr>
+              <w:spacing w:after="160" w:line="278" w:lineRule="auto"/>
+              <w:rPr>
+                <w:lang w:val="en-GB"/>
+              </w:rPr>
+            </w:pPr>
+            <w:r>
+              <w:rPr>
+                <w:lang w:val="en-GB"/>
+              </w:rPr>
+              <w:t>Bag-of-Words</w:t>
+            </w:r>
+          </w:p>
+        </w:tc>
+        <w:tc>
+          <w:tcPr>
+            <w:tcW w:w="0" w:type="auto"/>
+            <w:hideMark/>
+          </w:tcPr>
+          <w:p>
+            <w:pPr>
+              <w:spacing w:after="160" w:line="278" w:lineRule="auto"/>
+              <w:cnfStyle w:val="000000000000" w:firstRow="0" w:lastRow="0" w:firstColumn="0" w:lastColumn="0" w:oddVBand="0" w:evenVBand="0" w:oddHBand="0" w:evenHBand="0" w:firstRowFirstColumn="0" w:firstRowLastColumn="0" w:lastRowFirstColumn="0" w:lastRowLastColumn="0"/>
+              <w:rPr>
+                <w:lang w:val="en-GB"/>
+              </w:rPr>
+            </w:pPr>
+            <w:r>
+              <w:rPr>
+                <w:lang w:val="en-GB"/>
+              </w:rPr>
+              <w:t>Yes (each dimension = a word)</w:t>
+            </w:r>
+          </w:p>
+        </w:tc>
+      </w:tr>
+      <w:tr>
+        <w:trPr>
+          <w:cnfStyle w:val="000000100000" w:firstRow="0" w:lastRow="0" w:firstColumn="0" w:lastColumn="0" w:oddVBand="0" w:evenVBand="0" w:oddHBand="1" w:evenHBand="0" w:firstRowFirstColumn="0" w:firstRowLastColumn="0" w:lastRowFirstColumn="0" w:lastRowLastColumn="0"/>
+        </w:trPr>
+        <w:tc>
+          <w:tcPr>
+            <w:cnfStyle w:val="001000000000" w:firstRow="0" w:lastRow="0" w:firstColumn="1" w:lastColumn="0" w:oddVBand="0" w:evenVBand="0" w:oddHBand="0" w:evenHBand="0" w:firstRowFirstColumn="0" w:firstRowLastColumn="0" w:lastRowFirstColumn="0" w:lastRowLastColumn="0"/>
+            <w:tcW w:w="0" w:type="auto"/>
+            <w:hideMark/>
+          </w:tcPr>
+          <w:p>
+            <w:pPr>
+              <w:spacing w:after="160" w:line="278" w:lineRule="auto"/>
+              <w:rPr>
+                <w:lang w:val="en-GB"/>
+              </w:rPr>
+            </w:pPr>
+            <w:r>
+              <w:rPr>
+                <w:lang w:val="en-GB"/>
+              </w:rPr>
+              <w:t>TF-IDF</w:t>
+            </w:r>
+          </w:p>
+        </w:tc>
+        <w:tc>
+          <w:tcPr>
+            <w:tcW w:w="0" w:type="auto"/>
+            <w:hideMark/>
+          </w:tcPr>
+          <w:p>
+            <w:pPr>
+              <w:spacing w:after="160" w:line="278" w:lineRule="auto"/>
+              <w:cnfStyle w:val="000000100000" w:firstRow="0" w:lastRow="0" w:firstColumn="0" w:lastColumn="0" w:oddVBand="0" w:evenVBand="0" w:oddHBand="1" w:evenHBand="0" w:firstRowFirstColumn="0" w:firstRowLastColumn="0" w:lastRowFirstColumn="0" w:lastRowLastColumn="0"/>
+              <w:rPr>
+                <w:lang w:val="en-GB"/>
+              </w:rPr>
+            </w:pPr>
+            <w:r>
+              <w:rPr>
+                <w:lang w:val="en-GB"/>
+              </w:rPr>
+              <w:t>Yes (each dimension = a word weight)</w:t>
+            </w:r>
+          </w:p>
+        </w:tc>
+      </w:tr>
+      <w:tr>
+        <w:tc>
+          <w:tcPr>
+            <w:cnfStyle w:val="001000000000" w:firstRow="0" w:lastRow="0" w:firstColumn="1" w:lastColumn="0" w:oddVBand="0" w:evenVBand="0" w:oddHBand="0" w:evenHBand="0" w:firstRowFirstColumn="0" w:firstRowLastColumn="0" w:lastRowFirstColumn="0" w:lastRowLastColumn="0"/>
+            <w:tcW w:w="0" w:type="auto"/>
+            <w:hideMark/>
+          </w:tcPr>
+          <w:p>
+            <w:pPr>
+              <w:spacing w:after="160" w:line="278" w:lineRule="auto"/>
+              <w:rPr>
+                <w:lang w:val="en-GB"/>
+              </w:rPr>
+            </w:pPr>
+            <w:r>
+              <w:rPr>
+                <w:lang w:val="en-GB"/>
+              </w:rPr>
+              <w:t>Word2Vec/GloVe/FastText</w:t>
+            </w:r>
+          </w:p>
+        </w:tc>
+        <w:tc>
+          <w:tcPr>
+            <w:tcW w:w="0" w:type="auto"/>
+            <w:hideMark/>
+          </w:tcPr>
+          <w:p>
+            <w:pPr>
+              <w:spacing w:after="160" w:line="278" w:lineRule="auto"/>
+              <w:cnfStyle w:val="000000000000" w:firstRow="0" w:lastRow="0" w:firstColumn="0" w:lastColumn="0" w:oddVBand="0" w:evenVBand="0" w:oddHBand="0" w:evenHBand="0" w:firstRowFirstColumn="0" w:firstRowLastColumn="0" w:lastRowFirstColumn="0" w:lastRowLastColumn="0"/>
+              <w:rPr>
+                <w:lang w:val="en-GB"/>
+              </w:rPr>
+            </w:pPr>
+            <w:r>
+              <w:rPr>
+                <w:lang w:val="en-GB"/>
+              </w:rPr>
+              <w:t>Usually no</w:t>
+            </w:r>
+          </w:p>
+        </w:tc>
+      </w:tr>
+      <w:tr>
+        <w:trPr>
+          <w:cnfStyle w:val="000000100000" w:firstRow="0" w:lastRow="0" w:firstColumn="0" w:lastColumn="0" w:oddVBand="0" w:evenVBand="0" w:oddHBand="1" w:evenHBand="0" w:firstRowFirstColumn="0" w:firstRowLastColumn="0" w:lastRowFirstColumn="0" w:lastRowLastColumn="0"/>
+        </w:trPr>
+        <w:tc>
+          <w:tcPr>
+            <w:cnfStyle w:val="001000000000" w:firstRow="0" w:lastRow="0" w:firstColumn="1" w:lastColumn="0" w:oddVBand="0" w:evenVBand="0" w:oddHBand="0" w:evenHBand="0" w:firstRowFirstColumn="0" w:firstRowLastColumn="0" w:lastRowFirstColumn="0" w:lastRowLastColumn="0"/>
+            <w:tcW w:w="0" w:type="auto"/>
+            <w:hideMark/>
+          </w:tcPr>
+          <w:p>
+            <w:pPr>
+              <w:spacing w:after="160" w:line="278" w:lineRule="auto"/>
+              <w:rPr>
+                <w:lang w:val="en-GB"/>
+              </w:rPr>
+            </w:pPr>
+            <w:r>
+              <w:rPr>
+                <w:lang w:val="en-GB"/>
+              </w:rPr>
+              <w:t>BERT/RoBERTa embeddings</w:t>
+            </w:r>
+          </w:p>
+        </w:tc>
+        <w:tc>
+          <w:tcPr>
+            <w:tcW w:w="0" w:type="auto"/>
+            <w:hideMark/>
+          </w:tcPr>
+          <w:p>
+            <w:pPr>
+              <w:spacing w:after="160" w:line="278" w:lineRule="auto"/>
+              <w:cnfStyle w:val="000000100000" w:firstRow="0" w:lastRow="0" w:firstColumn="0" w:lastColumn="0" w:oddVBand="0" w:evenVBand="0" w:oddHBand="1" w:evenHBand="0" w:firstRowFirstColumn="0" w:firstRowLastColumn="0" w:lastRowFirstColumn="0" w:lastRowLastColumn="0"/>
+              <w:rPr>
+                <w:lang w:val="en-GB"/>
+              </w:rPr>
+            </w:pPr>
+            <w:r>
+              <w:rPr>
+                <w:lang w:val="en-GB"/>
+              </w:rPr>
+              <w:t>Usually no</w:t>
+            </w:r>
+          </w:p>
+        </w:tc>
+      </w:tr>
+      <w:tr>
+        <w:tc>
+          <w:tcPr>
+            <w:cnfStyle w:val="001000000000" w:firstRow="0" w:lastRow="0" w:firstColumn="1" w:lastColumn="0" w:oddVBand="0" w:evenVBand="0" w:oddHBand="0" w:evenHBand="0" w:firstRowFirstColumn="0" w:firstRowLastColumn="0" w:lastRowFirstColumn="0" w:lastRowLastColumn="0"/>
+            <w:tcW w:w="0" w:type="auto"/>
+            <w:hideMark/>
+          </w:tcPr>
+          <w:p>
+            <w:pPr>
+              <w:spacing w:after="160" w:line="278" w:lineRule="auto"/>
+              <w:rPr>
+                <w:lang w:val="en-GB"/>
+              </w:rPr>
+            </w:pPr>
+            <w:r>
+              <w:rPr>
+                <w:lang w:val="en-GB"/>
+              </w:rPr>
+              <w:t>Deep neural network hidden layers</w:t>
+            </w:r>
+          </w:p>
+        </w:tc>
+        <w:tc>
+          <w:tcPr>
+            <w:tcW w:w="0" w:type="auto"/>
+            <w:hideMark/>
+          </w:tcPr>
+          <w:p>
+            <w:pPr>
+              <w:spacing w:after="160" w:line="278" w:lineRule="auto"/>
+              <w:cnfStyle w:val="000000000000" w:firstRow="0" w:lastRow="0" w:firstColumn="0" w:lastColumn="0" w:oddVBand="0" w:evenVBand="0" w:oddHBand="0" w:evenHBand="0" w:firstRowFirstColumn="0" w:firstRowLastColumn="0" w:lastRowFirstColumn="0" w:lastRowLastColumn="0"/>
+              <w:rPr>
+                <w:lang w:val="en-GB"/>
+              </w:rPr>
+            </w:pPr>
+            <w:r>
+              <w:rPr>
+                <w:lang w:val="en-GB"/>
+              </w:rPr>
+              <w:t>Almost never exactly</w:t>
+            </w:r>
+          </w:p>
+        </w:tc>
+      </w:tr>
+    </w:tbl>
+    <w:p>
+      <w:r>
+        <w:br w:type="page"/>
+      </w:r>
+    </w:p>
+    <w:p>
+      <w:r>
+        <w:lastRenderedPageBreak/>
         <w:t>Semantic Similarity Scoring</w:t>
       </w:r>
     </w:p>
@@ -247,8 +3813,19 @@
       </w:r>
     </w:p>
     <w:p>
-      <w:r>
-        <w:t>CNN(Convolutional Neural Networks)</w:t>
+      <w:proofErr w:type="gramStart"/>
+      <w:r>
+        <w:t>CNN(</w:t>
+      </w:r>
+      <w:r>
+        <w:t xml:space="preserve"> </w:t>
+      </w:r>
+      <w:r>
+        <w:t>Convolutional</w:t>
+      </w:r>
+      <w:proofErr w:type="gramEnd"/>
+      <w:r>
+        <w:t xml:space="preserve"> Neural Networks)</w:t>
       </w:r>
     </w:p>
     <w:p>
@@ -259,6 +3836,11 @@
     <w:p>
       <w:r>
         <w:t>Datasets used for AES</w:t>
+      </w:r>
+    </w:p>
+    <w:p>
+      <w:r>
+        <w:t>Metrics – QWK and so on</w:t>
       </w:r>
       <w:r>
         <w:br w:type="page"/>
@@ -303,6 +3885,883 @@
 <file path=word/numbering.xml><?xml version="1.0" encoding="utf-8"?>
 <w:numbering xmlns:wpc="http://schemas.microsoft.com/office/word/2010/wordprocessingCanvas" xmlns:cx="http://schemas.microsoft.com/office/drawing/2014/chartex" xmlns:cx1="http://schemas.microsoft.com/office/drawing/2015/9/8/chartex" xmlns:cx2="http://schemas.microsoft.com/office/drawing/2015/10/21/chartex" xmlns:cx3="http://schemas.microsoft.com/office/drawing/2016/5/9/chartex" xmlns:cx4="http://schemas.microsoft.com/office/drawing/2016/5/10/chartex" xmlns:cx5="http://schemas.microsoft.com/office/drawing/2016/5/11/chartex" xmlns:cx6="http://schemas.microsoft.com/office/drawing/2016/5/12/chartex" xmlns:cx7="http://schemas.microsoft.com/office/drawing/2016/5/13/chartex" xmlns:cx8="http://schemas.microsoft.com/office/drawing/2016/5/14/chartex" xmlns:mc="http://schemas.openxmlformats.org/markup-compatibility/2006" xmlns:aink="http://schemas.microsoft.com/office/drawing/2016/ink" xmlns:am3d="http://schemas.microsoft.com/office/drawing/2017/model3d" xmlns:o="urn:schemas-microsoft-com:office:office" xmlns:oel="http://schemas.microsoft.com/office/2019/extlst" xmlns:r="http://schemas.openxmlformats.org/officeDocument/2006/relationships" xmlns:m="http://schemas.openxmlformats.org/officeDocument/2006/math" xmlns:v="urn:schemas-microsoft-com:vml" xmlns:wp14="http://schemas.microsoft.com/office/word/2010/wordprocessingDrawing" xmlns:wp="http://schemas.openxmlformats.org/drawingml/2006/wordprocessingDrawing" xmlns:w10="urn:schemas-microsoft-com:office:word" xmlns:w="http://schemas.openxmlformats.org/wordprocessingml/2006/main" xmlns:w14="http://schemas.microsoft.com/office/word/2010/wordml" xmlns:w15="http://schemas.microsoft.com/office/word/2012/wordml" xmlns:w16cex="http://schemas.microsoft.com/office/word/2018/wordml/cex" xmlns:w16cid="http://schemas.microsoft.com/office/word/2016/wordml/cid" xmlns:w16="http://schemas.microsoft.com/office/word/2018/wordml" xmlns:w16du="http://schemas.microsoft.com/office/word/2023/wordml/word16du" xmlns:w16sdtdh="http://schemas.microsoft.com/office/word/2020/wordml/sdtdatahash" xmlns:w16sdtfl="http://schemas.microsoft.com/office/word/2024/wordml/sdtformatlock" xmlns:w16se="http://schemas.microsoft.com/office/word/2015/wordml/symex" xmlns:wpg="http://schemas.microsoft.com/office/word/2010/wordprocessingGroup" xmlns:wpi="http://schemas.microsoft.com/office/word/2010/wordprocessingInk" xmlns:wne="http://schemas.microsoft.com/office/word/2006/wordml" xmlns:wps="http://schemas.microsoft.com/office/word/2010/wordprocessingShape" mc:Ignorable="w14 w15 w16se w16cid w16 w16cex w16sdtdh w16sdtfl w16du wp14">
   <w:abstractNum w:abstractNumId="0" w15:restartNumberingAfterBreak="0">
+    <w:nsid w:val="0A811D46"/>
+    <w:multiLevelType w:val="hybridMultilevel"/>
+    <w:tmpl w:val="5FFCDDBA"/>
+    <w:lvl w:ilvl="0" w:tplc="08090001">
+      <w:start w:val="1"/>
+      <w:numFmt w:val="bullet"/>
+      <w:lvlText w:val=""/>
+      <w:lvlJc w:val="left"/>
+      <w:pPr>
+        <w:ind w:left="1440" w:hanging="360"/>
+      </w:pPr>
+      <w:rPr>
+        <w:rFonts w:ascii="Symbol" w:hAnsi="Symbol" w:hint="default"/>
+      </w:rPr>
+    </w:lvl>
+    <w:lvl w:ilvl="1" w:tplc="08090003" w:tentative="1">
+      <w:start w:val="1"/>
+      <w:numFmt w:val="bullet"/>
+      <w:lvlText w:val="o"/>
+      <w:lvlJc w:val="left"/>
+      <w:pPr>
+        <w:ind w:left="2160" w:hanging="360"/>
+      </w:pPr>
+      <w:rPr>
+        <w:rFonts w:ascii="Courier New" w:hAnsi="Courier New" w:cs="Courier New" w:hint="default"/>
+      </w:rPr>
+    </w:lvl>
+    <w:lvl w:ilvl="2" w:tplc="08090005" w:tentative="1">
+      <w:start w:val="1"/>
+      <w:numFmt w:val="bullet"/>
+      <w:lvlText w:val=""/>
+      <w:lvlJc w:val="left"/>
+      <w:pPr>
+        <w:ind w:left="2880" w:hanging="360"/>
+      </w:pPr>
+      <w:rPr>
+        <w:rFonts w:ascii="Wingdings" w:hAnsi="Wingdings" w:hint="default"/>
+      </w:rPr>
+    </w:lvl>
+    <w:lvl w:ilvl="3" w:tplc="08090001" w:tentative="1">
+      <w:start w:val="1"/>
+      <w:numFmt w:val="bullet"/>
+      <w:lvlText w:val=""/>
+      <w:lvlJc w:val="left"/>
+      <w:pPr>
+        <w:ind w:left="3600" w:hanging="360"/>
+      </w:pPr>
+      <w:rPr>
+        <w:rFonts w:ascii="Symbol" w:hAnsi="Symbol" w:hint="default"/>
+      </w:rPr>
+    </w:lvl>
+    <w:lvl w:ilvl="4" w:tplc="08090003" w:tentative="1">
+      <w:start w:val="1"/>
+      <w:numFmt w:val="bullet"/>
+      <w:lvlText w:val="o"/>
+      <w:lvlJc w:val="left"/>
+      <w:pPr>
+        <w:ind w:left="4320" w:hanging="360"/>
+      </w:pPr>
+      <w:rPr>
+        <w:rFonts w:ascii="Courier New" w:hAnsi="Courier New" w:cs="Courier New" w:hint="default"/>
+      </w:rPr>
+    </w:lvl>
+    <w:lvl w:ilvl="5" w:tplc="08090005" w:tentative="1">
+      <w:start w:val="1"/>
+      <w:numFmt w:val="bullet"/>
+      <w:lvlText w:val=""/>
+      <w:lvlJc w:val="left"/>
+      <w:pPr>
+        <w:ind w:left="5040" w:hanging="360"/>
+      </w:pPr>
+      <w:rPr>
+        <w:rFonts w:ascii="Wingdings" w:hAnsi="Wingdings" w:hint="default"/>
+      </w:rPr>
+    </w:lvl>
+    <w:lvl w:ilvl="6" w:tplc="08090001" w:tentative="1">
+      <w:start w:val="1"/>
+      <w:numFmt w:val="bullet"/>
+      <w:lvlText w:val=""/>
+      <w:lvlJc w:val="left"/>
+      <w:pPr>
+        <w:ind w:left="5760" w:hanging="360"/>
+      </w:pPr>
+      <w:rPr>
+        <w:rFonts w:ascii="Symbol" w:hAnsi="Symbol" w:hint="default"/>
+      </w:rPr>
+    </w:lvl>
+    <w:lvl w:ilvl="7" w:tplc="08090003" w:tentative="1">
+      <w:start w:val="1"/>
+      <w:numFmt w:val="bullet"/>
+      <w:lvlText w:val="o"/>
+      <w:lvlJc w:val="left"/>
+      <w:pPr>
+        <w:ind w:left="6480" w:hanging="360"/>
+      </w:pPr>
+      <w:rPr>
+        <w:rFonts w:ascii="Courier New" w:hAnsi="Courier New" w:cs="Courier New" w:hint="default"/>
+      </w:rPr>
+    </w:lvl>
+    <w:lvl w:ilvl="8" w:tplc="08090005" w:tentative="1">
+      <w:start w:val="1"/>
+      <w:numFmt w:val="bullet"/>
+      <w:lvlText w:val=""/>
+      <w:lvlJc w:val="left"/>
+      <w:pPr>
+        <w:ind w:left="7200" w:hanging="360"/>
+      </w:pPr>
+      <w:rPr>
+        <w:rFonts w:ascii="Wingdings" w:hAnsi="Wingdings" w:hint="default"/>
+      </w:rPr>
+    </w:lvl>
+  </w:abstractNum>
+  <w:abstractNum w:abstractNumId="1" w15:restartNumberingAfterBreak="0">
+    <w:nsid w:val="0ABC1121"/>
+    <w:multiLevelType w:val="hybridMultilevel"/>
+    <w:tmpl w:val="AB6CC420"/>
+    <w:lvl w:ilvl="0" w:tplc="08090001">
+      <w:start w:val="1"/>
+      <w:numFmt w:val="bullet"/>
+      <w:lvlText w:val=""/>
+      <w:lvlJc w:val="left"/>
+      <w:pPr>
+        <w:ind w:left="1440" w:hanging="360"/>
+      </w:pPr>
+      <w:rPr>
+        <w:rFonts w:ascii="Symbol" w:hAnsi="Symbol" w:hint="default"/>
+      </w:rPr>
+    </w:lvl>
+    <w:lvl w:ilvl="1" w:tplc="08090003" w:tentative="1">
+      <w:start w:val="1"/>
+      <w:numFmt w:val="bullet"/>
+      <w:lvlText w:val="o"/>
+      <w:lvlJc w:val="left"/>
+      <w:pPr>
+        <w:ind w:left="2160" w:hanging="360"/>
+      </w:pPr>
+      <w:rPr>
+        <w:rFonts w:ascii="Courier New" w:hAnsi="Courier New" w:cs="Courier New" w:hint="default"/>
+      </w:rPr>
+    </w:lvl>
+    <w:lvl w:ilvl="2" w:tplc="08090005" w:tentative="1">
+      <w:start w:val="1"/>
+      <w:numFmt w:val="bullet"/>
+      <w:lvlText w:val=""/>
+      <w:lvlJc w:val="left"/>
+      <w:pPr>
+        <w:ind w:left="2880" w:hanging="360"/>
+      </w:pPr>
+      <w:rPr>
+        <w:rFonts w:ascii="Wingdings" w:hAnsi="Wingdings" w:hint="default"/>
+      </w:rPr>
+    </w:lvl>
+    <w:lvl w:ilvl="3" w:tplc="08090001" w:tentative="1">
+      <w:start w:val="1"/>
+      <w:numFmt w:val="bullet"/>
+      <w:lvlText w:val=""/>
+      <w:lvlJc w:val="left"/>
+      <w:pPr>
+        <w:ind w:left="3600" w:hanging="360"/>
+      </w:pPr>
+      <w:rPr>
+        <w:rFonts w:ascii="Symbol" w:hAnsi="Symbol" w:hint="default"/>
+      </w:rPr>
+    </w:lvl>
+    <w:lvl w:ilvl="4" w:tplc="08090003" w:tentative="1">
+      <w:start w:val="1"/>
+      <w:numFmt w:val="bullet"/>
+      <w:lvlText w:val="o"/>
+      <w:lvlJc w:val="left"/>
+      <w:pPr>
+        <w:ind w:left="4320" w:hanging="360"/>
+      </w:pPr>
+      <w:rPr>
+        <w:rFonts w:ascii="Courier New" w:hAnsi="Courier New" w:cs="Courier New" w:hint="default"/>
+      </w:rPr>
+    </w:lvl>
+    <w:lvl w:ilvl="5" w:tplc="08090005" w:tentative="1">
+      <w:start w:val="1"/>
+      <w:numFmt w:val="bullet"/>
+      <w:lvlText w:val=""/>
+      <w:lvlJc w:val="left"/>
+      <w:pPr>
+        <w:ind w:left="5040" w:hanging="360"/>
+      </w:pPr>
+      <w:rPr>
+        <w:rFonts w:ascii="Wingdings" w:hAnsi="Wingdings" w:hint="default"/>
+      </w:rPr>
+    </w:lvl>
+    <w:lvl w:ilvl="6" w:tplc="08090001" w:tentative="1">
+      <w:start w:val="1"/>
+      <w:numFmt w:val="bullet"/>
+      <w:lvlText w:val=""/>
+      <w:lvlJc w:val="left"/>
+      <w:pPr>
+        <w:ind w:left="5760" w:hanging="360"/>
+      </w:pPr>
+      <w:rPr>
+        <w:rFonts w:ascii="Symbol" w:hAnsi="Symbol" w:hint="default"/>
+      </w:rPr>
+    </w:lvl>
+    <w:lvl w:ilvl="7" w:tplc="08090003" w:tentative="1">
+      <w:start w:val="1"/>
+      <w:numFmt w:val="bullet"/>
+      <w:lvlText w:val="o"/>
+      <w:lvlJc w:val="left"/>
+      <w:pPr>
+        <w:ind w:left="6480" w:hanging="360"/>
+      </w:pPr>
+      <w:rPr>
+        <w:rFonts w:ascii="Courier New" w:hAnsi="Courier New" w:cs="Courier New" w:hint="default"/>
+      </w:rPr>
+    </w:lvl>
+    <w:lvl w:ilvl="8" w:tplc="08090005" w:tentative="1">
+      <w:start w:val="1"/>
+      <w:numFmt w:val="bullet"/>
+      <w:lvlText w:val=""/>
+      <w:lvlJc w:val="left"/>
+      <w:pPr>
+        <w:ind w:left="7200" w:hanging="360"/>
+      </w:pPr>
+      <w:rPr>
+        <w:rFonts w:ascii="Wingdings" w:hAnsi="Wingdings" w:hint="default"/>
+      </w:rPr>
+    </w:lvl>
+  </w:abstractNum>
+  <w:abstractNum w:abstractNumId="2" w15:restartNumberingAfterBreak="0">
+    <w:nsid w:val="11F63A82"/>
+    <w:multiLevelType w:val="hybridMultilevel"/>
+    <w:tmpl w:val="B7D6072E"/>
+    <w:lvl w:ilvl="0" w:tplc="08090001">
+      <w:start w:val="1"/>
+      <w:numFmt w:val="bullet"/>
+      <w:lvlText w:val=""/>
+      <w:lvlJc w:val="left"/>
+      <w:pPr>
+        <w:ind w:left="1440" w:hanging="360"/>
+      </w:pPr>
+      <w:rPr>
+        <w:rFonts w:ascii="Symbol" w:hAnsi="Symbol" w:hint="default"/>
+      </w:rPr>
+    </w:lvl>
+    <w:lvl w:ilvl="1" w:tplc="08090003" w:tentative="1">
+      <w:start w:val="1"/>
+      <w:numFmt w:val="bullet"/>
+      <w:lvlText w:val="o"/>
+      <w:lvlJc w:val="left"/>
+      <w:pPr>
+        <w:ind w:left="2160" w:hanging="360"/>
+      </w:pPr>
+      <w:rPr>
+        <w:rFonts w:ascii="Courier New" w:hAnsi="Courier New" w:cs="Courier New" w:hint="default"/>
+      </w:rPr>
+    </w:lvl>
+    <w:lvl w:ilvl="2" w:tplc="08090005" w:tentative="1">
+      <w:start w:val="1"/>
+      <w:numFmt w:val="bullet"/>
+      <w:lvlText w:val=""/>
+      <w:lvlJc w:val="left"/>
+      <w:pPr>
+        <w:ind w:left="2880" w:hanging="360"/>
+      </w:pPr>
+      <w:rPr>
+        <w:rFonts w:ascii="Wingdings" w:hAnsi="Wingdings" w:hint="default"/>
+      </w:rPr>
+    </w:lvl>
+    <w:lvl w:ilvl="3" w:tplc="08090001" w:tentative="1">
+      <w:start w:val="1"/>
+      <w:numFmt w:val="bullet"/>
+      <w:lvlText w:val=""/>
+      <w:lvlJc w:val="left"/>
+      <w:pPr>
+        <w:ind w:left="3600" w:hanging="360"/>
+      </w:pPr>
+      <w:rPr>
+        <w:rFonts w:ascii="Symbol" w:hAnsi="Symbol" w:hint="default"/>
+      </w:rPr>
+    </w:lvl>
+    <w:lvl w:ilvl="4" w:tplc="08090003" w:tentative="1">
+      <w:start w:val="1"/>
+      <w:numFmt w:val="bullet"/>
+      <w:lvlText w:val="o"/>
+      <w:lvlJc w:val="left"/>
+      <w:pPr>
+        <w:ind w:left="4320" w:hanging="360"/>
+      </w:pPr>
+      <w:rPr>
+        <w:rFonts w:ascii="Courier New" w:hAnsi="Courier New" w:cs="Courier New" w:hint="default"/>
+      </w:rPr>
+    </w:lvl>
+    <w:lvl w:ilvl="5" w:tplc="08090005" w:tentative="1">
+      <w:start w:val="1"/>
+      <w:numFmt w:val="bullet"/>
+      <w:lvlText w:val=""/>
+      <w:lvlJc w:val="left"/>
+      <w:pPr>
+        <w:ind w:left="5040" w:hanging="360"/>
+      </w:pPr>
+      <w:rPr>
+        <w:rFonts w:ascii="Wingdings" w:hAnsi="Wingdings" w:hint="default"/>
+      </w:rPr>
+    </w:lvl>
+    <w:lvl w:ilvl="6" w:tplc="08090001" w:tentative="1">
+      <w:start w:val="1"/>
+      <w:numFmt w:val="bullet"/>
+      <w:lvlText w:val=""/>
+      <w:lvlJc w:val="left"/>
+      <w:pPr>
+        <w:ind w:left="5760" w:hanging="360"/>
+      </w:pPr>
+      <w:rPr>
+        <w:rFonts w:ascii="Symbol" w:hAnsi="Symbol" w:hint="default"/>
+      </w:rPr>
+    </w:lvl>
+    <w:lvl w:ilvl="7" w:tplc="08090003" w:tentative="1">
+      <w:start w:val="1"/>
+      <w:numFmt w:val="bullet"/>
+      <w:lvlText w:val="o"/>
+      <w:lvlJc w:val="left"/>
+      <w:pPr>
+        <w:ind w:left="6480" w:hanging="360"/>
+      </w:pPr>
+      <w:rPr>
+        <w:rFonts w:ascii="Courier New" w:hAnsi="Courier New" w:cs="Courier New" w:hint="default"/>
+      </w:rPr>
+    </w:lvl>
+    <w:lvl w:ilvl="8" w:tplc="08090005" w:tentative="1">
+      <w:start w:val="1"/>
+      <w:numFmt w:val="bullet"/>
+      <w:lvlText w:val=""/>
+      <w:lvlJc w:val="left"/>
+      <w:pPr>
+        <w:ind w:left="7200" w:hanging="360"/>
+      </w:pPr>
+      <w:rPr>
+        <w:rFonts w:ascii="Wingdings" w:hAnsi="Wingdings" w:hint="default"/>
+      </w:rPr>
+    </w:lvl>
+  </w:abstractNum>
+  <w:abstractNum w:abstractNumId="3" w15:restartNumberingAfterBreak="0">
+    <w:nsid w:val="146360E9"/>
+    <w:multiLevelType w:val="hybridMultilevel"/>
+    <w:tmpl w:val="375AC4CC"/>
+    <w:lvl w:ilvl="0" w:tplc="08090001">
+      <w:start w:val="1"/>
+      <w:numFmt w:val="bullet"/>
+      <w:lvlText w:val=""/>
+      <w:lvlJc w:val="left"/>
+      <w:pPr>
+        <w:ind w:left="1440" w:hanging="360"/>
+      </w:pPr>
+      <w:rPr>
+        <w:rFonts w:ascii="Symbol" w:hAnsi="Symbol" w:hint="default"/>
+      </w:rPr>
+    </w:lvl>
+    <w:lvl w:ilvl="1" w:tplc="08090003" w:tentative="1">
+      <w:start w:val="1"/>
+      <w:numFmt w:val="bullet"/>
+      <w:lvlText w:val="o"/>
+      <w:lvlJc w:val="left"/>
+      <w:pPr>
+        <w:ind w:left="2160" w:hanging="360"/>
+      </w:pPr>
+      <w:rPr>
+        <w:rFonts w:ascii="Courier New" w:hAnsi="Courier New" w:cs="Courier New" w:hint="default"/>
+      </w:rPr>
+    </w:lvl>
+    <w:lvl w:ilvl="2" w:tplc="08090005" w:tentative="1">
+      <w:start w:val="1"/>
+      <w:numFmt w:val="bullet"/>
+      <w:lvlText w:val=""/>
+      <w:lvlJc w:val="left"/>
+      <w:pPr>
+        <w:ind w:left="2880" w:hanging="360"/>
+      </w:pPr>
+      <w:rPr>
+        <w:rFonts w:ascii="Wingdings" w:hAnsi="Wingdings" w:hint="default"/>
+      </w:rPr>
+    </w:lvl>
+    <w:lvl w:ilvl="3" w:tplc="08090001" w:tentative="1">
+      <w:start w:val="1"/>
+      <w:numFmt w:val="bullet"/>
+      <w:lvlText w:val=""/>
+      <w:lvlJc w:val="left"/>
+      <w:pPr>
+        <w:ind w:left="3600" w:hanging="360"/>
+      </w:pPr>
+      <w:rPr>
+        <w:rFonts w:ascii="Symbol" w:hAnsi="Symbol" w:hint="default"/>
+      </w:rPr>
+    </w:lvl>
+    <w:lvl w:ilvl="4" w:tplc="08090003" w:tentative="1">
+      <w:start w:val="1"/>
+      <w:numFmt w:val="bullet"/>
+      <w:lvlText w:val="o"/>
+      <w:lvlJc w:val="left"/>
+      <w:pPr>
+        <w:ind w:left="4320" w:hanging="360"/>
+      </w:pPr>
+      <w:rPr>
+        <w:rFonts w:ascii="Courier New" w:hAnsi="Courier New" w:cs="Courier New" w:hint="default"/>
+      </w:rPr>
+    </w:lvl>
+    <w:lvl w:ilvl="5" w:tplc="08090005" w:tentative="1">
+      <w:start w:val="1"/>
+      <w:numFmt w:val="bullet"/>
+      <w:lvlText w:val=""/>
+      <w:lvlJc w:val="left"/>
+      <w:pPr>
+        <w:ind w:left="5040" w:hanging="360"/>
+      </w:pPr>
+      <w:rPr>
+        <w:rFonts w:ascii="Wingdings" w:hAnsi="Wingdings" w:hint="default"/>
+      </w:rPr>
+    </w:lvl>
+    <w:lvl w:ilvl="6" w:tplc="08090001" w:tentative="1">
+      <w:start w:val="1"/>
+      <w:numFmt w:val="bullet"/>
+      <w:lvlText w:val=""/>
+      <w:lvlJc w:val="left"/>
+      <w:pPr>
+        <w:ind w:left="5760" w:hanging="360"/>
+      </w:pPr>
+      <w:rPr>
+        <w:rFonts w:ascii="Symbol" w:hAnsi="Symbol" w:hint="default"/>
+      </w:rPr>
+    </w:lvl>
+    <w:lvl w:ilvl="7" w:tplc="08090003" w:tentative="1">
+      <w:start w:val="1"/>
+      <w:numFmt w:val="bullet"/>
+      <w:lvlText w:val="o"/>
+      <w:lvlJc w:val="left"/>
+      <w:pPr>
+        <w:ind w:left="6480" w:hanging="360"/>
+      </w:pPr>
+      <w:rPr>
+        <w:rFonts w:ascii="Courier New" w:hAnsi="Courier New" w:cs="Courier New" w:hint="default"/>
+      </w:rPr>
+    </w:lvl>
+    <w:lvl w:ilvl="8" w:tplc="08090005" w:tentative="1">
+      <w:start w:val="1"/>
+      <w:numFmt w:val="bullet"/>
+      <w:lvlText w:val=""/>
+      <w:lvlJc w:val="left"/>
+      <w:pPr>
+        <w:ind w:left="7200" w:hanging="360"/>
+      </w:pPr>
+      <w:rPr>
+        <w:rFonts w:ascii="Wingdings" w:hAnsi="Wingdings" w:hint="default"/>
+      </w:rPr>
+    </w:lvl>
+  </w:abstractNum>
+  <w:abstractNum w:abstractNumId="4" w15:restartNumberingAfterBreak="0">
+    <w:nsid w:val="15DF35E4"/>
+    <w:multiLevelType w:val="hybridMultilevel"/>
+    <w:tmpl w:val="B33A6FFA"/>
+    <w:lvl w:ilvl="0" w:tplc="FFFFFFFF">
+      <w:start w:val="1"/>
+      <w:numFmt w:val="decimal"/>
+      <w:lvlText w:val="%1."/>
+      <w:lvlJc w:val="left"/>
+      <w:pPr>
+        <w:ind w:left="720" w:hanging="360"/>
+      </w:pPr>
+    </w:lvl>
+    <w:lvl w:ilvl="1" w:tplc="08090019" w:tentative="1">
+      <w:start w:val="1"/>
+      <w:numFmt w:val="lowerLetter"/>
+      <w:lvlText w:val="%2."/>
+      <w:lvlJc w:val="left"/>
+      <w:pPr>
+        <w:ind w:left="1440" w:hanging="360"/>
+      </w:pPr>
+    </w:lvl>
+    <w:lvl w:ilvl="2" w:tplc="0809001B" w:tentative="1">
+      <w:start w:val="1"/>
+      <w:numFmt w:val="lowerRoman"/>
+      <w:lvlText w:val="%3."/>
+      <w:lvlJc w:val="right"/>
+      <w:pPr>
+        <w:ind w:left="2160" w:hanging="180"/>
+      </w:pPr>
+    </w:lvl>
+    <w:lvl w:ilvl="3" w:tplc="0809000F" w:tentative="1">
+      <w:start w:val="1"/>
+      <w:numFmt w:val="decimal"/>
+      <w:lvlText w:val="%4."/>
+      <w:lvlJc w:val="left"/>
+      <w:pPr>
+        <w:ind w:left="2880" w:hanging="360"/>
+      </w:pPr>
+    </w:lvl>
+    <w:lvl w:ilvl="4" w:tplc="08090019" w:tentative="1">
+      <w:start w:val="1"/>
+      <w:numFmt w:val="lowerLetter"/>
+      <w:lvlText w:val="%5."/>
+      <w:lvlJc w:val="left"/>
+      <w:pPr>
+        <w:ind w:left="3600" w:hanging="360"/>
+      </w:pPr>
+    </w:lvl>
+    <w:lvl w:ilvl="5" w:tplc="0809001B" w:tentative="1">
+      <w:start w:val="1"/>
+      <w:numFmt w:val="lowerRoman"/>
+      <w:lvlText w:val="%6."/>
+      <w:lvlJc w:val="right"/>
+      <w:pPr>
+        <w:ind w:left="4320" w:hanging="180"/>
+      </w:pPr>
+    </w:lvl>
+    <w:lvl w:ilvl="6" w:tplc="0809000F" w:tentative="1">
+      <w:start w:val="1"/>
+      <w:numFmt w:val="decimal"/>
+      <w:lvlText w:val="%7."/>
+      <w:lvlJc w:val="left"/>
+      <w:pPr>
+        <w:ind w:left="5040" w:hanging="360"/>
+      </w:pPr>
+    </w:lvl>
+    <w:lvl w:ilvl="7" w:tplc="08090019" w:tentative="1">
+      <w:start w:val="1"/>
+      <w:numFmt w:val="lowerLetter"/>
+      <w:lvlText w:val="%8."/>
+      <w:lvlJc w:val="left"/>
+      <w:pPr>
+        <w:ind w:left="5760" w:hanging="360"/>
+      </w:pPr>
+    </w:lvl>
+    <w:lvl w:ilvl="8" w:tplc="0809001B" w:tentative="1">
+      <w:start w:val="1"/>
+      <w:numFmt w:val="lowerRoman"/>
+      <w:lvlText w:val="%9."/>
+      <w:lvlJc w:val="right"/>
+      <w:pPr>
+        <w:ind w:left="6480" w:hanging="180"/>
+      </w:pPr>
+    </w:lvl>
+  </w:abstractNum>
+  <w:abstractNum w:abstractNumId="5" w15:restartNumberingAfterBreak="0">
+    <w:nsid w:val="1613791E"/>
+    <w:multiLevelType w:val="hybridMultilevel"/>
+    <w:tmpl w:val="ABE6282E"/>
+    <w:lvl w:ilvl="0" w:tplc="08090001">
+      <w:start w:val="1"/>
+      <w:numFmt w:val="bullet"/>
+      <w:lvlText w:val=""/>
+      <w:lvlJc w:val="left"/>
+      <w:pPr>
+        <w:ind w:left="1440" w:hanging="360"/>
+      </w:pPr>
+      <w:rPr>
+        <w:rFonts w:ascii="Symbol" w:hAnsi="Symbol" w:hint="default"/>
+      </w:rPr>
+    </w:lvl>
+    <w:lvl w:ilvl="1" w:tplc="08090003" w:tentative="1">
+      <w:start w:val="1"/>
+      <w:numFmt w:val="bullet"/>
+      <w:lvlText w:val="o"/>
+      <w:lvlJc w:val="left"/>
+      <w:pPr>
+        <w:ind w:left="2160" w:hanging="360"/>
+      </w:pPr>
+      <w:rPr>
+        <w:rFonts w:ascii="Courier New" w:hAnsi="Courier New" w:cs="Courier New" w:hint="default"/>
+      </w:rPr>
+    </w:lvl>
+    <w:lvl w:ilvl="2" w:tplc="08090005" w:tentative="1">
+      <w:start w:val="1"/>
+      <w:numFmt w:val="bullet"/>
+      <w:lvlText w:val=""/>
+      <w:lvlJc w:val="left"/>
+      <w:pPr>
+        <w:ind w:left="2880" w:hanging="360"/>
+      </w:pPr>
+      <w:rPr>
+        <w:rFonts w:ascii="Wingdings" w:hAnsi="Wingdings" w:hint="default"/>
+      </w:rPr>
+    </w:lvl>
+    <w:lvl w:ilvl="3" w:tplc="08090001" w:tentative="1">
+      <w:start w:val="1"/>
+      <w:numFmt w:val="bullet"/>
+      <w:lvlText w:val=""/>
+      <w:lvlJc w:val="left"/>
+      <w:pPr>
+        <w:ind w:left="3600" w:hanging="360"/>
+      </w:pPr>
+      <w:rPr>
+        <w:rFonts w:ascii="Symbol" w:hAnsi="Symbol" w:hint="default"/>
+      </w:rPr>
+    </w:lvl>
+    <w:lvl w:ilvl="4" w:tplc="08090003" w:tentative="1">
+      <w:start w:val="1"/>
+      <w:numFmt w:val="bullet"/>
+      <w:lvlText w:val="o"/>
+      <w:lvlJc w:val="left"/>
+      <w:pPr>
+        <w:ind w:left="4320" w:hanging="360"/>
+      </w:pPr>
+      <w:rPr>
+        <w:rFonts w:ascii="Courier New" w:hAnsi="Courier New" w:cs="Courier New" w:hint="default"/>
+      </w:rPr>
+    </w:lvl>
+    <w:lvl w:ilvl="5" w:tplc="08090005" w:tentative="1">
+      <w:start w:val="1"/>
+      <w:numFmt w:val="bullet"/>
+      <w:lvlText w:val=""/>
+      <w:lvlJc w:val="left"/>
+      <w:pPr>
+        <w:ind w:left="5040" w:hanging="360"/>
+      </w:pPr>
+      <w:rPr>
+        <w:rFonts w:ascii="Wingdings" w:hAnsi="Wingdings" w:hint="default"/>
+      </w:rPr>
+    </w:lvl>
+    <w:lvl w:ilvl="6" w:tplc="08090001" w:tentative="1">
+      <w:start w:val="1"/>
+      <w:numFmt w:val="bullet"/>
+      <w:lvlText w:val=""/>
+      <w:lvlJc w:val="left"/>
+      <w:pPr>
+        <w:ind w:left="5760" w:hanging="360"/>
+      </w:pPr>
+      <w:rPr>
+        <w:rFonts w:ascii="Symbol" w:hAnsi="Symbol" w:hint="default"/>
+      </w:rPr>
+    </w:lvl>
+    <w:lvl w:ilvl="7" w:tplc="08090003" w:tentative="1">
+      <w:start w:val="1"/>
+      <w:numFmt w:val="bullet"/>
+      <w:lvlText w:val="o"/>
+      <w:lvlJc w:val="left"/>
+      <w:pPr>
+        <w:ind w:left="6480" w:hanging="360"/>
+      </w:pPr>
+      <w:rPr>
+        <w:rFonts w:ascii="Courier New" w:hAnsi="Courier New" w:cs="Courier New" w:hint="default"/>
+      </w:rPr>
+    </w:lvl>
+    <w:lvl w:ilvl="8" w:tplc="08090005" w:tentative="1">
+      <w:start w:val="1"/>
+      <w:numFmt w:val="bullet"/>
+      <w:lvlText w:val=""/>
+      <w:lvlJc w:val="left"/>
+      <w:pPr>
+        <w:ind w:left="7200" w:hanging="360"/>
+      </w:pPr>
+      <w:rPr>
+        <w:rFonts w:ascii="Wingdings" w:hAnsi="Wingdings" w:hint="default"/>
+      </w:rPr>
+    </w:lvl>
+  </w:abstractNum>
+  <w:abstractNum w:abstractNumId="6" w15:restartNumberingAfterBreak="0">
+    <w:nsid w:val="1A4803E7"/>
+    <w:multiLevelType w:val="hybridMultilevel"/>
+    <w:tmpl w:val="D36690AE"/>
+    <w:lvl w:ilvl="0" w:tplc="08090001">
+      <w:start w:val="1"/>
+      <w:numFmt w:val="bullet"/>
+      <w:lvlText w:val=""/>
+      <w:lvlJc w:val="left"/>
+      <w:pPr>
+        <w:ind w:left="1440" w:hanging="360"/>
+      </w:pPr>
+      <w:rPr>
+        <w:rFonts w:ascii="Symbol" w:hAnsi="Symbol" w:hint="default"/>
+      </w:rPr>
+    </w:lvl>
+    <w:lvl w:ilvl="1" w:tplc="08090003" w:tentative="1">
+      <w:start w:val="1"/>
+      <w:numFmt w:val="bullet"/>
+      <w:lvlText w:val="o"/>
+      <w:lvlJc w:val="left"/>
+      <w:pPr>
+        <w:ind w:left="2160" w:hanging="360"/>
+      </w:pPr>
+      <w:rPr>
+        <w:rFonts w:ascii="Courier New" w:hAnsi="Courier New" w:cs="Courier New" w:hint="default"/>
+      </w:rPr>
+    </w:lvl>
+    <w:lvl w:ilvl="2" w:tplc="08090005" w:tentative="1">
+      <w:start w:val="1"/>
+      <w:numFmt w:val="bullet"/>
+      <w:lvlText w:val=""/>
+      <w:lvlJc w:val="left"/>
+      <w:pPr>
+        <w:ind w:left="2880" w:hanging="360"/>
+      </w:pPr>
+      <w:rPr>
+        <w:rFonts w:ascii="Wingdings" w:hAnsi="Wingdings" w:hint="default"/>
+      </w:rPr>
+    </w:lvl>
+    <w:lvl w:ilvl="3" w:tplc="08090001" w:tentative="1">
+      <w:start w:val="1"/>
+      <w:numFmt w:val="bullet"/>
+      <w:lvlText w:val=""/>
+      <w:lvlJc w:val="left"/>
+      <w:pPr>
+        <w:ind w:left="3600" w:hanging="360"/>
+      </w:pPr>
+      <w:rPr>
+        <w:rFonts w:ascii="Symbol" w:hAnsi="Symbol" w:hint="default"/>
+      </w:rPr>
+    </w:lvl>
+    <w:lvl w:ilvl="4" w:tplc="08090003" w:tentative="1">
+      <w:start w:val="1"/>
+      <w:numFmt w:val="bullet"/>
+      <w:lvlText w:val="o"/>
+      <w:lvlJc w:val="left"/>
+      <w:pPr>
+        <w:ind w:left="4320" w:hanging="360"/>
+      </w:pPr>
+      <w:rPr>
+        <w:rFonts w:ascii="Courier New" w:hAnsi="Courier New" w:cs="Courier New" w:hint="default"/>
+      </w:rPr>
+    </w:lvl>
+    <w:lvl w:ilvl="5" w:tplc="08090005" w:tentative="1">
+      <w:start w:val="1"/>
+      <w:numFmt w:val="bullet"/>
+      <w:lvlText w:val=""/>
+      <w:lvlJc w:val="left"/>
+      <w:pPr>
+        <w:ind w:left="5040" w:hanging="360"/>
+      </w:pPr>
+      <w:rPr>
+        <w:rFonts w:ascii="Wingdings" w:hAnsi="Wingdings" w:hint="default"/>
+      </w:rPr>
+    </w:lvl>
+    <w:lvl w:ilvl="6" w:tplc="08090001" w:tentative="1">
+      <w:start w:val="1"/>
+      <w:numFmt w:val="bullet"/>
+      <w:lvlText w:val=""/>
+      <w:lvlJc w:val="left"/>
+      <w:pPr>
+        <w:ind w:left="5760" w:hanging="360"/>
+      </w:pPr>
+      <w:rPr>
+        <w:rFonts w:ascii="Symbol" w:hAnsi="Symbol" w:hint="default"/>
+      </w:rPr>
+    </w:lvl>
+    <w:lvl w:ilvl="7" w:tplc="08090003" w:tentative="1">
+      <w:start w:val="1"/>
+      <w:numFmt w:val="bullet"/>
+      <w:lvlText w:val="o"/>
+      <w:lvlJc w:val="left"/>
+      <w:pPr>
+        <w:ind w:left="6480" w:hanging="360"/>
+      </w:pPr>
+      <w:rPr>
+        <w:rFonts w:ascii="Courier New" w:hAnsi="Courier New" w:cs="Courier New" w:hint="default"/>
+      </w:rPr>
+    </w:lvl>
+    <w:lvl w:ilvl="8" w:tplc="08090005" w:tentative="1">
+      <w:start w:val="1"/>
+      <w:numFmt w:val="bullet"/>
+      <w:lvlText w:val=""/>
+      <w:lvlJc w:val="left"/>
+      <w:pPr>
+        <w:ind w:left="7200" w:hanging="360"/>
+      </w:pPr>
+      <w:rPr>
+        <w:rFonts w:ascii="Wingdings" w:hAnsi="Wingdings" w:hint="default"/>
+      </w:rPr>
+    </w:lvl>
+  </w:abstractNum>
+  <w:abstractNum w:abstractNumId="7" w15:restartNumberingAfterBreak="0">
+    <w:nsid w:val="1AF721DE"/>
+    <w:multiLevelType w:val="hybridMultilevel"/>
+    <w:tmpl w:val="E516FFEC"/>
+    <w:lvl w:ilvl="0" w:tplc="08090001">
+      <w:start w:val="1"/>
+      <w:numFmt w:val="bullet"/>
+      <w:lvlText w:val=""/>
+      <w:lvlJc w:val="left"/>
+      <w:pPr>
+        <w:ind w:left="1440" w:hanging="360"/>
+      </w:pPr>
+      <w:rPr>
+        <w:rFonts w:ascii="Symbol" w:hAnsi="Symbol" w:hint="default"/>
+      </w:rPr>
+    </w:lvl>
+    <w:lvl w:ilvl="1" w:tplc="08090003" w:tentative="1">
+      <w:start w:val="1"/>
+      <w:numFmt w:val="bullet"/>
+      <w:lvlText w:val="o"/>
+      <w:lvlJc w:val="left"/>
+      <w:pPr>
+        <w:ind w:left="2160" w:hanging="360"/>
+      </w:pPr>
+      <w:rPr>
+        <w:rFonts w:ascii="Courier New" w:hAnsi="Courier New" w:cs="Courier New" w:hint="default"/>
+      </w:rPr>
+    </w:lvl>
+    <w:lvl w:ilvl="2" w:tplc="08090005" w:tentative="1">
+      <w:start w:val="1"/>
+      <w:numFmt w:val="bullet"/>
+      <w:lvlText w:val=""/>
+      <w:lvlJc w:val="left"/>
+      <w:pPr>
+        <w:ind w:left="2880" w:hanging="360"/>
+      </w:pPr>
+      <w:rPr>
+        <w:rFonts w:ascii="Wingdings" w:hAnsi="Wingdings" w:hint="default"/>
+      </w:rPr>
+    </w:lvl>
+    <w:lvl w:ilvl="3" w:tplc="08090001" w:tentative="1">
+      <w:start w:val="1"/>
+      <w:numFmt w:val="bullet"/>
+      <w:lvlText w:val=""/>
+      <w:lvlJc w:val="left"/>
+      <w:pPr>
+        <w:ind w:left="3600" w:hanging="360"/>
+      </w:pPr>
+      <w:rPr>
+        <w:rFonts w:ascii="Symbol" w:hAnsi="Symbol" w:hint="default"/>
+      </w:rPr>
+    </w:lvl>
+    <w:lvl w:ilvl="4" w:tplc="08090003" w:tentative="1">
+      <w:start w:val="1"/>
+      <w:numFmt w:val="bullet"/>
+      <w:lvlText w:val="o"/>
+      <w:lvlJc w:val="left"/>
+      <w:pPr>
+        <w:ind w:left="4320" w:hanging="360"/>
+      </w:pPr>
+      <w:rPr>
+        <w:rFonts w:ascii="Courier New" w:hAnsi="Courier New" w:cs="Courier New" w:hint="default"/>
+      </w:rPr>
+    </w:lvl>
+    <w:lvl w:ilvl="5" w:tplc="08090005" w:tentative="1">
+      <w:start w:val="1"/>
+      <w:numFmt w:val="bullet"/>
+      <w:lvlText w:val=""/>
+      <w:lvlJc w:val="left"/>
+      <w:pPr>
+        <w:ind w:left="5040" w:hanging="360"/>
+      </w:pPr>
+      <w:rPr>
+        <w:rFonts w:ascii="Wingdings" w:hAnsi="Wingdings" w:hint="default"/>
+      </w:rPr>
+    </w:lvl>
+    <w:lvl w:ilvl="6" w:tplc="08090001" w:tentative="1">
+      <w:start w:val="1"/>
+      <w:numFmt w:val="bullet"/>
+      <w:lvlText w:val=""/>
+      <w:lvlJc w:val="left"/>
+      <w:pPr>
+        <w:ind w:left="5760" w:hanging="360"/>
+      </w:pPr>
+      <w:rPr>
+        <w:rFonts w:ascii="Symbol" w:hAnsi="Symbol" w:hint="default"/>
+      </w:rPr>
+    </w:lvl>
+    <w:lvl w:ilvl="7" w:tplc="08090003" w:tentative="1">
+      <w:start w:val="1"/>
+      <w:numFmt w:val="bullet"/>
+      <w:lvlText w:val="o"/>
+      <w:lvlJc w:val="left"/>
+      <w:pPr>
+        <w:ind w:left="6480" w:hanging="360"/>
+      </w:pPr>
+      <w:rPr>
+        <w:rFonts w:ascii="Courier New" w:hAnsi="Courier New" w:cs="Courier New" w:hint="default"/>
+      </w:rPr>
+    </w:lvl>
+    <w:lvl w:ilvl="8" w:tplc="08090005" w:tentative="1">
+      <w:start w:val="1"/>
+      <w:numFmt w:val="bullet"/>
+      <w:lvlText w:val=""/>
+      <w:lvlJc w:val="left"/>
+      <w:pPr>
+        <w:ind w:left="7200" w:hanging="360"/>
+      </w:pPr>
+      <w:rPr>
+        <w:rFonts w:ascii="Wingdings" w:hAnsi="Wingdings" w:hint="default"/>
+      </w:rPr>
+    </w:lvl>
+  </w:abstractNum>
+  <w:abstractNum w:abstractNumId="8" w15:restartNumberingAfterBreak="0">
     <w:nsid w:val="2BEC2E56"/>
     <w:multiLevelType w:val="hybridMultilevel"/>
     <w:tmpl w:val="A278598A"/>
@@ -415,8 +4874,1254 @@
       </w:rPr>
     </w:lvl>
   </w:abstractNum>
+  <w:abstractNum w:abstractNumId="9" w15:restartNumberingAfterBreak="0">
+    <w:nsid w:val="3B3D5E85"/>
+    <w:multiLevelType w:val="hybridMultilevel"/>
+    <w:tmpl w:val="D9402682"/>
+    <w:lvl w:ilvl="0" w:tplc="08090001">
+      <w:start w:val="1"/>
+      <w:numFmt w:val="bullet"/>
+      <w:lvlText w:val=""/>
+      <w:lvlJc w:val="left"/>
+      <w:pPr>
+        <w:ind w:left="1440" w:hanging="360"/>
+      </w:pPr>
+      <w:rPr>
+        <w:rFonts w:ascii="Symbol" w:hAnsi="Symbol" w:hint="default"/>
+      </w:rPr>
+    </w:lvl>
+    <w:lvl w:ilvl="1" w:tplc="08090003" w:tentative="1">
+      <w:start w:val="1"/>
+      <w:numFmt w:val="bullet"/>
+      <w:lvlText w:val="o"/>
+      <w:lvlJc w:val="left"/>
+      <w:pPr>
+        <w:ind w:left="2160" w:hanging="360"/>
+      </w:pPr>
+      <w:rPr>
+        <w:rFonts w:ascii="Courier New" w:hAnsi="Courier New" w:cs="Courier New" w:hint="default"/>
+      </w:rPr>
+    </w:lvl>
+    <w:lvl w:ilvl="2" w:tplc="08090005" w:tentative="1">
+      <w:start w:val="1"/>
+      <w:numFmt w:val="bullet"/>
+      <w:lvlText w:val=""/>
+      <w:lvlJc w:val="left"/>
+      <w:pPr>
+        <w:ind w:left="2880" w:hanging="360"/>
+      </w:pPr>
+      <w:rPr>
+        <w:rFonts w:ascii="Wingdings" w:hAnsi="Wingdings" w:hint="default"/>
+      </w:rPr>
+    </w:lvl>
+    <w:lvl w:ilvl="3" w:tplc="08090001" w:tentative="1">
+      <w:start w:val="1"/>
+      <w:numFmt w:val="bullet"/>
+      <w:lvlText w:val=""/>
+      <w:lvlJc w:val="left"/>
+      <w:pPr>
+        <w:ind w:left="3600" w:hanging="360"/>
+      </w:pPr>
+      <w:rPr>
+        <w:rFonts w:ascii="Symbol" w:hAnsi="Symbol" w:hint="default"/>
+      </w:rPr>
+    </w:lvl>
+    <w:lvl w:ilvl="4" w:tplc="08090003" w:tentative="1">
+      <w:start w:val="1"/>
+      <w:numFmt w:val="bullet"/>
+      <w:lvlText w:val="o"/>
+      <w:lvlJc w:val="left"/>
+      <w:pPr>
+        <w:ind w:left="4320" w:hanging="360"/>
+      </w:pPr>
+      <w:rPr>
+        <w:rFonts w:ascii="Courier New" w:hAnsi="Courier New" w:cs="Courier New" w:hint="default"/>
+      </w:rPr>
+    </w:lvl>
+    <w:lvl w:ilvl="5" w:tplc="08090005" w:tentative="1">
+      <w:start w:val="1"/>
+      <w:numFmt w:val="bullet"/>
+      <w:lvlText w:val=""/>
+      <w:lvlJc w:val="left"/>
+      <w:pPr>
+        <w:ind w:left="5040" w:hanging="360"/>
+      </w:pPr>
+      <w:rPr>
+        <w:rFonts w:ascii="Wingdings" w:hAnsi="Wingdings" w:hint="default"/>
+      </w:rPr>
+    </w:lvl>
+    <w:lvl w:ilvl="6" w:tplc="08090001" w:tentative="1">
+      <w:start w:val="1"/>
+      <w:numFmt w:val="bullet"/>
+      <w:lvlText w:val=""/>
+      <w:lvlJc w:val="left"/>
+      <w:pPr>
+        <w:ind w:left="5760" w:hanging="360"/>
+      </w:pPr>
+      <w:rPr>
+        <w:rFonts w:ascii="Symbol" w:hAnsi="Symbol" w:hint="default"/>
+      </w:rPr>
+    </w:lvl>
+    <w:lvl w:ilvl="7" w:tplc="08090003" w:tentative="1">
+      <w:start w:val="1"/>
+      <w:numFmt w:val="bullet"/>
+      <w:lvlText w:val="o"/>
+      <w:lvlJc w:val="left"/>
+      <w:pPr>
+        <w:ind w:left="6480" w:hanging="360"/>
+      </w:pPr>
+      <w:rPr>
+        <w:rFonts w:ascii="Courier New" w:hAnsi="Courier New" w:cs="Courier New" w:hint="default"/>
+      </w:rPr>
+    </w:lvl>
+    <w:lvl w:ilvl="8" w:tplc="08090005" w:tentative="1">
+      <w:start w:val="1"/>
+      <w:numFmt w:val="bullet"/>
+      <w:lvlText w:val=""/>
+      <w:lvlJc w:val="left"/>
+      <w:pPr>
+        <w:ind w:left="7200" w:hanging="360"/>
+      </w:pPr>
+      <w:rPr>
+        <w:rFonts w:ascii="Wingdings" w:hAnsi="Wingdings" w:hint="default"/>
+      </w:rPr>
+    </w:lvl>
+  </w:abstractNum>
+  <w:abstractNum w:abstractNumId="10" w15:restartNumberingAfterBreak="0">
+    <w:nsid w:val="428C39C5"/>
+    <w:multiLevelType w:val="hybridMultilevel"/>
+    <w:tmpl w:val="25080222"/>
+    <w:lvl w:ilvl="0" w:tplc="0809000F">
+      <w:start w:val="1"/>
+      <w:numFmt w:val="decimal"/>
+      <w:lvlText w:val="%1."/>
+      <w:lvlJc w:val="left"/>
+      <w:pPr>
+        <w:ind w:left="720" w:hanging="360"/>
+      </w:pPr>
+    </w:lvl>
+    <w:lvl w:ilvl="1" w:tplc="08090019">
+      <w:start w:val="1"/>
+      <w:numFmt w:val="lowerLetter"/>
+      <w:lvlText w:val="%2."/>
+      <w:lvlJc w:val="left"/>
+      <w:pPr>
+        <w:ind w:left="1440" w:hanging="360"/>
+      </w:pPr>
+    </w:lvl>
+    <w:lvl w:ilvl="2" w:tplc="0809001B" w:tentative="1">
+      <w:start w:val="1"/>
+      <w:numFmt w:val="lowerRoman"/>
+      <w:lvlText w:val="%3."/>
+      <w:lvlJc w:val="right"/>
+      <w:pPr>
+        <w:ind w:left="2160" w:hanging="180"/>
+      </w:pPr>
+    </w:lvl>
+    <w:lvl w:ilvl="3" w:tplc="0809000F" w:tentative="1">
+      <w:start w:val="1"/>
+      <w:numFmt w:val="decimal"/>
+      <w:lvlText w:val="%4."/>
+      <w:lvlJc w:val="left"/>
+      <w:pPr>
+        <w:ind w:left="2880" w:hanging="360"/>
+      </w:pPr>
+    </w:lvl>
+    <w:lvl w:ilvl="4" w:tplc="08090019" w:tentative="1">
+      <w:start w:val="1"/>
+      <w:numFmt w:val="lowerLetter"/>
+      <w:lvlText w:val="%5."/>
+      <w:lvlJc w:val="left"/>
+      <w:pPr>
+        <w:ind w:left="3600" w:hanging="360"/>
+      </w:pPr>
+    </w:lvl>
+    <w:lvl w:ilvl="5" w:tplc="0809001B" w:tentative="1">
+      <w:start w:val="1"/>
+      <w:numFmt w:val="lowerRoman"/>
+      <w:lvlText w:val="%6."/>
+      <w:lvlJc w:val="right"/>
+      <w:pPr>
+        <w:ind w:left="4320" w:hanging="180"/>
+      </w:pPr>
+    </w:lvl>
+    <w:lvl w:ilvl="6" w:tplc="0809000F" w:tentative="1">
+      <w:start w:val="1"/>
+      <w:numFmt w:val="decimal"/>
+      <w:lvlText w:val="%7."/>
+      <w:lvlJc w:val="left"/>
+      <w:pPr>
+        <w:ind w:left="5040" w:hanging="360"/>
+      </w:pPr>
+    </w:lvl>
+    <w:lvl w:ilvl="7" w:tplc="08090019" w:tentative="1">
+      <w:start w:val="1"/>
+      <w:numFmt w:val="lowerLetter"/>
+      <w:lvlText w:val="%8."/>
+      <w:lvlJc w:val="left"/>
+      <w:pPr>
+        <w:ind w:left="5760" w:hanging="360"/>
+      </w:pPr>
+    </w:lvl>
+    <w:lvl w:ilvl="8" w:tplc="0809001B" w:tentative="1">
+      <w:start w:val="1"/>
+      <w:numFmt w:val="lowerRoman"/>
+      <w:lvlText w:val="%9."/>
+      <w:lvlJc w:val="right"/>
+      <w:pPr>
+        <w:ind w:left="6480" w:hanging="180"/>
+      </w:pPr>
+    </w:lvl>
+  </w:abstractNum>
+  <w:abstractNum w:abstractNumId="11" w15:restartNumberingAfterBreak="0">
+    <w:nsid w:val="443C7CB7"/>
+    <w:multiLevelType w:val="hybridMultilevel"/>
+    <w:tmpl w:val="7C08C9C2"/>
+    <w:lvl w:ilvl="0" w:tplc="08090001">
+      <w:start w:val="1"/>
+      <w:numFmt w:val="bullet"/>
+      <w:lvlText w:val=""/>
+      <w:lvlJc w:val="left"/>
+      <w:pPr>
+        <w:ind w:left="1440" w:hanging="360"/>
+      </w:pPr>
+      <w:rPr>
+        <w:rFonts w:ascii="Symbol" w:hAnsi="Symbol" w:hint="default"/>
+      </w:rPr>
+    </w:lvl>
+    <w:lvl w:ilvl="1" w:tplc="08090003" w:tentative="1">
+      <w:start w:val="1"/>
+      <w:numFmt w:val="bullet"/>
+      <w:lvlText w:val="o"/>
+      <w:lvlJc w:val="left"/>
+      <w:pPr>
+        <w:ind w:left="2160" w:hanging="360"/>
+      </w:pPr>
+      <w:rPr>
+        <w:rFonts w:ascii="Courier New" w:hAnsi="Courier New" w:cs="Courier New" w:hint="default"/>
+      </w:rPr>
+    </w:lvl>
+    <w:lvl w:ilvl="2" w:tplc="08090005" w:tentative="1">
+      <w:start w:val="1"/>
+      <w:numFmt w:val="bullet"/>
+      <w:lvlText w:val=""/>
+      <w:lvlJc w:val="left"/>
+      <w:pPr>
+        <w:ind w:left="2880" w:hanging="360"/>
+      </w:pPr>
+      <w:rPr>
+        <w:rFonts w:ascii="Wingdings" w:hAnsi="Wingdings" w:hint="default"/>
+      </w:rPr>
+    </w:lvl>
+    <w:lvl w:ilvl="3" w:tplc="08090001" w:tentative="1">
+      <w:start w:val="1"/>
+      <w:numFmt w:val="bullet"/>
+      <w:lvlText w:val=""/>
+      <w:lvlJc w:val="left"/>
+      <w:pPr>
+        <w:ind w:left="3600" w:hanging="360"/>
+      </w:pPr>
+      <w:rPr>
+        <w:rFonts w:ascii="Symbol" w:hAnsi="Symbol" w:hint="default"/>
+      </w:rPr>
+    </w:lvl>
+    <w:lvl w:ilvl="4" w:tplc="08090003" w:tentative="1">
+      <w:start w:val="1"/>
+      <w:numFmt w:val="bullet"/>
+      <w:lvlText w:val="o"/>
+      <w:lvlJc w:val="left"/>
+      <w:pPr>
+        <w:ind w:left="4320" w:hanging="360"/>
+      </w:pPr>
+      <w:rPr>
+        <w:rFonts w:ascii="Courier New" w:hAnsi="Courier New" w:cs="Courier New" w:hint="default"/>
+      </w:rPr>
+    </w:lvl>
+    <w:lvl w:ilvl="5" w:tplc="08090005" w:tentative="1">
+      <w:start w:val="1"/>
+      <w:numFmt w:val="bullet"/>
+      <w:lvlText w:val=""/>
+      <w:lvlJc w:val="left"/>
+      <w:pPr>
+        <w:ind w:left="5040" w:hanging="360"/>
+      </w:pPr>
+      <w:rPr>
+        <w:rFonts w:ascii="Wingdings" w:hAnsi="Wingdings" w:hint="default"/>
+      </w:rPr>
+    </w:lvl>
+    <w:lvl w:ilvl="6" w:tplc="08090001" w:tentative="1">
+      <w:start w:val="1"/>
+      <w:numFmt w:val="bullet"/>
+      <w:lvlText w:val=""/>
+      <w:lvlJc w:val="left"/>
+      <w:pPr>
+        <w:ind w:left="5760" w:hanging="360"/>
+      </w:pPr>
+      <w:rPr>
+        <w:rFonts w:ascii="Symbol" w:hAnsi="Symbol" w:hint="default"/>
+      </w:rPr>
+    </w:lvl>
+    <w:lvl w:ilvl="7" w:tplc="08090003" w:tentative="1">
+      <w:start w:val="1"/>
+      <w:numFmt w:val="bullet"/>
+      <w:lvlText w:val="o"/>
+      <w:lvlJc w:val="left"/>
+      <w:pPr>
+        <w:ind w:left="6480" w:hanging="360"/>
+      </w:pPr>
+      <w:rPr>
+        <w:rFonts w:ascii="Courier New" w:hAnsi="Courier New" w:cs="Courier New" w:hint="default"/>
+      </w:rPr>
+    </w:lvl>
+    <w:lvl w:ilvl="8" w:tplc="08090005" w:tentative="1">
+      <w:start w:val="1"/>
+      <w:numFmt w:val="bullet"/>
+      <w:lvlText w:val=""/>
+      <w:lvlJc w:val="left"/>
+      <w:pPr>
+        <w:ind w:left="7200" w:hanging="360"/>
+      </w:pPr>
+      <w:rPr>
+        <w:rFonts w:ascii="Wingdings" w:hAnsi="Wingdings" w:hint="default"/>
+      </w:rPr>
+    </w:lvl>
+  </w:abstractNum>
+  <w:abstractNum w:abstractNumId="12" w15:restartNumberingAfterBreak="0">
+    <w:nsid w:val="48B502C8"/>
+    <w:multiLevelType w:val="hybridMultilevel"/>
+    <w:tmpl w:val="DA84789A"/>
+    <w:lvl w:ilvl="0" w:tplc="08090001">
+      <w:start w:val="1"/>
+      <w:numFmt w:val="bullet"/>
+      <w:lvlText w:val=""/>
+      <w:lvlJc w:val="left"/>
+      <w:pPr>
+        <w:ind w:left="3600" w:hanging="360"/>
+      </w:pPr>
+      <w:rPr>
+        <w:rFonts w:ascii="Symbol" w:hAnsi="Symbol" w:hint="default"/>
+      </w:rPr>
+    </w:lvl>
+    <w:lvl w:ilvl="1" w:tplc="08090003" w:tentative="1">
+      <w:start w:val="1"/>
+      <w:numFmt w:val="bullet"/>
+      <w:lvlText w:val="o"/>
+      <w:lvlJc w:val="left"/>
+      <w:pPr>
+        <w:ind w:left="4320" w:hanging="360"/>
+      </w:pPr>
+      <w:rPr>
+        <w:rFonts w:ascii="Courier New" w:hAnsi="Courier New" w:cs="Courier New" w:hint="default"/>
+      </w:rPr>
+    </w:lvl>
+    <w:lvl w:ilvl="2" w:tplc="08090005" w:tentative="1">
+      <w:start w:val="1"/>
+      <w:numFmt w:val="bullet"/>
+      <w:lvlText w:val=""/>
+      <w:lvlJc w:val="left"/>
+      <w:pPr>
+        <w:ind w:left="5040" w:hanging="360"/>
+      </w:pPr>
+      <w:rPr>
+        <w:rFonts w:ascii="Wingdings" w:hAnsi="Wingdings" w:hint="default"/>
+      </w:rPr>
+    </w:lvl>
+    <w:lvl w:ilvl="3" w:tplc="08090001" w:tentative="1">
+      <w:start w:val="1"/>
+      <w:numFmt w:val="bullet"/>
+      <w:lvlText w:val=""/>
+      <w:lvlJc w:val="left"/>
+      <w:pPr>
+        <w:ind w:left="5760" w:hanging="360"/>
+      </w:pPr>
+      <w:rPr>
+        <w:rFonts w:ascii="Symbol" w:hAnsi="Symbol" w:hint="default"/>
+      </w:rPr>
+    </w:lvl>
+    <w:lvl w:ilvl="4" w:tplc="08090003" w:tentative="1">
+      <w:start w:val="1"/>
+      <w:numFmt w:val="bullet"/>
+      <w:lvlText w:val="o"/>
+      <w:lvlJc w:val="left"/>
+      <w:pPr>
+        <w:ind w:left="6480" w:hanging="360"/>
+      </w:pPr>
+      <w:rPr>
+        <w:rFonts w:ascii="Courier New" w:hAnsi="Courier New" w:cs="Courier New" w:hint="default"/>
+      </w:rPr>
+    </w:lvl>
+    <w:lvl w:ilvl="5" w:tplc="08090005" w:tentative="1">
+      <w:start w:val="1"/>
+      <w:numFmt w:val="bullet"/>
+      <w:lvlText w:val=""/>
+      <w:lvlJc w:val="left"/>
+      <w:pPr>
+        <w:ind w:left="7200" w:hanging="360"/>
+      </w:pPr>
+      <w:rPr>
+        <w:rFonts w:ascii="Wingdings" w:hAnsi="Wingdings" w:hint="default"/>
+      </w:rPr>
+    </w:lvl>
+    <w:lvl w:ilvl="6" w:tplc="08090001" w:tentative="1">
+      <w:start w:val="1"/>
+      <w:numFmt w:val="bullet"/>
+      <w:lvlText w:val=""/>
+      <w:lvlJc w:val="left"/>
+      <w:pPr>
+        <w:ind w:left="7920" w:hanging="360"/>
+      </w:pPr>
+      <w:rPr>
+        <w:rFonts w:ascii="Symbol" w:hAnsi="Symbol" w:hint="default"/>
+      </w:rPr>
+    </w:lvl>
+    <w:lvl w:ilvl="7" w:tplc="08090003" w:tentative="1">
+      <w:start w:val="1"/>
+      <w:numFmt w:val="bullet"/>
+      <w:lvlText w:val="o"/>
+      <w:lvlJc w:val="left"/>
+      <w:pPr>
+        <w:ind w:left="8640" w:hanging="360"/>
+      </w:pPr>
+      <w:rPr>
+        <w:rFonts w:ascii="Courier New" w:hAnsi="Courier New" w:cs="Courier New" w:hint="default"/>
+      </w:rPr>
+    </w:lvl>
+    <w:lvl w:ilvl="8" w:tplc="08090005" w:tentative="1">
+      <w:start w:val="1"/>
+      <w:numFmt w:val="bullet"/>
+      <w:lvlText w:val=""/>
+      <w:lvlJc w:val="left"/>
+      <w:pPr>
+        <w:ind w:left="9360" w:hanging="360"/>
+      </w:pPr>
+      <w:rPr>
+        <w:rFonts w:ascii="Wingdings" w:hAnsi="Wingdings" w:hint="default"/>
+      </w:rPr>
+    </w:lvl>
+  </w:abstractNum>
+  <w:abstractNum w:abstractNumId="13" w15:restartNumberingAfterBreak="0">
+    <w:nsid w:val="4D1723A9"/>
+    <w:multiLevelType w:val="hybridMultilevel"/>
+    <w:tmpl w:val="8CA65E28"/>
+    <w:lvl w:ilvl="0" w:tplc="08090001">
+      <w:start w:val="1"/>
+      <w:numFmt w:val="bullet"/>
+      <w:lvlText w:val=""/>
+      <w:lvlJc w:val="left"/>
+      <w:pPr>
+        <w:ind w:left="1440" w:hanging="360"/>
+      </w:pPr>
+      <w:rPr>
+        <w:rFonts w:ascii="Symbol" w:hAnsi="Symbol" w:hint="default"/>
+      </w:rPr>
+    </w:lvl>
+    <w:lvl w:ilvl="1" w:tplc="08090003">
+      <w:start w:val="1"/>
+      <w:numFmt w:val="bullet"/>
+      <w:lvlText w:val="o"/>
+      <w:lvlJc w:val="left"/>
+      <w:pPr>
+        <w:ind w:left="2160" w:hanging="360"/>
+      </w:pPr>
+      <w:rPr>
+        <w:rFonts w:ascii="Courier New" w:hAnsi="Courier New" w:cs="Courier New" w:hint="default"/>
+      </w:rPr>
+    </w:lvl>
+    <w:lvl w:ilvl="2" w:tplc="08090005" w:tentative="1">
+      <w:start w:val="1"/>
+      <w:numFmt w:val="bullet"/>
+      <w:lvlText w:val=""/>
+      <w:lvlJc w:val="left"/>
+      <w:pPr>
+        <w:ind w:left="2880" w:hanging="360"/>
+      </w:pPr>
+      <w:rPr>
+        <w:rFonts w:ascii="Wingdings" w:hAnsi="Wingdings" w:hint="default"/>
+      </w:rPr>
+    </w:lvl>
+    <w:lvl w:ilvl="3" w:tplc="08090001" w:tentative="1">
+      <w:start w:val="1"/>
+      <w:numFmt w:val="bullet"/>
+      <w:lvlText w:val=""/>
+      <w:lvlJc w:val="left"/>
+      <w:pPr>
+        <w:ind w:left="3600" w:hanging="360"/>
+      </w:pPr>
+      <w:rPr>
+        <w:rFonts w:ascii="Symbol" w:hAnsi="Symbol" w:hint="default"/>
+      </w:rPr>
+    </w:lvl>
+    <w:lvl w:ilvl="4" w:tplc="08090003" w:tentative="1">
+      <w:start w:val="1"/>
+      <w:numFmt w:val="bullet"/>
+      <w:lvlText w:val="o"/>
+      <w:lvlJc w:val="left"/>
+      <w:pPr>
+        <w:ind w:left="4320" w:hanging="360"/>
+      </w:pPr>
+      <w:rPr>
+        <w:rFonts w:ascii="Courier New" w:hAnsi="Courier New" w:cs="Courier New" w:hint="default"/>
+      </w:rPr>
+    </w:lvl>
+    <w:lvl w:ilvl="5" w:tplc="08090005" w:tentative="1">
+      <w:start w:val="1"/>
+      <w:numFmt w:val="bullet"/>
+      <w:lvlText w:val=""/>
+      <w:lvlJc w:val="left"/>
+      <w:pPr>
+        <w:ind w:left="5040" w:hanging="360"/>
+      </w:pPr>
+      <w:rPr>
+        <w:rFonts w:ascii="Wingdings" w:hAnsi="Wingdings" w:hint="default"/>
+      </w:rPr>
+    </w:lvl>
+    <w:lvl w:ilvl="6" w:tplc="08090001" w:tentative="1">
+      <w:start w:val="1"/>
+      <w:numFmt w:val="bullet"/>
+      <w:lvlText w:val=""/>
+      <w:lvlJc w:val="left"/>
+      <w:pPr>
+        <w:ind w:left="5760" w:hanging="360"/>
+      </w:pPr>
+      <w:rPr>
+        <w:rFonts w:ascii="Symbol" w:hAnsi="Symbol" w:hint="default"/>
+      </w:rPr>
+    </w:lvl>
+    <w:lvl w:ilvl="7" w:tplc="08090003" w:tentative="1">
+      <w:start w:val="1"/>
+      <w:numFmt w:val="bullet"/>
+      <w:lvlText w:val="o"/>
+      <w:lvlJc w:val="left"/>
+      <w:pPr>
+        <w:ind w:left="6480" w:hanging="360"/>
+      </w:pPr>
+      <w:rPr>
+        <w:rFonts w:ascii="Courier New" w:hAnsi="Courier New" w:cs="Courier New" w:hint="default"/>
+      </w:rPr>
+    </w:lvl>
+    <w:lvl w:ilvl="8" w:tplc="08090005" w:tentative="1">
+      <w:start w:val="1"/>
+      <w:numFmt w:val="bullet"/>
+      <w:lvlText w:val=""/>
+      <w:lvlJc w:val="left"/>
+      <w:pPr>
+        <w:ind w:left="7200" w:hanging="360"/>
+      </w:pPr>
+      <w:rPr>
+        <w:rFonts w:ascii="Wingdings" w:hAnsi="Wingdings" w:hint="default"/>
+      </w:rPr>
+    </w:lvl>
+  </w:abstractNum>
+  <w:abstractNum w:abstractNumId="14" w15:restartNumberingAfterBreak="0">
+    <w:nsid w:val="4EBC5490"/>
+    <w:multiLevelType w:val="hybridMultilevel"/>
+    <w:tmpl w:val="A3D8FEE6"/>
+    <w:lvl w:ilvl="0" w:tplc="08090001">
+      <w:start w:val="1"/>
+      <w:numFmt w:val="bullet"/>
+      <w:lvlText w:val=""/>
+      <w:lvlJc w:val="left"/>
+      <w:pPr>
+        <w:ind w:left="1440" w:hanging="360"/>
+      </w:pPr>
+      <w:rPr>
+        <w:rFonts w:ascii="Symbol" w:hAnsi="Symbol" w:hint="default"/>
+      </w:rPr>
+    </w:lvl>
+    <w:lvl w:ilvl="1" w:tplc="08090003" w:tentative="1">
+      <w:start w:val="1"/>
+      <w:numFmt w:val="bullet"/>
+      <w:lvlText w:val="o"/>
+      <w:lvlJc w:val="left"/>
+      <w:pPr>
+        <w:ind w:left="2160" w:hanging="360"/>
+      </w:pPr>
+      <w:rPr>
+        <w:rFonts w:ascii="Courier New" w:hAnsi="Courier New" w:cs="Courier New" w:hint="default"/>
+      </w:rPr>
+    </w:lvl>
+    <w:lvl w:ilvl="2" w:tplc="08090005" w:tentative="1">
+      <w:start w:val="1"/>
+      <w:numFmt w:val="bullet"/>
+      <w:lvlText w:val=""/>
+      <w:lvlJc w:val="left"/>
+      <w:pPr>
+        <w:ind w:left="2880" w:hanging="360"/>
+      </w:pPr>
+      <w:rPr>
+        <w:rFonts w:ascii="Wingdings" w:hAnsi="Wingdings" w:hint="default"/>
+      </w:rPr>
+    </w:lvl>
+    <w:lvl w:ilvl="3" w:tplc="08090001" w:tentative="1">
+      <w:start w:val="1"/>
+      <w:numFmt w:val="bullet"/>
+      <w:lvlText w:val=""/>
+      <w:lvlJc w:val="left"/>
+      <w:pPr>
+        <w:ind w:left="3600" w:hanging="360"/>
+      </w:pPr>
+      <w:rPr>
+        <w:rFonts w:ascii="Symbol" w:hAnsi="Symbol" w:hint="default"/>
+      </w:rPr>
+    </w:lvl>
+    <w:lvl w:ilvl="4" w:tplc="08090003" w:tentative="1">
+      <w:start w:val="1"/>
+      <w:numFmt w:val="bullet"/>
+      <w:lvlText w:val="o"/>
+      <w:lvlJc w:val="left"/>
+      <w:pPr>
+        <w:ind w:left="4320" w:hanging="360"/>
+      </w:pPr>
+      <w:rPr>
+        <w:rFonts w:ascii="Courier New" w:hAnsi="Courier New" w:cs="Courier New" w:hint="default"/>
+      </w:rPr>
+    </w:lvl>
+    <w:lvl w:ilvl="5" w:tplc="08090005" w:tentative="1">
+      <w:start w:val="1"/>
+      <w:numFmt w:val="bullet"/>
+      <w:lvlText w:val=""/>
+      <w:lvlJc w:val="left"/>
+      <w:pPr>
+        <w:ind w:left="5040" w:hanging="360"/>
+      </w:pPr>
+      <w:rPr>
+        <w:rFonts w:ascii="Wingdings" w:hAnsi="Wingdings" w:hint="default"/>
+      </w:rPr>
+    </w:lvl>
+    <w:lvl w:ilvl="6" w:tplc="08090001" w:tentative="1">
+      <w:start w:val="1"/>
+      <w:numFmt w:val="bullet"/>
+      <w:lvlText w:val=""/>
+      <w:lvlJc w:val="left"/>
+      <w:pPr>
+        <w:ind w:left="5760" w:hanging="360"/>
+      </w:pPr>
+      <w:rPr>
+        <w:rFonts w:ascii="Symbol" w:hAnsi="Symbol" w:hint="default"/>
+      </w:rPr>
+    </w:lvl>
+    <w:lvl w:ilvl="7" w:tplc="08090003" w:tentative="1">
+      <w:start w:val="1"/>
+      <w:numFmt w:val="bullet"/>
+      <w:lvlText w:val="o"/>
+      <w:lvlJc w:val="left"/>
+      <w:pPr>
+        <w:ind w:left="6480" w:hanging="360"/>
+      </w:pPr>
+      <w:rPr>
+        <w:rFonts w:ascii="Courier New" w:hAnsi="Courier New" w:cs="Courier New" w:hint="default"/>
+      </w:rPr>
+    </w:lvl>
+    <w:lvl w:ilvl="8" w:tplc="08090005" w:tentative="1">
+      <w:start w:val="1"/>
+      <w:numFmt w:val="bullet"/>
+      <w:lvlText w:val=""/>
+      <w:lvlJc w:val="left"/>
+      <w:pPr>
+        <w:ind w:left="7200" w:hanging="360"/>
+      </w:pPr>
+      <w:rPr>
+        <w:rFonts w:ascii="Wingdings" w:hAnsi="Wingdings" w:hint="default"/>
+      </w:rPr>
+    </w:lvl>
+  </w:abstractNum>
+  <w:abstractNum w:abstractNumId="15" w15:restartNumberingAfterBreak="0">
+    <w:nsid w:val="546A2A60"/>
+    <w:multiLevelType w:val="hybridMultilevel"/>
+    <w:tmpl w:val="BF746542"/>
+    <w:lvl w:ilvl="0" w:tplc="08090001">
+      <w:start w:val="1"/>
+      <w:numFmt w:val="bullet"/>
+      <w:lvlText w:val=""/>
+      <w:lvlJc w:val="left"/>
+      <w:pPr>
+        <w:ind w:left="720" w:hanging="360"/>
+      </w:pPr>
+      <w:rPr>
+        <w:rFonts w:ascii="Symbol" w:hAnsi="Symbol" w:hint="default"/>
+      </w:rPr>
+    </w:lvl>
+    <w:lvl w:ilvl="1" w:tplc="08090003" w:tentative="1">
+      <w:start w:val="1"/>
+      <w:numFmt w:val="bullet"/>
+      <w:lvlText w:val="o"/>
+      <w:lvlJc w:val="left"/>
+      <w:pPr>
+        <w:ind w:left="1440" w:hanging="360"/>
+      </w:pPr>
+      <w:rPr>
+        <w:rFonts w:ascii="Courier New" w:hAnsi="Courier New" w:cs="Courier New" w:hint="default"/>
+      </w:rPr>
+    </w:lvl>
+    <w:lvl w:ilvl="2" w:tplc="08090005" w:tentative="1">
+      <w:start w:val="1"/>
+      <w:numFmt w:val="bullet"/>
+      <w:lvlText w:val=""/>
+      <w:lvlJc w:val="left"/>
+      <w:pPr>
+        <w:ind w:left="2160" w:hanging="360"/>
+      </w:pPr>
+      <w:rPr>
+        <w:rFonts w:ascii="Wingdings" w:hAnsi="Wingdings" w:hint="default"/>
+      </w:rPr>
+    </w:lvl>
+    <w:lvl w:ilvl="3" w:tplc="08090001" w:tentative="1">
+      <w:start w:val="1"/>
+      <w:numFmt w:val="bullet"/>
+      <w:lvlText w:val=""/>
+      <w:lvlJc w:val="left"/>
+      <w:pPr>
+        <w:ind w:left="2880" w:hanging="360"/>
+      </w:pPr>
+      <w:rPr>
+        <w:rFonts w:ascii="Symbol" w:hAnsi="Symbol" w:hint="default"/>
+      </w:rPr>
+    </w:lvl>
+    <w:lvl w:ilvl="4" w:tplc="08090003" w:tentative="1">
+      <w:start w:val="1"/>
+      <w:numFmt w:val="bullet"/>
+      <w:lvlText w:val="o"/>
+      <w:lvlJc w:val="left"/>
+      <w:pPr>
+        <w:ind w:left="3600" w:hanging="360"/>
+      </w:pPr>
+      <w:rPr>
+        <w:rFonts w:ascii="Courier New" w:hAnsi="Courier New" w:cs="Courier New" w:hint="default"/>
+      </w:rPr>
+    </w:lvl>
+    <w:lvl w:ilvl="5" w:tplc="08090005" w:tentative="1">
+      <w:start w:val="1"/>
+      <w:numFmt w:val="bullet"/>
+      <w:lvlText w:val=""/>
+      <w:lvlJc w:val="left"/>
+      <w:pPr>
+        <w:ind w:left="4320" w:hanging="360"/>
+      </w:pPr>
+      <w:rPr>
+        <w:rFonts w:ascii="Wingdings" w:hAnsi="Wingdings" w:hint="default"/>
+      </w:rPr>
+    </w:lvl>
+    <w:lvl w:ilvl="6" w:tplc="08090001" w:tentative="1">
+      <w:start w:val="1"/>
+      <w:numFmt w:val="bullet"/>
+      <w:lvlText w:val=""/>
+      <w:lvlJc w:val="left"/>
+      <w:pPr>
+        <w:ind w:left="5040" w:hanging="360"/>
+      </w:pPr>
+      <w:rPr>
+        <w:rFonts w:ascii="Symbol" w:hAnsi="Symbol" w:hint="default"/>
+      </w:rPr>
+    </w:lvl>
+    <w:lvl w:ilvl="7" w:tplc="08090003" w:tentative="1">
+      <w:start w:val="1"/>
+      <w:numFmt w:val="bullet"/>
+      <w:lvlText w:val="o"/>
+      <w:lvlJc w:val="left"/>
+      <w:pPr>
+        <w:ind w:left="5760" w:hanging="360"/>
+      </w:pPr>
+      <w:rPr>
+        <w:rFonts w:ascii="Courier New" w:hAnsi="Courier New" w:cs="Courier New" w:hint="default"/>
+      </w:rPr>
+    </w:lvl>
+    <w:lvl w:ilvl="8" w:tplc="08090005" w:tentative="1">
+      <w:start w:val="1"/>
+      <w:numFmt w:val="bullet"/>
+      <w:lvlText w:val=""/>
+      <w:lvlJc w:val="left"/>
+      <w:pPr>
+        <w:ind w:left="6480" w:hanging="360"/>
+      </w:pPr>
+      <w:rPr>
+        <w:rFonts w:ascii="Wingdings" w:hAnsi="Wingdings" w:hint="default"/>
+      </w:rPr>
+    </w:lvl>
+  </w:abstractNum>
+  <w:abstractNum w:abstractNumId="16" w15:restartNumberingAfterBreak="0">
+    <w:nsid w:val="57E370F4"/>
+    <w:multiLevelType w:val="hybridMultilevel"/>
+    <w:tmpl w:val="25080222"/>
+    <w:lvl w:ilvl="0" w:tplc="FFFFFFFF">
+      <w:start w:val="1"/>
+      <w:numFmt w:val="decimal"/>
+      <w:lvlText w:val="%1."/>
+      <w:lvlJc w:val="left"/>
+      <w:pPr>
+        <w:ind w:left="720" w:hanging="360"/>
+      </w:pPr>
+    </w:lvl>
+    <w:lvl w:ilvl="1" w:tplc="FFFFFFFF">
+      <w:start w:val="1"/>
+      <w:numFmt w:val="lowerLetter"/>
+      <w:lvlText w:val="%2."/>
+      <w:lvlJc w:val="left"/>
+      <w:pPr>
+        <w:ind w:left="1440" w:hanging="360"/>
+      </w:pPr>
+    </w:lvl>
+    <w:lvl w:ilvl="2" w:tplc="FFFFFFFF" w:tentative="1">
+      <w:start w:val="1"/>
+      <w:numFmt w:val="lowerRoman"/>
+      <w:lvlText w:val="%3."/>
+      <w:lvlJc w:val="right"/>
+      <w:pPr>
+        <w:ind w:left="2160" w:hanging="180"/>
+      </w:pPr>
+    </w:lvl>
+    <w:lvl w:ilvl="3" w:tplc="FFFFFFFF" w:tentative="1">
+      <w:start w:val="1"/>
+      <w:numFmt w:val="decimal"/>
+      <w:lvlText w:val="%4."/>
+      <w:lvlJc w:val="left"/>
+      <w:pPr>
+        <w:ind w:left="2880" w:hanging="360"/>
+      </w:pPr>
+    </w:lvl>
+    <w:lvl w:ilvl="4" w:tplc="FFFFFFFF" w:tentative="1">
+      <w:start w:val="1"/>
+      <w:numFmt w:val="lowerLetter"/>
+      <w:lvlText w:val="%5."/>
+      <w:lvlJc w:val="left"/>
+      <w:pPr>
+        <w:ind w:left="3600" w:hanging="360"/>
+      </w:pPr>
+    </w:lvl>
+    <w:lvl w:ilvl="5" w:tplc="FFFFFFFF" w:tentative="1">
+      <w:start w:val="1"/>
+      <w:numFmt w:val="lowerRoman"/>
+      <w:lvlText w:val="%6."/>
+      <w:lvlJc w:val="right"/>
+      <w:pPr>
+        <w:ind w:left="4320" w:hanging="180"/>
+      </w:pPr>
+    </w:lvl>
+    <w:lvl w:ilvl="6" w:tplc="FFFFFFFF" w:tentative="1">
+      <w:start w:val="1"/>
+      <w:numFmt w:val="decimal"/>
+      <w:lvlText w:val="%7."/>
+      <w:lvlJc w:val="left"/>
+      <w:pPr>
+        <w:ind w:left="5040" w:hanging="360"/>
+      </w:pPr>
+    </w:lvl>
+    <w:lvl w:ilvl="7" w:tplc="FFFFFFFF" w:tentative="1">
+      <w:start w:val="1"/>
+      <w:numFmt w:val="lowerLetter"/>
+      <w:lvlText w:val="%8."/>
+      <w:lvlJc w:val="left"/>
+      <w:pPr>
+        <w:ind w:left="5760" w:hanging="360"/>
+      </w:pPr>
+    </w:lvl>
+    <w:lvl w:ilvl="8" w:tplc="FFFFFFFF" w:tentative="1">
+      <w:start w:val="1"/>
+      <w:numFmt w:val="lowerRoman"/>
+      <w:lvlText w:val="%9."/>
+      <w:lvlJc w:val="right"/>
+      <w:pPr>
+        <w:ind w:left="6480" w:hanging="180"/>
+      </w:pPr>
+    </w:lvl>
+  </w:abstractNum>
+  <w:abstractNum w:abstractNumId="17" w15:restartNumberingAfterBreak="0">
+    <w:nsid w:val="60E5740C"/>
+    <w:multiLevelType w:val="hybridMultilevel"/>
+    <w:tmpl w:val="9F78264C"/>
+    <w:lvl w:ilvl="0" w:tplc="08090001">
+      <w:start w:val="1"/>
+      <w:numFmt w:val="bullet"/>
+      <w:lvlText w:val=""/>
+      <w:lvlJc w:val="left"/>
+      <w:pPr>
+        <w:ind w:left="1440" w:hanging="360"/>
+      </w:pPr>
+      <w:rPr>
+        <w:rFonts w:ascii="Symbol" w:hAnsi="Symbol" w:hint="default"/>
+      </w:rPr>
+    </w:lvl>
+    <w:lvl w:ilvl="1" w:tplc="08090003" w:tentative="1">
+      <w:start w:val="1"/>
+      <w:numFmt w:val="bullet"/>
+      <w:lvlText w:val="o"/>
+      <w:lvlJc w:val="left"/>
+      <w:pPr>
+        <w:ind w:left="2160" w:hanging="360"/>
+      </w:pPr>
+      <w:rPr>
+        <w:rFonts w:ascii="Courier New" w:hAnsi="Courier New" w:cs="Courier New" w:hint="default"/>
+      </w:rPr>
+    </w:lvl>
+    <w:lvl w:ilvl="2" w:tplc="08090005" w:tentative="1">
+      <w:start w:val="1"/>
+      <w:numFmt w:val="bullet"/>
+      <w:lvlText w:val=""/>
+      <w:lvlJc w:val="left"/>
+      <w:pPr>
+        <w:ind w:left="2880" w:hanging="360"/>
+      </w:pPr>
+      <w:rPr>
+        <w:rFonts w:ascii="Wingdings" w:hAnsi="Wingdings" w:hint="default"/>
+      </w:rPr>
+    </w:lvl>
+    <w:lvl w:ilvl="3" w:tplc="08090001" w:tentative="1">
+      <w:start w:val="1"/>
+      <w:numFmt w:val="bullet"/>
+      <w:lvlText w:val=""/>
+      <w:lvlJc w:val="left"/>
+      <w:pPr>
+        <w:ind w:left="3600" w:hanging="360"/>
+      </w:pPr>
+      <w:rPr>
+        <w:rFonts w:ascii="Symbol" w:hAnsi="Symbol" w:hint="default"/>
+      </w:rPr>
+    </w:lvl>
+    <w:lvl w:ilvl="4" w:tplc="08090003" w:tentative="1">
+      <w:start w:val="1"/>
+      <w:numFmt w:val="bullet"/>
+      <w:lvlText w:val="o"/>
+      <w:lvlJc w:val="left"/>
+      <w:pPr>
+        <w:ind w:left="4320" w:hanging="360"/>
+      </w:pPr>
+      <w:rPr>
+        <w:rFonts w:ascii="Courier New" w:hAnsi="Courier New" w:cs="Courier New" w:hint="default"/>
+      </w:rPr>
+    </w:lvl>
+    <w:lvl w:ilvl="5" w:tplc="08090005" w:tentative="1">
+      <w:start w:val="1"/>
+      <w:numFmt w:val="bullet"/>
+      <w:lvlText w:val=""/>
+      <w:lvlJc w:val="left"/>
+      <w:pPr>
+        <w:ind w:left="5040" w:hanging="360"/>
+      </w:pPr>
+      <w:rPr>
+        <w:rFonts w:ascii="Wingdings" w:hAnsi="Wingdings" w:hint="default"/>
+      </w:rPr>
+    </w:lvl>
+    <w:lvl w:ilvl="6" w:tplc="08090001" w:tentative="1">
+      <w:start w:val="1"/>
+      <w:numFmt w:val="bullet"/>
+      <w:lvlText w:val=""/>
+      <w:lvlJc w:val="left"/>
+      <w:pPr>
+        <w:ind w:left="5760" w:hanging="360"/>
+      </w:pPr>
+      <w:rPr>
+        <w:rFonts w:ascii="Symbol" w:hAnsi="Symbol" w:hint="default"/>
+      </w:rPr>
+    </w:lvl>
+    <w:lvl w:ilvl="7" w:tplc="08090003" w:tentative="1">
+      <w:start w:val="1"/>
+      <w:numFmt w:val="bullet"/>
+      <w:lvlText w:val="o"/>
+      <w:lvlJc w:val="left"/>
+      <w:pPr>
+        <w:ind w:left="6480" w:hanging="360"/>
+      </w:pPr>
+      <w:rPr>
+        <w:rFonts w:ascii="Courier New" w:hAnsi="Courier New" w:cs="Courier New" w:hint="default"/>
+      </w:rPr>
+    </w:lvl>
+    <w:lvl w:ilvl="8" w:tplc="08090005" w:tentative="1">
+      <w:start w:val="1"/>
+      <w:numFmt w:val="bullet"/>
+      <w:lvlText w:val=""/>
+      <w:lvlJc w:val="left"/>
+      <w:pPr>
+        <w:ind w:left="7200" w:hanging="360"/>
+      </w:pPr>
+      <w:rPr>
+        <w:rFonts w:ascii="Wingdings" w:hAnsi="Wingdings" w:hint="default"/>
+      </w:rPr>
+    </w:lvl>
+  </w:abstractNum>
+  <w:abstractNum w:abstractNumId="18" w15:restartNumberingAfterBreak="0">
+    <w:nsid w:val="686B0E01"/>
+    <w:multiLevelType w:val="hybridMultilevel"/>
+    <w:tmpl w:val="F9CA7FBC"/>
+    <w:lvl w:ilvl="0" w:tplc="08090001">
+      <w:start w:val="1"/>
+      <w:numFmt w:val="bullet"/>
+      <w:lvlText w:val=""/>
+      <w:lvlJc w:val="left"/>
+      <w:pPr>
+        <w:ind w:left="1440" w:hanging="360"/>
+      </w:pPr>
+      <w:rPr>
+        <w:rFonts w:ascii="Symbol" w:hAnsi="Symbol" w:hint="default"/>
+      </w:rPr>
+    </w:lvl>
+    <w:lvl w:ilvl="1" w:tplc="08090003" w:tentative="1">
+      <w:start w:val="1"/>
+      <w:numFmt w:val="bullet"/>
+      <w:lvlText w:val="o"/>
+      <w:lvlJc w:val="left"/>
+      <w:pPr>
+        <w:ind w:left="2160" w:hanging="360"/>
+      </w:pPr>
+      <w:rPr>
+        <w:rFonts w:ascii="Courier New" w:hAnsi="Courier New" w:cs="Courier New" w:hint="default"/>
+      </w:rPr>
+    </w:lvl>
+    <w:lvl w:ilvl="2" w:tplc="08090005" w:tentative="1">
+      <w:start w:val="1"/>
+      <w:numFmt w:val="bullet"/>
+      <w:lvlText w:val=""/>
+      <w:lvlJc w:val="left"/>
+      <w:pPr>
+        <w:ind w:left="2880" w:hanging="360"/>
+      </w:pPr>
+      <w:rPr>
+        <w:rFonts w:ascii="Wingdings" w:hAnsi="Wingdings" w:hint="default"/>
+      </w:rPr>
+    </w:lvl>
+    <w:lvl w:ilvl="3" w:tplc="08090001" w:tentative="1">
+      <w:start w:val="1"/>
+      <w:numFmt w:val="bullet"/>
+      <w:lvlText w:val=""/>
+      <w:lvlJc w:val="left"/>
+      <w:pPr>
+        <w:ind w:left="3600" w:hanging="360"/>
+      </w:pPr>
+      <w:rPr>
+        <w:rFonts w:ascii="Symbol" w:hAnsi="Symbol" w:hint="default"/>
+      </w:rPr>
+    </w:lvl>
+    <w:lvl w:ilvl="4" w:tplc="08090003" w:tentative="1">
+      <w:start w:val="1"/>
+      <w:numFmt w:val="bullet"/>
+      <w:lvlText w:val="o"/>
+      <w:lvlJc w:val="left"/>
+      <w:pPr>
+        <w:ind w:left="4320" w:hanging="360"/>
+      </w:pPr>
+      <w:rPr>
+        <w:rFonts w:ascii="Courier New" w:hAnsi="Courier New" w:cs="Courier New" w:hint="default"/>
+      </w:rPr>
+    </w:lvl>
+    <w:lvl w:ilvl="5" w:tplc="08090005" w:tentative="1">
+      <w:start w:val="1"/>
+      <w:numFmt w:val="bullet"/>
+      <w:lvlText w:val=""/>
+      <w:lvlJc w:val="left"/>
+      <w:pPr>
+        <w:ind w:left="5040" w:hanging="360"/>
+      </w:pPr>
+      <w:rPr>
+        <w:rFonts w:ascii="Wingdings" w:hAnsi="Wingdings" w:hint="default"/>
+      </w:rPr>
+    </w:lvl>
+    <w:lvl w:ilvl="6" w:tplc="08090001" w:tentative="1">
+      <w:start w:val="1"/>
+      <w:numFmt w:val="bullet"/>
+      <w:lvlText w:val=""/>
+      <w:lvlJc w:val="left"/>
+      <w:pPr>
+        <w:ind w:left="5760" w:hanging="360"/>
+      </w:pPr>
+      <w:rPr>
+        <w:rFonts w:ascii="Symbol" w:hAnsi="Symbol" w:hint="default"/>
+      </w:rPr>
+    </w:lvl>
+    <w:lvl w:ilvl="7" w:tplc="08090003" w:tentative="1">
+      <w:start w:val="1"/>
+      <w:numFmt w:val="bullet"/>
+      <w:lvlText w:val="o"/>
+      <w:lvlJc w:val="left"/>
+      <w:pPr>
+        <w:ind w:left="6480" w:hanging="360"/>
+      </w:pPr>
+      <w:rPr>
+        <w:rFonts w:ascii="Courier New" w:hAnsi="Courier New" w:cs="Courier New" w:hint="default"/>
+      </w:rPr>
+    </w:lvl>
+    <w:lvl w:ilvl="8" w:tplc="08090005" w:tentative="1">
+      <w:start w:val="1"/>
+      <w:numFmt w:val="bullet"/>
+      <w:lvlText w:val=""/>
+      <w:lvlJc w:val="left"/>
+      <w:pPr>
+        <w:ind w:left="7200" w:hanging="360"/>
+      </w:pPr>
+      <w:rPr>
+        <w:rFonts w:ascii="Wingdings" w:hAnsi="Wingdings" w:hint="default"/>
+      </w:rPr>
+    </w:lvl>
+  </w:abstractNum>
+  <w:abstractNum w:abstractNumId="19" w15:restartNumberingAfterBreak="0">
+    <w:nsid w:val="7AE03751"/>
+    <w:multiLevelType w:val="hybridMultilevel"/>
+    <w:tmpl w:val="B85C5690"/>
+    <w:lvl w:ilvl="0" w:tplc="08090001">
+      <w:start w:val="1"/>
+      <w:numFmt w:val="bullet"/>
+      <w:lvlText w:val=""/>
+      <w:lvlJc w:val="left"/>
+      <w:pPr>
+        <w:ind w:left="1440" w:hanging="360"/>
+      </w:pPr>
+      <w:rPr>
+        <w:rFonts w:ascii="Symbol" w:hAnsi="Symbol" w:hint="default"/>
+      </w:rPr>
+    </w:lvl>
+    <w:lvl w:ilvl="1" w:tplc="08090003" w:tentative="1">
+      <w:start w:val="1"/>
+      <w:numFmt w:val="bullet"/>
+      <w:lvlText w:val="o"/>
+      <w:lvlJc w:val="left"/>
+      <w:pPr>
+        <w:ind w:left="2160" w:hanging="360"/>
+      </w:pPr>
+      <w:rPr>
+        <w:rFonts w:ascii="Courier New" w:hAnsi="Courier New" w:cs="Courier New" w:hint="default"/>
+      </w:rPr>
+    </w:lvl>
+    <w:lvl w:ilvl="2" w:tplc="08090005" w:tentative="1">
+      <w:start w:val="1"/>
+      <w:numFmt w:val="bullet"/>
+      <w:lvlText w:val=""/>
+      <w:lvlJc w:val="left"/>
+      <w:pPr>
+        <w:ind w:left="2880" w:hanging="360"/>
+      </w:pPr>
+      <w:rPr>
+        <w:rFonts w:ascii="Wingdings" w:hAnsi="Wingdings" w:hint="default"/>
+      </w:rPr>
+    </w:lvl>
+    <w:lvl w:ilvl="3" w:tplc="08090001" w:tentative="1">
+      <w:start w:val="1"/>
+      <w:numFmt w:val="bullet"/>
+      <w:lvlText w:val=""/>
+      <w:lvlJc w:val="left"/>
+      <w:pPr>
+        <w:ind w:left="3600" w:hanging="360"/>
+      </w:pPr>
+      <w:rPr>
+        <w:rFonts w:ascii="Symbol" w:hAnsi="Symbol" w:hint="default"/>
+      </w:rPr>
+    </w:lvl>
+    <w:lvl w:ilvl="4" w:tplc="08090003" w:tentative="1">
+      <w:start w:val="1"/>
+      <w:numFmt w:val="bullet"/>
+      <w:lvlText w:val="o"/>
+      <w:lvlJc w:val="left"/>
+      <w:pPr>
+        <w:ind w:left="4320" w:hanging="360"/>
+      </w:pPr>
+      <w:rPr>
+        <w:rFonts w:ascii="Courier New" w:hAnsi="Courier New" w:cs="Courier New" w:hint="default"/>
+      </w:rPr>
+    </w:lvl>
+    <w:lvl w:ilvl="5" w:tplc="08090005" w:tentative="1">
+      <w:start w:val="1"/>
+      <w:numFmt w:val="bullet"/>
+      <w:lvlText w:val=""/>
+      <w:lvlJc w:val="left"/>
+      <w:pPr>
+        <w:ind w:left="5040" w:hanging="360"/>
+      </w:pPr>
+      <w:rPr>
+        <w:rFonts w:ascii="Wingdings" w:hAnsi="Wingdings" w:hint="default"/>
+      </w:rPr>
+    </w:lvl>
+    <w:lvl w:ilvl="6" w:tplc="08090001" w:tentative="1">
+      <w:start w:val="1"/>
+      <w:numFmt w:val="bullet"/>
+      <w:lvlText w:val=""/>
+      <w:lvlJc w:val="left"/>
+      <w:pPr>
+        <w:ind w:left="5760" w:hanging="360"/>
+      </w:pPr>
+      <w:rPr>
+        <w:rFonts w:ascii="Symbol" w:hAnsi="Symbol" w:hint="default"/>
+      </w:rPr>
+    </w:lvl>
+    <w:lvl w:ilvl="7" w:tplc="08090003" w:tentative="1">
+      <w:start w:val="1"/>
+      <w:numFmt w:val="bullet"/>
+      <w:lvlText w:val="o"/>
+      <w:lvlJc w:val="left"/>
+      <w:pPr>
+        <w:ind w:left="6480" w:hanging="360"/>
+      </w:pPr>
+      <w:rPr>
+        <w:rFonts w:ascii="Courier New" w:hAnsi="Courier New" w:cs="Courier New" w:hint="default"/>
+      </w:rPr>
+    </w:lvl>
+    <w:lvl w:ilvl="8" w:tplc="08090005" w:tentative="1">
+      <w:start w:val="1"/>
+      <w:numFmt w:val="bullet"/>
+      <w:lvlText w:val=""/>
+      <w:lvlJc w:val="left"/>
+      <w:pPr>
+        <w:ind w:left="7200" w:hanging="360"/>
+      </w:pPr>
+      <w:rPr>
+        <w:rFonts w:ascii="Wingdings" w:hAnsi="Wingdings" w:hint="default"/>
+      </w:rPr>
+    </w:lvl>
+  </w:abstractNum>
   <w:num w:numId="1" w16cid:durableId="1107702781">
+    <w:abstractNumId w:val="8"/>
+  </w:num>
+  <w:num w:numId="2" w16cid:durableId="854543166">
+    <w:abstractNumId w:val="10"/>
+  </w:num>
+  <w:num w:numId="3" w16cid:durableId="1760713127">
+    <w:abstractNumId w:val="5"/>
+  </w:num>
+  <w:num w:numId="4" w16cid:durableId="808060174">
+    <w:abstractNumId w:val="2"/>
+  </w:num>
+  <w:num w:numId="5" w16cid:durableId="453791110">
+    <w:abstractNumId w:val="13"/>
+  </w:num>
+  <w:num w:numId="6" w16cid:durableId="115216637">
+    <w:abstractNumId w:val="17"/>
+  </w:num>
+  <w:num w:numId="7" w16cid:durableId="2126457195">
+    <w:abstractNumId w:val="6"/>
+  </w:num>
+  <w:num w:numId="8" w16cid:durableId="126433935">
+    <w:abstractNumId w:val="14"/>
+  </w:num>
+  <w:num w:numId="9" w16cid:durableId="1399087888">
+    <w:abstractNumId w:val="9"/>
+  </w:num>
+  <w:num w:numId="10" w16cid:durableId="1601644022">
+    <w:abstractNumId w:val="7"/>
+  </w:num>
+  <w:num w:numId="11" w16cid:durableId="1779787708">
+    <w:abstractNumId w:val="18"/>
+  </w:num>
+  <w:num w:numId="12" w16cid:durableId="1759515922">
+    <w:abstractNumId w:val="3"/>
+  </w:num>
+  <w:num w:numId="13" w16cid:durableId="1632664694">
     <w:abstractNumId w:val="0"/>
+  </w:num>
+  <w:num w:numId="14" w16cid:durableId="377434407">
+    <w:abstractNumId w:val="16"/>
+  </w:num>
+  <w:num w:numId="15" w16cid:durableId="443234427">
+    <w:abstractNumId w:val="4"/>
+  </w:num>
+  <w:num w:numId="16" w16cid:durableId="1166479448">
+    <w:abstractNumId w:val="11"/>
+  </w:num>
+  <w:num w:numId="17" w16cid:durableId="499392283">
+    <w:abstractNumId w:val="1"/>
+  </w:num>
+  <w:num w:numId="18" w16cid:durableId="772435844">
+    <w:abstractNumId w:val="19"/>
+  </w:num>
+  <w:num w:numId="19" w16cid:durableId="1334525043">
+    <w:abstractNumId w:val="12"/>
+  </w:num>
+  <w:num w:numId="20" w16cid:durableId="1765300171">
+    <w:abstractNumId w:val="15"/>
   </w:num>
 </w:numbering>
 </file>
@@ -1338,6 +7043,158 @@
       <w:spacing w:val="5"/>
     </w:rPr>
   </w:style>
+  <w:style w:type="table" w:styleId="GridTable4-Accent1">
+    <w:name w:val="Grid Table 4 Accent 1"/>
+    <w:basedOn w:val="TableNormal"/>
+    <w:uiPriority w:val="49"/>
+    <w:rsid w:val="005E5145"/>
+    <w:pPr>
+      <w:spacing w:after="0" w:line="240" w:lineRule="auto"/>
+    </w:pPr>
+    <w:tblPr>
+      <w:tblStyleRowBandSize w:val="1"/>
+      <w:tblStyleColBandSize w:val="1"/>
+      <w:tblBorders>
+        <w:top w:val="single" w:sz="4" w:space="0" w:color="8EAADB" w:themeColor="accent1" w:themeTint="99"/>
+        <w:left w:val="single" w:sz="4" w:space="0" w:color="8EAADB" w:themeColor="accent1" w:themeTint="99"/>
+        <w:bottom w:val="single" w:sz="4" w:space="0" w:color="8EAADB" w:themeColor="accent1" w:themeTint="99"/>
+        <w:right w:val="single" w:sz="4" w:space="0" w:color="8EAADB" w:themeColor="accent1" w:themeTint="99"/>
+        <w:insideH w:val="single" w:sz="4" w:space="0" w:color="8EAADB" w:themeColor="accent1" w:themeTint="99"/>
+        <w:insideV w:val="single" w:sz="4" w:space="0" w:color="8EAADB" w:themeColor="accent1" w:themeTint="99"/>
+      </w:tblBorders>
+    </w:tblPr>
+    <w:tblStylePr w:type="firstRow">
+      <w:rPr>
+        <w:b/>
+        <w:bCs/>
+        <w:color w:val="FFFFFF" w:themeColor="background1"/>
+      </w:rPr>
+      <w:tblPr/>
+      <w:tcPr>
+        <w:tcBorders>
+          <w:top w:val="single" w:sz="4" w:space="0" w:color="4472C4" w:themeColor="accent1"/>
+          <w:left w:val="single" w:sz="4" w:space="0" w:color="4472C4" w:themeColor="accent1"/>
+          <w:bottom w:val="single" w:sz="4" w:space="0" w:color="4472C4" w:themeColor="accent1"/>
+          <w:right w:val="single" w:sz="4" w:space="0" w:color="4472C4" w:themeColor="accent1"/>
+          <w:insideH w:val="nil"/>
+          <w:insideV w:val="nil"/>
+        </w:tcBorders>
+        <w:shd w:val="clear" w:color="auto" w:fill="4472C4" w:themeFill="accent1"/>
+      </w:tcPr>
+    </w:tblStylePr>
+    <w:tblStylePr w:type="lastRow">
+      <w:rPr>
+        <w:b/>
+        <w:bCs/>
+      </w:rPr>
+      <w:tblPr/>
+      <w:tcPr>
+        <w:tcBorders>
+          <w:top w:val="double" w:sz="4" w:space="0" w:color="4472C4" w:themeColor="accent1"/>
+        </w:tcBorders>
+      </w:tcPr>
+    </w:tblStylePr>
+    <w:tblStylePr w:type="firstCol">
+      <w:rPr>
+        <w:b/>
+        <w:bCs/>
+      </w:rPr>
+    </w:tblStylePr>
+    <w:tblStylePr w:type="lastCol">
+      <w:rPr>
+        <w:b/>
+        <w:bCs/>
+      </w:rPr>
+    </w:tblStylePr>
+    <w:tblStylePr w:type="band1Vert">
+      <w:tblPr/>
+      <w:tcPr>
+        <w:shd w:val="clear" w:color="auto" w:fill="D9E2F3" w:themeFill="accent1" w:themeFillTint="33"/>
+      </w:tcPr>
+    </w:tblStylePr>
+    <w:tblStylePr w:type="band1Horz">
+      <w:tblPr/>
+      <w:tcPr>
+        <w:shd w:val="clear" w:color="auto" w:fill="D9E2F3" w:themeFill="accent1" w:themeFillTint="33"/>
+      </w:tcPr>
+    </w:tblStylePr>
+  </w:style>
+  <w:style w:type="table" w:styleId="GridTable4-Accent5">
+    <w:name w:val="Grid Table 4 Accent 5"/>
+    <w:basedOn w:val="TableNormal"/>
+    <w:uiPriority w:val="49"/>
+    <w:rsid w:val="00AE3D57"/>
+    <w:pPr>
+      <w:spacing w:after="0" w:line="240" w:lineRule="auto"/>
+    </w:pPr>
+    <w:tblPr>
+      <w:tblStyleRowBandSize w:val="1"/>
+      <w:tblStyleColBandSize w:val="1"/>
+      <w:tblBorders>
+        <w:top w:val="single" w:sz="4" w:space="0" w:color="9CC2E5" w:themeColor="accent5" w:themeTint="99"/>
+        <w:left w:val="single" w:sz="4" w:space="0" w:color="9CC2E5" w:themeColor="accent5" w:themeTint="99"/>
+        <w:bottom w:val="single" w:sz="4" w:space="0" w:color="9CC2E5" w:themeColor="accent5" w:themeTint="99"/>
+        <w:right w:val="single" w:sz="4" w:space="0" w:color="9CC2E5" w:themeColor="accent5" w:themeTint="99"/>
+        <w:insideH w:val="single" w:sz="4" w:space="0" w:color="9CC2E5" w:themeColor="accent5" w:themeTint="99"/>
+        <w:insideV w:val="single" w:sz="4" w:space="0" w:color="9CC2E5" w:themeColor="accent5" w:themeTint="99"/>
+      </w:tblBorders>
+    </w:tblPr>
+    <w:tblStylePr w:type="firstRow">
+      <w:rPr>
+        <w:b/>
+        <w:bCs/>
+        <w:color w:val="FFFFFF" w:themeColor="background1"/>
+      </w:rPr>
+      <w:tblPr/>
+      <w:tcPr>
+        <w:tcBorders>
+          <w:top w:val="single" w:sz="4" w:space="0" w:color="5B9BD5" w:themeColor="accent5"/>
+          <w:left w:val="single" w:sz="4" w:space="0" w:color="5B9BD5" w:themeColor="accent5"/>
+          <w:bottom w:val="single" w:sz="4" w:space="0" w:color="5B9BD5" w:themeColor="accent5"/>
+          <w:right w:val="single" w:sz="4" w:space="0" w:color="5B9BD5" w:themeColor="accent5"/>
+          <w:insideH w:val="nil"/>
+          <w:insideV w:val="nil"/>
+        </w:tcBorders>
+        <w:shd w:val="clear" w:color="auto" w:fill="5B9BD5" w:themeFill="accent5"/>
+      </w:tcPr>
+    </w:tblStylePr>
+    <w:tblStylePr w:type="lastRow">
+      <w:rPr>
+        <w:b/>
+        <w:bCs/>
+      </w:rPr>
+      <w:tblPr/>
+      <w:tcPr>
+        <w:tcBorders>
+          <w:top w:val="double" w:sz="4" w:space="0" w:color="5B9BD5" w:themeColor="accent5"/>
+        </w:tcBorders>
+      </w:tcPr>
+    </w:tblStylePr>
+    <w:tblStylePr w:type="firstCol">
+      <w:rPr>
+        <w:b/>
+        <w:bCs/>
+      </w:rPr>
+    </w:tblStylePr>
+    <w:tblStylePr w:type="lastCol">
+      <w:rPr>
+        <w:b/>
+        <w:bCs/>
+      </w:rPr>
+    </w:tblStylePr>
+    <w:tblStylePr w:type="band1Vert">
+      <w:tblPr/>
+      <w:tcPr>
+        <w:shd w:val="clear" w:color="auto" w:fill="DEEAF6" w:themeFill="accent5" w:themeFillTint="33"/>
+      </w:tcPr>
+    </w:tblStylePr>
+    <w:tblStylePr w:type="band1Horz">
+      <w:tblPr/>
+      <w:tcPr>
+        <w:shd w:val="clear" w:color="auto" w:fill="DEEAF6" w:themeFill="accent5" w:themeFillTint="33"/>
+      </w:tcPr>
+    </w:tblStylePr>
+  </w:style>
 </w:styles>
 </file>
 
